--- a/doc/paper_apiems2026/APIEMS2026_draft_ja.docx
+++ b/doc/paper_apiems2026/APIEMS2026_draft_ja.docx
@@ -2547,569 +2547,6 @@
         <w:t xml:space="preserve">——これが H1 の根幹である。</w:t>
       </w:r>
     </w:p>
-    <w:p>
-      <w:pPr>
-        <w:pStyle w:val="2"/>
-        <w:spacing w:before="90" w:after="20" w:line="240" w:lineRule="exact"/>
-      </w:pPr>
-      <w:r>
-        <w:rPr>
-          <w:rFonts w:ascii="Times New Roman" w:hAnsi="Times New Roman" w:cs="Times New Roman" w:eastAsia="ＭＳ 明朝"/>
-          <w:lang w:val="en-US" w:eastAsia="ja-JP"/>
-          <w:sz w:val="22"/>
-          <w:szCs w:val="22"/>
-        </w:rPr>
-        <w:t xml:space="preserve">3.3 安定性誘導演算子（PR・repair）と H2</w:t>
-      </w:r>
-    </w:p>
-    <w:p>
-      <w:pPr>
-        <w:pStyle w:val="a8"/>
-        <w:spacing w:line="240" w:lineRule="exact"/>
-        <w:jc w:val="both"/>
-      </w:pPr>
-      <w:r>
-        <w:rPr>
-          <w:rFonts w:ascii="Times New Roman" w:hAnsi="Times New Roman" w:cs="Times New Roman" w:eastAsia="ＭＳ 明朝"/>
-          <w:b/>
-          <w:lang w:val="en-US" w:eastAsia="ja-JP"/>
-        </w:rPr>
-        <w:t xml:space="preserve">Path Relinking（PR）.</w:t>
-      </w:r>
-      <w:r>
-        <w:rPr>
-          <w:rFonts w:ascii="Times New Roman" w:hAnsi="Times New Roman" w:cs="Times New Roman" w:eastAsia="ＭＳ 明朝"/>
-          <w:lang w:val="en-US" w:eastAsia="ja-JP"/>
-        </w:rPr>
-        <w:t xml:space="preserve"> PR は 2 つの高品質解を結ぶ経路上に優れた中間解が存在するという考えに基づく探索機構で、一般には Scatter Search 等と組み合わせ、エリート解プール内の解どうしを結ぶ形で用いられる (Glover et al., 2000; Peng et al., 2015)。本研究はこれを再スケジューリングの構造に合わせ、</w:t>
-      </w:r>
-      <w:r>
-        <w:rPr>
-          <w:rFonts w:ascii="Times New Roman" w:hAnsi="Times New Roman" w:cs="Times New Roman" w:eastAsia="ＭＳ 明朝"/>
-          <w:b/>
-          <w:lang w:val="en-US" w:eastAsia="ja-JP"/>
-        </w:rPr>
-        <w:t xml:space="preserve">guiding solution を外乱前スケジュール </w:t>
-      </w:r>
-      <w:r>
-        <w:rPr>
-          <w:rFonts w:ascii="Times New Roman" w:hAnsi="Times New Roman" w:cs="Times New Roman"/>
-          <w:b/>
-          <w:i/>
-        </w:rPr>
-        <w:t xml:space="preserve">S</w:t>
-      </w:r>
-      <w:r>
-        <w:rPr>
-          <w:rFonts w:ascii="Times New Roman" w:hAnsi="Times New Roman" w:cs="Times New Roman"/>
-          <w:b/>
-          <w:i/>
-          <w:vertAlign w:val="subscript"/>
-        </w:rPr>
-        <w:t xml:space="preserve">p</w:t>
-      </w:r>
-      <w:r>
-        <w:rPr>
-          <w:rFonts w:ascii="Times New Roman" w:hAnsi="Times New Roman" w:cs="Times New Roman" w:eastAsia="ＭＳ 明朝"/>
-          <w:b/>
-          <w:lang w:val="en-US" w:eastAsia="ja-JP"/>
-        </w:rPr>
-        <w:t xml:space="preserve"> の一点に固定する</w:t>
-      </w:r>
-      <w:r>
-        <w:rPr>
-          <w:rFonts w:ascii="Times New Roman" w:hAnsi="Times New Roman" w:cs="Times New Roman" w:eastAsia="ＭＳ 明朝"/>
-          <w:lang w:val="en-US" w:eastAsia="ja-JP"/>
-        </w:rPr>
-        <w:t xml:space="preserve">点が特徴である。すなわち現在の局所最適解（initiating）から </w:t>
-      </w:r>
-      <w:r>
-        <w:rPr>
-          <w:rFonts w:ascii="Times New Roman" w:hAnsi="Times New Roman" w:cs="Times New Roman"/>
-          <w:i/>
-        </w:rPr>
-        <w:t xml:space="preserve">S</w:t>
-      </w:r>
-      <w:r>
-        <w:rPr>
-          <w:rFonts w:ascii="Times New Roman" w:hAnsi="Times New Roman" w:cs="Times New Roman"/>
-          <w:i/>
-          <w:vertAlign w:val="subscript"/>
-        </w:rPr>
-        <w:t xml:space="preserve">p</w:t>
-      </w:r>
-      <w:r>
-        <w:rPr>
-          <w:rFonts w:ascii="Times New Roman" w:hAnsi="Times New Roman" w:cs="Times New Roman" w:eastAsia="ＭＳ 明朝"/>
-          <w:lang w:val="en-US" w:eastAsia="ja-JP"/>
-        </w:rPr>
-        <w:t xml:space="preserve">（guiding）へ向け、不一致位置を direct swap で 1 つずつ縮めながら経路を辿り、経路上最良解を返す。</w:t>
-      </w:r>
-      <w:r>
-        <w:rPr>
-          <w:rFonts w:ascii="Times New Roman" w:hAnsi="Times New Roman" w:cs="Times New Roman"/>
-          <w:i/>
-        </w:rPr>
-        <w:t xml:space="preserve">S</w:t>
-      </w:r>
-      <w:r>
-        <w:rPr>
-          <w:rFonts w:ascii="Times New Roman" w:hAnsi="Times New Roman" w:cs="Times New Roman"/>
-          <w:i/>
-          <w:vertAlign w:val="subscript"/>
-        </w:rPr>
-        <w:t xml:space="preserve">p</w:t>
-      </w:r>
-      <w:r>
-        <w:rPr>
-          <w:rFonts w:ascii="Times New Roman" w:hAnsi="Times New Roman" w:cs="Times New Roman" w:eastAsia="ＭＳ 明朝"/>
-          <w:lang w:val="en-US" w:eastAsia="ja-JP"/>
-        </w:rPr>
-        <w:t xml:space="preserve"> に固定する理由は、(a) </w:t>
-      </w:r>
-      <w:r>
-        <w:rPr>
-          <w:rFonts w:ascii="Times New Roman" w:hAnsi="Times New Roman" w:cs="Times New Roman"/>
-          <w:i/>
-        </w:rPr>
-        <w:t xml:space="preserve">S</w:t>
-      </w:r>
-      <w:r>
-        <w:rPr>
-          <w:rFonts w:ascii="Times New Roman" w:hAnsi="Times New Roman" w:cs="Times New Roman"/>
-          <w:i/>
-          <w:vertAlign w:val="subscript"/>
-        </w:rPr>
-        <w:t xml:space="preserve">p</w:t>
-      </w:r>
-      <w:r>
-        <w:rPr>
-          <w:rFonts w:ascii="Times New Roman" w:hAnsi="Times New Roman" w:cs="Times New Roman" w:eastAsia="ＭＳ 明朝"/>
-          <w:lang w:val="en-US" w:eastAsia="ja-JP"/>
-        </w:rPr>
-        <w:t xml:space="preserve"> が安定性目的の最適端点ゆえ PR を「安定性アンカーへの方向づけ移動」として一意に解釈できること、(b) </w:t>
-      </w:r>
-      <w:r>
-        <w:rPr>
-          <w:rFonts w:ascii="Times New Roman" w:hAnsi="Times New Roman" w:cs="Times New Roman"/>
-          <w:i/>
-        </w:rPr>
-        <w:t xml:space="preserve">F</w:t>
-      </w:r>
-      <w:r>
-        <w:rPr>
-          <w:rFonts w:ascii="Times New Roman" w:hAnsi="Times New Roman" w:cs="Times New Roman"/>
-        </w:rPr>
-        <w:t xml:space="preserve">(</w:t>
-      </w:r>
-      <w:r>
-        <w:rPr>
-          <w:rFonts w:ascii="Times New Roman" w:hAnsi="Times New Roman" w:cs="Times New Roman"/>
-          <w:i/>
-        </w:rPr>
-        <w:t xml:space="preserve">λ</w:t>
-      </w:r>
-      <w:r>
-        <w:rPr>
-          <w:rFonts w:ascii="Times New Roman" w:hAnsi="Times New Roman" w:cs="Times New Roman"/>
-        </w:rPr>
-        <w:t xml:space="preserve">)</w:t>
-      </w:r>
-      <w:r>
-        <w:rPr>
-          <w:rFonts w:ascii="Times New Roman" w:hAnsi="Times New Roman" w:cs="Times New Roman" w:eastAsia="ＭＳ 明朝"/>
-          <w:lang w:val="en-US" w:eastAsia="ja-JP"/>
-        </w:rPr>
-        <w:t xml:space="preserve"> 局所最適である </w:t>
-      </w:r>
-      <w:r>
-        <w:rPr>
-          <w:rFonts w:ascii="Times New Roman" w:hAnsi="Times New Roman" w:cs="Times New Roman"/>
-          <w:i/>
-        </w:rPr>
-        <w:t xml:space="preserve">S</w:t>
-      </w:r>
-      <w:r>
-        <w:rPr>
-          <w:rFonts w:ascii="Times New Roman" w:hAnsi="Times New Roman" w:cs="Times New Roman"/>
-          <w:vertAlign w:val="subscript"/>
-        </w:rPr>
-        <w:t xml:space="preserve">cur</w:t>
-      </w:r>
-      <w:r>
-        <w:rPr>
-          <w:rFonts w:ascii="Times New Roman" w:hAnsi="Times New Roman" w:cs="Times New Roman" w:eastAsia="ＭＳ 明朝"/>
-          <w:lang w:val="en-US" w:eastAsia="ja-JP"/>
-        </w:rPr>
-        <w:t xml:space="preserve"> と </w:t>
-      </w:r>
-      <w:r>
-        <w:rPr>
-          <w:rFonts w:ascii="Times New Roman" w:hAnsi="Times New Roman" w:cs="Times New Roman"/>
-          <w:i/>
-        </w:rPr>
-        <w:t xml:space="preserve">S</w:t>
-      </w:r>
-      <w:r>
-        <w:rPr>
-          <w:rFonts w:ascii="Times New Roman" w:hAnsi="Times New Roman" w:cs="Times New Roman"/>
-          <w:i/>
-          <w:vertAlign w:val="subscript"/>
-        </w:rPr>
-        <w:t xml:space="preserve">p</w:t>
-      </w:r>
-      <w:r>
-        <w:rPr>
-          <w:rFonts w:ascii="Times New Roman" w:hAnsi="Times New Roman" w:cs="Times New Roman" w:eastAsia="ＭＳ 明朝"/>
-          <w:lang w:val="en-US" w:eastAsia="ja-JP"/>
-        </w:rPr>
-        <w:t xml:space="preserve"> を結ぶ経路の中間解が MS–安定性トレードオフ上に並び Pareto 充填に直接寄与すること、である。ムーブは各ステップで実行可能な不一致 swap を 1 つランダムに選び評価回数を </w:t>
-      </w:r>
-      <w:r>
-        <w:rPr>
-          <w:rFonts w:ascii="Times New Roman" w:hAnsi="Times New Roman" w:cs="Times New Roman"/>
-          <w:i/>
-        </w:rPr>
-        <w:t xml:space="preserve">O</w:t>
-      </w:r>
-      <w:r>
-        <w:rPr>
-          <w:rFonts w:ascii="Times New Roman" w:hAnsi="Times New Roman" w:cs="Times New Roman"/>
-        </w:rPr>
-        <w:t xml:space="preserve">(</w:t>
-      </w:r>
-      <w:r>
-        <w:rPr>
-          <w:rFonts w:ascii="Times New Roman" w:hAnsi="Times New Roman" w:cs="Times New Roman"/>
-          <w:i/>
-        </w:rPr>
-        <w:t xml:space="preserve">d</w:t>
-      </w:r>
-      <w:r>
-        <w:rPr>
-          <w:rFonts w:ascii="Times New Roman" w:hAnsi="Times New Roman" w:cs="Times New Roman"/>
-        </w:rPr>
-        <w:t xml:space="preserve">)</w:t>
-      </w:r>
-      <w:r>
-        <w:rPr>
-          <w:rFonts w:ascii="Times New Roman" w:hAnsi="Times New Roman" w:cs="Times New Roman" w:eastAsia="ＭＳ 明朝"/>
-          <w:lang w:val="en-US" w:eastAsia="ja-JP"/>
-        </w:rPr>
-        <w:t xml:space="preserve">（</w:t>
-      </w:r>
-      <w:r>
-        <w:rPr>
-          <w:rFonts w:ascii="Times New Roman" w:hAnsi="Times New Roman" w:cs="Times New Roman"/>
-          <w:i/>
-        </w:rPr>
-        <w:t xml:space="preserve">d</w:t>
-      </w:r>
-      <w:r>
-        <w:rPr>
-          <w:rFonts w:ascii="Times New Roman" w:hAnsi="Times New Roman" w:cs="Times New Roman" w:eastAsia="ＭＳ 明朝"/>
-          <w:lang w:val="en-US" w:eastAsia="ja-JP"/>
-        </w:rPr>
-        <w:t xml:space="preserve">=不一致数）に抑える（best 選択 </w:t>
-      </w:r>
-      <w:r>
-        <w:rPr>
-          <w:rFonts w:ascii="Times New Roman" w:hAnsi="Times New Roman" w:cs="Times New Roman"/>
-          <w:i/>
-        </w:rPr>
-        <w:t xml:space="preserve">O</w:t>
-      </w:r>
-      <w:r>
-        <w:rPr>
-          <w:rFonts w:ascii="Times New Roman" w:hAnsi="Times New Roman" w:cs="Times New Roman"/>
-        </w:rPr>
-        <w:t xml:space="preserve">(</w:t>
-      </w:r>
-      <w:r>
-        <w:rPr>
-          <w:rFonts w:ascii="Times New Roman" w:hAnsi="Times New Roman" w:cs="Times New Roman"/>
-          <w:i/>
-        </w:rPr>
-        <w:t xml:space="preserve">d</w:t>
-      </w:r>
-      <w:r>
-        <w:rPr>
-          <w:rFonts w:ascii="Times New Roman" w:hAnsi="Times New Roman" w:cs="Times New Roman"/>
-          <w:vertAlign w:val="superscript"/>
-        </w:rPr>
-        <w:t xml:space="preserve">2</w:t>
-      </w:r>
-      <w:r>
-        <w:rPr>
-          <w:rFonts w:ascii="Times New Roman" w:hAnsi="Times New Roman" w:cs="Times New Roman"/>
-        </w:rPr>
-        <w:t xml:space="preserve">)</w:t>
-      </w:r>
-      <w:r>
-        <w:rPr>
-          <w:rFonts w:ascii="Times New Roman" w:hAnsi="Times New Roman" w:cs="Times New Roman" w:eastAsia="ＭＳ 明朝"/>
-          <w:lang w:val="en-US" w:eastAsia="ja-JP"/>
-        </w:rPr>
-        <w:t xml:space="preserve"> と HV 有意差なし・予備実験）。</w:t>
-      </w:r>
-    </w:p>
-    <w:p>
-      <w:pPr>
-        <w:pStyle w:val="a8"/>
-        <w:spacing w:line="240" w:lineRule="exact"/>
-        <w:jc w:val="both"/>
-      </w:pPr>
-      <w:r>
-        <w:rPr>
-          <w:rFonts w:ascii="Times New Roman" w:hAnsi="Times New Roman" w:cs="Times New Roman" w:eastAsia="ＭＳ 明朝"/>
-          <w:b/>
-          <w:lang w:val="en-US" w:eastAsia="ja-JP"/>
-        </w:rPr>
-        <w:t xml:space="preserve">Stability Repair Kick（以下 repair）.</w:t>
-      </w:r>
-      <w:r>
-        <w:rPr>
-          <w:rFonts w:ascii="Times New Roman" w:hAnsi="Times New Roman" w:cs="Times New Roman" w:eastAsia="ＭＳ 明朝"/>
-          <w:lang w:val="en-US" w:eastAsia="ja-JP"/>
-        </w:rPr>
-        <w:t xml:space="preserve"> PR の「</w:t>
-      </w:r>
-      <w:r>
-        <w:rPr>
-          <w:rFonts w:ascii="Times New Roman" w:hAnsi="Times New Roman" w:cs="Times New Roman"/>
-          <w:i/>
-        </w:rPr>
-        <w:t xml:space="preserve">S</w:t>
-      </w:r>
-      <w:r>
-        <w:rPr>
-          <w:rFonts w:ascii="Times New Roman" w:hAnsi="Times New Roman" w:cs="Times New Roman"/>
-          <w:i/>
-          <w:vertAlign w:val="subscript"/>
-        </w:rPr>
-        <w:t xml:space="preserve">p</w:t>
-      </w:r>
-      <w:r>
-        <w:rPr>
-          <w:rFonts w:ascii="Times New Roman" w:hAnsi="Times New Roman" w:cs="Times New Roman" w:eastAsia="ＭＳ 明朝"/>
-          <w:lang w:val="en-US" w:eastAsia="ja-JP"/>
-        </w:rPr>
-        <w:t xml:space="preserve"> への 1 ステップ近接」を ILS の摂動キックに転用したもので、PR を途中で打ち切った Mini-PR にあたる。停滞時に direct swap を数回適用して解を </w:t>
-      </w:r>
-      <w:r>
-        <w:rPr>
-          <w:rFonts w:ascii="Times New Roman" w:hAnsi="Times New Roman" w:cs="Times New Roman"/>
-          <w:i/>
-        </w:rPr>
-        <w:t xml:space="preserve">S</w:t>
-      </w:r>
-      <w:r>
-        <w:rPr>
-          <w:rFonts w:ascii="Times New Roman" w:hAnsi="Times New Roman" w:cs="Times New Roman"/>
-          <w:i/>
-          <w:vertAlign w:val="subscript"/>
-        </w:rPr>
-        <w:t xml:space="preserve">p</w:t>
-      </w:r>
-      <w:r>
-        <w:rPr>
-          <w:rFonts w:ascii="Times New Roman" w:hAnsi="Times New Roman" w:cs="Times New Roman" w:eastAsia="ＭＳ 明朝"/>
-          <w:lang w:val="en-US" w:eastAsia="ja-JP"/>
-        </w:rPr>
-        <w:t xml:space="preserve"> 方向へ引き寄せ（＝</w:t>
-      </w:r>
-      <w:r>
-        <w:rPr>
-          <w:rFonts w:ascii="Times New Roman" w:hAnsi="Times New Roman" w:cs="Times New Roman"/>
-          <w:i/>
-        </w:rPr>
-        <w:t xml:space="preserve">S</w:t>
-      </w:r>
-      <w:r>
-        <w:rPr>
-          <w:rFonts w:ascii="Times New Roman" w:hAnsi="Times New Roman" w:cs="Times New Roman"/>
-          <w:i/>
-          <w:vertAlign w:val="subscript"/>
-        </w:rPr>
-        <w:t xml:space="preserve">p</w:t>
-      </w:r>
-      <w:r>
-        <w:rPr>
-          <w:rFonts w:ascii="Times New Roman" w:hAnsi="Times New Roman" w:cs="Times New Roman" w:eastAsia="ＭＳ 明朝"/>
-          <w:lang w:val="en-US" w:eastAsia="ja-JP"/>
-        </w:rPr>
-        <w:t xml:space="preserve"> から漂って失った安定性を"修復"し）、局所探索を再出発させる。depth も鋸歯状に巡回させ安定性側フロントを面で覆う。</w:t>
-      </w:r>
-    </w:p>
-    <w:p>
-      <w:pPr>
-        <w:pStyle w:val="a8"/>
-        <w:spacing w:line="240" w:lineRule="exact"/>
-        <w:jc w:val="both"/>
-      </w:pPr>
-      <w:r>
-        <w:rPr>
-          <w:rFonts w:ascii="Times New Roman" w:hAnsi="Times New Roman" w:cs="Times New Roman" w:eastAsia="ＭＳ 明朝"/>
-          <w:b/>
-          <w:lang w:val="en-US" w:eastAsia="ja-JP"/>
-        </w:rPr>
-        <w:t xml:space="preserve">H2（補完仮説）.</w:t>
-      </w:r>
-      <w:r>
-        <w:rPr>
-          <w:rFonts w:ascii="Times New Roman" w:hAnsi="Times New Roman" w:cs="Times New Roman" w:eastAsia="ＭＳ 明朝"/>
-          <w:lang w:val="en-US" w:eastAsia="ja-JP"/>
-        </w:rPr>
-        <w:t xml:space="preserve"> PR・repair はいずれも「解を </w:t>
-      </w:r>
-      <w:r>
-        <w:rPr>
-          <w:rFonts w:ascii="Times New Roman" w:hAnsi="Times New Roman" w:cs="Times New Roman"/>
-          <w:i/>
-        </w:rPr>
-        <w:t xml:space="preserve">S</w:t>
-      </w:r>
-      <w:r>
-        <w:rPr>
-          <w:rFonts w:ascii="Times New Roman" w:hAnsi="Times New Roman" w:cs="Times New Roman"/>
-          <w:i/>
-          <w:vertAlign w:val="subscript"/>
-        </w:rPr>
-        <w:t xml:space="preserve">p</w:t>
-      </w:r>
-      <w:r>
-        <w:rPr>
-          <w:rFonts w:ascii="Times New Roman" w:hAnsi="Times New Roman" w:cs="Times New Roman" w:eastAsia="ＭＳ 明朝"/>
-          <w:lang w:val="en-US" w:eastAsia="ja-JP"/>
-        </w:rPr>
-        <w:t xml:space="preserve"> 方向へ引き寄せる」演算子で、集団ベースが苦手とする高安定域の充填をちょうど補完する。一方 ILS は H1 の通り近傍を自力充填済みのため伸びしろは小さい。機序は解の冗長性と経路長の差にある：GA 由来解は N5 ほど厳密な MS 最適化が及ばず「MS を壊さず安定性を改善できる冗長な順序」が残り、かつ </w:t>
-      </w:r>
-      <w:r>
-        <w:rPr>
-          <w:rFonts w:ascii="Times New Roman" w:hAnsi="Times New Roman" w:cs="Times New Roman"/>
-          <w:i/>
-        </w:rPr>
-        <w:t xml:space="preserve">S</w:t>
-      </w:r>
-      <w:r>
-        <w:rPr>
-          <w:rFonts w:ascii="Times New Roman" w:hAnsi="Times New Roman" w:cs="Times New Roman"/>
-          <w:i/>
-          <w:vertAlign w:val="subscript"/>
-        </w:rPr>
-        <w:t xml:space="preserve">p</w:t>
-      </w:r>
-      <w:r>
-        <w:rPr>
-          <w:rFonts w:ascii="Times New Roman" w:hAnsi="Times New Roman" w:cs="Times New Roman" w:eastAsia="ＭＳ 明朝"/>
-          <w:lang w:val="en-US" w:eastAsia="ja-JP"/>
-        </w:rPr>
-        <w:t xml:space="preserve"> から遠く PR の経路が長い。逆に ILS は </w:t>
-      </w:r>
-      <w:r>
-        <w:rPr>
-          <w:rFonts w:ascii="Times New Roman" w:hAnsi="Times New Roman" w:cs="Times New Roman"/>
-          <w:i/>
-        </w:rPr>
-        <w:t xml:space="preserve">S</w:t>
-      </w:r>
-      <w:r>
-        <w:rPr>
-          <w:rFonts w:ascii="Times New Roman" w:hAnsi="Times New Roman" w:cs="Times New Roman"/>
-          <w:i/>
-          <w:vertAlign w:val="subscript"/>
-        </w:rPr>
-        <w:t xml:space="preserve">p</w:t>
-      </w:r>
-      <w:r>
-        <w:rPr>
-          <w:rFonts w:ascii="Times New Roman" w:hAnsi="Times New Roman" w:cs="Times New Roman" w:eastAsia="ＭＳ 明朝"/>
-          <w:lang w:val="en-US" w:eastAsia="ja-JP"/>
-        </w:rPr>
-        <w:t xml:space="preserve"> 近傍に張り付き経路が短い。ゆえに</w:t>
-      </w:r>
-      <w:r>
-        <w:rPr>
-          <w:rFonts w:ascii="Times New Roman" w:hAnsi="Times New Roman" w:cs="Times New Roman" w:eastAsia="ＭＳ 明朝"/>
-          <w:b/>
-          <w:lang w:val="en-US" w:eastAsia="ja-JP"/>
-        </w:rPr>
-        <w:t xml:space="preserve">機構の効果は集団に大・軌道に僅少という非対称</w:t>
-      </w:r>
-      <w:r>
-        <w:rPr>
-          <w:rFonts w:ascii="Times New Roman" w:hAnsi="Times New Roman" w:cs="Times New Roman" w:eastAsia="ＭＳ 明朝"/>
-          <w:lang w:val="en-US" w:eastAsia="ja-JP"/>
-        </w:rPr>
-        <w:t xml:space="preserve">を予測する。</w:t>
-      </w:r>
-    </w:p>
-    <w:p>
-      <w:pPr>
-        <w:pStyle w:val="a8"/>
-        <w:spacing w:line="240" w:lineRule="exact"/>
-        <w:jc w:val="both"/>
-      </w:pPr>
-      <w:r>
-        <w:rPr>
-          <w:rFonts w:ascii="Times New Roman" w:hAnsi="Times New Roman" w:cs="Times New Roman" w:eastAsia="ＭＳ 明朝"/>
-          <w:lang w:val="en-US" w:eastAsia="ja-JP"/>
-        </w:rPr>
-        <w:t xml:space="preserve">図 1 に、</w:t>
-      </w:r>
-      <w:r>
-        <w:rPr>
-          <w:rFonts w:ascii="Times New Roman" w:hAnsi="Times New Roman" w:cs="Times New Roman"/>
-        </w:rPr>
-        <w:t xml:space="preserve">(</w:t>
-      </w:r>
-      <w:r>
-        <w:rPr>
-          <w:rFonts w:ascii="Times New Roman" w:hAnsi="Times New Roman" w:cs="Times New Roman"/>
-          <w:i/>
-        </w:rPr>
-        <w:t xml:space="preserve">M</w:t>
-      </w:r>
-      <w:r>
-        <w:rPr>
-          <w:rFonts w:ascii="Times New Roman" w:hAnsi="Times New Roman" w:cs="Times New Roman"/>
-          <w:i/>
-        </w:rPr>
-        <w:t xml:space="preserve">S</w:t>
-      </w:r>
-      <w:r>
-        <w:rPr>
-          <w:rFonts w:ascii="Times New Roman" w:hAnsi="Times New Roman" w:cs="Times New Roman"/>
-        </w:rPr>
-        <w:t xml:space="preserve">,</w:t>
-      </w:r>
-      <w:r>
-        <w:rPr>
-          <w:rFonts w:ascii="Times New Roman" w:hAnsi="Times New Roman" w:cs="Times New Roman"/>
-        </w:rPr>
-        <w:t xml:space="preserve"> </w:t>
-      </w:r>
-      <w:r>
-        <w:rPr>
-          <w:rFonts w:ascii="Times New Roman" w:hAnsi="Times New Roman" w:cs="Times New Roman"/>
-          <w:i/>
-        </w:rPr>
-        <w:t xml:space="preserve">D</w:t>
-      </w:r>
-      <w:r>
-        <w:rPr>
-          <w:rFonts w:ascii="Times New Roman" w:hAnsi="Times New Roman" w:cs="Times New Roman"/>
-        </w:rPr>
-        <w:t xml:space="preserve">)</w:t>
-      </w:r>
-      <w:r>
-        <w:rPr>
-          <w:rFonts w:ascii="Times New Roman" w:hAnsi="Times New Roman" w:cs="Times New Roman" w:eastAsia="ＭＳ 明朝"/>
-          <w:lang w:val="en-US" w:eastAsia="ja-JP"/>
-        </w:rPr>
-        <w:t xml:space="preserve"> 平面上での 3 構造の探索挙動——集団の飛散（H1）・軌道の近傍充填（H1）・機構による引き戻し（H2）——を模式化する。本研究の対象は 7 手法：ILS-baseline / ILS+repair / ILS+PR / GA / Memetic-LS / Memetic+PR / Memetic+repair。</w:t>
-      </w:r>
-    </w:p>
     <w:tbl>
       <w:tblPr>
         <w:tblW w:w="10375" w:type="dxa"/>
@@ -3331,6 +2768,569 @@
           <w:sz w:val="22"/>
           <w:szCs w:val="22"/>
         </w:rPr>
+        <w:t xml:space="preserve">3.3 安定性誘導演算子（PR・repair）と H2</w:t>
+      </w:r>
+    </w:p>
+    <w:p>
+      <w:pPr>
+        <w:pStyle w:val="a8"/>
+        <w:spacing w:line="240" w:lineRule="exact"/>
+        <w:jc w:val="both"/>
+      </w:pPr>
+      <w:r>
+        <w:rPr>
+          <w:rFonts w:ascii="Times New Roman" w:hAnsi="Times New Roman" w:cs="Times New Roman" w:eastAsia="ＭＳ 明朝"/>
+          <w:b/>
+          <w:lang w:val="en-US" w:eastAsia="ja-JP"/>
+        </w:rPr>
+        <w:t xml:space="preserve">Path Relinking（PR）.</w:t>
+      </w:r>
+      <w:r>
+        <w:rPr>
+          <w:rFonts w:ascii="Times New Roman" w:hAnsi="Times New Roman" w:cs="Times New Roman" w:eastAsia="ＭＳ 明朝"/>
+          <w:lang w:val="en-US" w:eastAsia="ja-JP"/>
+        </w:rPr>
+        <w:t xml:space="preserve"> PR は 2 つの高品質解を結ぶ経路上に優れた中間解が存在するという考えに基づく探索機構で、一般には Scatter Search 等と組み合わせ、エリート解プール内の解どうしを結ぶ形で用いられる (Glover et al., 2000; Peng et al., 2015)。本研究はこれを再スケジューリングの構造に合わせ、</w:t>
+      </w:r>
+      <w:r>
+        <w:rPr>
+          <w:rFonts w:ascii="Times New Roman" w:hAnsi="Times New Roman" w:cs="Times New Roman" w:eastAsia="ＭＳ 明朝"/>
+          <w:b/>
+          <w:lang w:val="en-US" w:eastAsia="ja-JP"/>
+        </w:rPr>
+        <w:t xml:space="preserve">guiding solution を外乱前スケジュール </w:t>
+      </w:r>
+      <w:r>
+        <w:rPr>
+          <w:rFonts w:ascii="Times New Roman" w:hAnsi="Times New Roman" w:cs="Times New Roman"/>
+          <w:b/>
+          <w:i/>
+        </w:rPr>
+        <w:t xml:space="preserve">S</w:t>
+      </w:r>
+      <w:r>
+        <w:rPr>
+          <w:rFonts w:ascii="Times New Roman" w:hAnsi="Times New Roman" w:cs="Times New Roman"/>
+          <w:b/>
+          <w:i/>
+          <w:vertAlign w:val="subscript"/>
+        </w:rPr>
+        <w:t xml:space="preserve">p</w:t>
+      </w:r>
+      <w:r>
+        <w:rPr>
+          <w:rFonts w:ascii="Times New Roman" w:hAnsi="Times New Roman" w:cs="Times New Roman" w:eastAsia="ＭＳ 明朝"/>
+          <w:b/>
+          <w:lang w:val="en-US" w:eastAsia="ja-JP"/>
+        </w:rPr>
+        <w:t xml:space="preserve"> の一点に固定する</w:t>
+      </w:r>
+      <w:r>
+        <w:rPr>
+          <w:rFonts w:ascii="Times New Roman" w:hAnsi="Times New Roman" w:cs="Times New Roman" w:eastAsia="ＭＳ 明朝"/>
+          <w:lang w:val="en-US" w:eastAsia="ja-JP"/>
+        </w:rPr>
+        <w:t xml:space="preserve">点が特徴である。すなわち現在の局所最適解（initiating）から </w:t>
+      </w:r>
+      <w:r>
+        <w:rPr>
+          <w:rFonts w:ascii="Times New Roman" w:hAnsi="Times New Roman" w:cs="Times New Roman"/>
+          <w:i/>
+        </w:rPr>
+        <w:t xml:space="preserve">S</w:t>
+      </w:r>
+      <w:r>
+        <w:rPr>
+          <w:rFonts w:ascii="Times New Roman" w:hAnsi="Times New Roman" w:cs="Times New Roman"/>
+          <w:i/>
+          <w:vertAlign w:val="subscript"/>
+        </w:rPr>
+        <w:t xml:space="preserve">p</w:t>
+      </w:r>
+      <w:r>
+        <w:rPr>
+          <w:rFonts w:ascii="Times New Roman" w:hAnsi="Times New Roman" w:cs="Times New Roman" w:eastAsia="ＭＳ 明朝"/>
+          <w:lang w:val="en-US" w:eastAsia="ja-JP"/>
+        </w:rPr>
+        <w:t xml:space="preserve">（guiding）へ向け、不一致位置を direct swap で 1 つずつ縮めながら経路を辿り、経路上最良解を返す。</w:t>
+      </w:r>
+      <w:r>
+        <w:rPr>
+          <w:rFonts w:ascii="Times New Roman" w:hAnsi="Times New Roman" w:cs="Times New Roman"/>
+          <w:i/>
+        </w:rPr>
+        <w:t xml:space="preserve">S</w:t>
+      </w:r>
+      <w:r>
+        <w:rPr>
+          <w:rFonts w:ascii="Times New Roman" w:hAnsi="Times New Roman" w:cs="Times New Roman"/>
+          <w:i/>
+          <w:vertAlign w:val="subscript"/>
+        </w:rPr>
+        <w:t xml:space="preserve">p</w:t>
+      </w:r>
+      <w:r>
+        <w:rPr>
+          <w:rFonts w:ascii="Times New Roman" w:hAnsi="Times New Roman" w:cs="Times New Roman" w:eastAsia="ＭＳ 明朝"/>
+          <w:lang w:val="en-US" w:eastAsia="ja-JP"/>
+        </w:rPr>
+        <w:t xml:space="preserve"> に固定する理由は、(a) </w:t>
+      </w:r>
+      <w:r>
+        <w:rPr>
+          <w:rFonts w:ascii="Times New Roman" w:hAnsi="Times New Roman" w:cs="Times New Roman"/>
+          <w:i/>
+        </w:rPr>
+        <w:t xml:space="preserve">S</w:t>
+      </w:r>
+      <w:r>
+        <w:rPr>
+          <w:rFonts w:ascii="Times New Roman" w:hAnsi="Times New Roman" w:cs="Times New Roman"/>
+          <w:i/>
+          <w:vertAlign w:val="subscript"/>
+        </w:rPr>
+        <w:t xml:space="preserve">p</w:t>
+      </w:r>
+      <w:r>
+        <w:rPr>
+          <w:rFonts w:ascii="Times New Roman" w:hAnsi="Times New Roman" w:cs="Times New Roman" w:eastAsia="ＭＳ 明朝"/>
+          <w:lang w:val="en-US" w:eastAsia="ja-JP"/>
+        </w:rPr>
+        <w:t xml:space="preserve"> が安定性目的の最適端点ゆえ PR を「安定性アンカーへの方向づけ移動」として一意に解釈できること、(b) </w:t>
+      </w:r>
+      <w:r>
+        <w:rPr>
+          <w:rFonts w:ascii="Times New Roman" w:hAnsi="Times New Roman" w:cs="Times New Roman"/>
+          <w:i/>
+        </w:rPr>
+        <w:t xml:space="preserve">F</w:t>
+      </w:r>
+      <w:r>
+        <w:rPr>
+          <w:rFonts w:ascii="Times New Roman" w:hAnsi="Times New Roman" w:cs="Times New Roman"/>
+        </w:rPr>
+        <w:t xml:space="preserve">(</w:t>
+      </w:r>
+      <w:r>
+        <w:rPr>
+          <w:rFonts w:ascii="Times New Roman" w:hAnsi="Times New Roman" w:cs="Times New Roman"/>
+          <w:i/>
+        </w:rPr>
+        <w:t xml:space="preserve">λ</w:t>
+      </w:r>
+      <w:r>
+        <w:rPr>
+          <w:rFonts w:ascii="Times New Roman" w:hAnsi="Times New Roman" w:cs="Times New Roman"/>
+        </w:rPr>
+        <w:t xml:space="preserve">)</w:t>
+      </w:r>
+      <w:r>
+        <w:rPr>
+          <w:rFonts w:ascii="Times New Roman" w:hAnsi="Times New Roman" w:cs="Times New Roman" w:eastAsia="ＭＳ 明朝"/>
+          <w:lang w:val="en-US" w:eastAsia="ja-JP"/>
+        </w:rPr>
+        <w:t xml:space="preserve"> 局所最適である </w:t>
+      </w:r>
+      <w:r>
+        <w:rPr>
+          <w:rFonts w:ascii="Times New Roman" w:hAnsi="Times New Roman" w:cs="Times New Roman"/>
+          <w:i/>
+        </w:rPr>
+        <w:t xml:space="preserve">S</w:t>
+      </w:r>
+      <w:r>
+        <w:rPr>
+          <w:rFonts w:ascii="Times New Roman" w:hAnsi="Times New Roman" w:cs="Times New Roman"/>
+          <w:vertAlign w:val="subscript"/>
+        </w:rPr>
+        <w:t xml:space="preserve">cur</w:t>
+      </w:r>
+      <w:r>
+        <w:rPr>
+          <w:rFonts w:ascii="Times New Roman" w:hAnsi="Times New Roman" w:cs="Times New Roman" w:eastAsia="ＭＳ 明朝"/>
+          <w:lang w:val="en-US" w:eastAsia="ja-JP"/>
+        </w:rPr>
+        <w:t xml:space="preserve"> と </w:t>
+      </w:r>
+      <w:r>
+        <w:rPr>
+          <w:rFonts w:ascii="Times New Roman" w:hAnsi="Times New Roman" w:cs="Times New Roman"/>
+          <w:i/>
+        </w:rPr>
+        <w:t xml:space="preserve">S</w:t>
+      </w:r>
+      <w:r>
+        <w:rPr>
+          <w:rFonts w:ascii="Times New Roman" w:hAnsi="Times New Roman" w:cs="Times New Roman"/>
+          <w:i/>
+          <w:vertAlign w:val="subscript"/>
+        </w:rPr>
+        <w:t xml:space="preserve">p</w:t>
+      </w:r>
+      <w:r>
+        <w:rPr>
+          <w:rFonts w:ascii="Times New Roman" w:hAnsi="Times New Roman" w:cs="Times New Roman" w:eastAsia="ＭＳ 明朝"/>
+          <w:lang w:val="en-US" w:eastAsia="ja-JP"/>
+        </w:rPr>
+        <w:t xml:space="preserve"> を結ぶ経路の中間解が MS–安定性トレードオフ上に並び Pareto 充填に直接寄与すること、である。ムーブは各ステップで実行可能な不一致 swap を 1 つランダムに選び評価回数を </w:t>
+      </w:r>
+      <w:r>
+        <w:rPr>
+          <w:rFonts w:ascii="Times New Roman" w:hAnsi="Times New Roman" w:cs="Times New Roman"/>
+          <w:i/>
+        </w:rPr>
+        <w:t xml:space="preserve">O</w:t>
+      </w:r>
+      <w:r>
+        <w:rPr>
+          <w:rFonts w:ascii="Times New Roman" w:hAnsi="Times New Roman" w:cs="Times New Roman"/>
+        </w:rPr>
+        <w:t xml:space="preserve">(</w:t>
+      </w:r>
+      <w:r>
+        <w:rPr>
+          <w:rFonts w:ascii="Times New Roman" w:hAnsi="Times New Roman" w:cs="Times New Roman"/>
+          <w:i/>
+        </w:rPr>
+        <w:t xml:space="preserve">d</w:t>
+      </w:r>
+      <w:r>
+        <w:rPr>
+          <w:rFonts w:ascii="Times New Roman" w:hAnsi="Times New Roman" w:cs="Times New Roman"/>
+        </w:rPr>
+        <w:t xml:space="preserve">)</w:t>
+      </w:r>
+      <w:r>
+        <w:rPr>
+          <w:rFonts w:ascii="Times New Roman" w:hAnsi="Times New Roman" w:cs="Times New Roman" w:eastAsia="ＭＳ 明朝"/>
+          <w:lang w:val="en-US" w:eastAsia="ja-JP"/>
+        </w:rPr>
+        <w:t xml:space="preserve">（</w:t>
+      </w:r>
+      <w:r>
+        <w:rPr>
+          <w:rFonts w:ascii="Times New Roman" w:hAnsi="Times New Roman" w:cs="Times New Roman"/>
+          <w:i/>
+        </w:rPr>
+        <w:t xml:space="preserve">d</w:t>
+      </w:r>
+      <w:r>
+        <w:rPr>
+          <w:rFonts w:ascii="Times New Roman" w:hAnsi="Times New Roman" w:cs="Times New Roman" w:eastAsia="ＭＳ 明朝"/>
+          <w:lang w:val="en-US" w:eastAsia="ja-JP"/>
+        </w:rPr>
+        <w:t xml:space="preserve">=不一致数）に抑える（best 選択 </w:t>
+      </w:r>
+      <w:r>
+        <w:rPr>
+          <w:rFonts w:ascii="Times New Roman" w:hAnsi="Times New Roman" w:cs="Times New Roman"/>
+          <w:i/>
+        </w:rPr>
+        <w:t xml:space="preserve">O</w:t>
+      </w:r>
+      <w:r>
+        <w:rPr>
+          <w:rFonts w:ascii="Times New Roman" w:hAnsi="Times New Roman" w:cs="Times New Roman"/>
+        </w:rPr>
+        <w:t xml:space="preserve">(</w:t>
+      </w:r>
+      <w:r>
+        <w:rPr>
+          <w:rFonts w:ascii="Times New Roman" w:hAnsi="Times New Roman" w:cs="Times New Roman"/>
+          <w:i/>
+        </w:rPr>
+        <w:t xml:space="preserve">d</w:t>
+      </w:r>
+      <w:r>
+        <w:rPr>
+          <w:rFonts w:ascii="Times New Roman" w:hAnsi="Times New Roman" w:cs="Times New Roman"/>
+          <w:vertAlign w:val="superscript"/>
+        </w:rPr>
+        <w:t xml:space="preserve">2</w:t>
+      </w:r>
+      <w:r>
+        <w:rPr>
+          <w:rFonts w:ascii="Times New Roman" w:hAnsi="Times New Roman" w:cs="Times New Roman"/>
+        </w:rPr>
+        <w:t xml:space="preserve">)</w:t>
+      </w:r>
+      <w:r>
+        <w:rPr>
+          <w:rFonts w:ascii="Times New Roman" w:hAnsi="Times New Roman" w:cs="Times New Roman" w:eastAsia="ＭＳ 明朝"/>
+          <w:lang w:val="en-US" w:eastAsia="ja-JP"/>
+        </w:rPr>
+        <w:t xml:space="preserve"> と HV 有意差なし・予備実験）。</w:t>
+      </w:r>
+    </w:p>
+    <w:p>
+      <w:pPr>
+        <w:pStyle w:val="a8"/>
+        <w:spacing w:line="240" w:lineRule="exact"/>
+        <w:jc w:val="both"/>
+      </w:pPr>
+      <w:r>
+        <w:rPr>
+          <w:rFonts w:ascii="Times New Roman" w:hAnsi="Times New Roman" w:cs="Times New Roman" w:eastAsia="ＭＳ 明朝"/>
+          <w:b/>
+          <w:lang w:val="en-US" w:eastAsia="ja-JP"/>
+        </w:rPr>
+        <w:t xml:space="preserve">Stability Repair Kick（以下 repair）.</w:t>
+      </w:r>
+      <w:r>
+        <w:rPr>
+          <w:rFonts w:ascii="Times New Roman" w:hAnsi="Times New Roman" w:cs="Times New Roman" w:eastAsia="ＭＳ 明朝"/>
+          <w:lang w:val="en-US" w:eastAsia="ja-JP"/>
+        </w:rPr>
+        <w:t xml:space="preserve"> PR の「</w:t>
+      </w:r>
+      <w:r>
+        <w:rPr>
+          <w:rFonts w:ascii="Times New Roman" w:hAnsi="Times New Roman" w:cs="Times New Roman"/>
+          <w:i/>
+        </w:rPr>
+        <w:t xml:space="preserve">S</w:t>
+      </w:r>
+      <w:r>
+        <w:rPr>
+          <w:rFonts w:ascii="Times New Roman" w:hAnsi="Times New Roman" w:cs="Times New Roman"/>
+          <w:i/>
+          <w:vertAlign w:val="subscript"/>
+        </w:rPr>
+        <w:t xml:space="preserve">p</w:t>
+      </w:r>
+      <w:r>
+        <w:rPr>
+          <w:rFonts w:ascii="Times New Roman" w:hAnsi="Times New Roman" w:cs="Times New Roman" w:eastAsia="ＭＳ 明朝"/>
+          <w:lang w:val="en-US" w:eastAsia="ja-JP"/>
+        </w:rPr>
+        <w:t xml:space="preserve"> への 1 ステップ近接」を ILS の摂動キックに転用したもので、PR を途中で打ち切った Mini-PR にあたる。停滞時に direct swap を数回適用して解を </w:t>
+      </w:r>
+      <w:r>
+        <w:rPr>
+          <w:rFonts w:ascii="Times New Roman" w:hAnsi="Times New Roman" w:cs="Times New Roman"/>
+          <w:i/>
+        </w:rPr>
+        <w:t xml:space="preserve">S</w:t>
+      </w:r>
+      <w:r>
+        <w:rPr>
+          <w:rFonts w:ascii="Times New Roman" w:hAnsi="Times New Roman" w:cs="Times New Roman"/>
+          <w:i/>
+          <w:vertAlign w:val="subscript"/>
+        </w:rPr>
+        <w:t xml:space="preserve">p</w:t>
+      </w:r>
+      <w:r>
+        <w:rPr>
+          <w:rFonts w:ascii="Times New Roman" w:hAnsi="Times New Roman" w:cs="Times New Roman" w:eastAsia="ＭＳ 明朝"/>
+          <w:lang w:val="en-US" w:eastAsia="ja-JP"/>
+        </w:rPr>
+        <w:t xml:space="preserve"> 方向へ引き寄せ（＝</w:t>
+      </w:r>
+      <w:r>
+        <w:rPr>
+          <w:rFonts w:ascii="Times New Roman" w:hAnsi="Times New Roman" w:cs="Times New Roman"/>
+          <w:i/>
+        </w:rPr>
+        <w:t xml:space="preserve">S</w:t>
+      </w:r>
+      <w:r>
+        <w:rPr>
+          <w:rFonts w:ascii="Times New Roman" w:hAnsi="Times New Roman" w:cs="Times New Roman"/>
+          <w:i/>
+          <w:vertAlign w:val="subscript"/>
+        </w:rPr>
+        <w:t xml:space="preserve">p</w:t>
+      </w:r>
+      <w:r>
+        <w:rPr>
+          <w:rFonts w:ascii="Times New Roman" w:hAnsi="Times New Roman" w:cs="Times New Roman" w:eastAsia="ＭＳ 明朝"/>
+          <w:lang w:val="en-US" w:eastAsia="ja-JP"/>
+        </w:rPr>
+        <w:t xml:space="preserve"> から漂って失った安定性を"修復"し）、局所探索を再出発させる。depth も鋸歯状に巡回させ安定性側フロントを面で覆う。</w:t>
+      </w:r>
+    </w:p>
+    <w:p>
+      <w:pPr>
+        <w:pStyle w:val="a8"/>
+        <w:spacing w:line="240" w:lineRule="exact"/>
+        <w:jc w:val="both"/>
+      </w:pPr>
+      <w:r>
+        <w:rPr>
+          <w:rFonts w:ascii="Times New Roman" w:hAnsi="Times New Roman" w:cs="Times New Roman" w:eastAsia="ＭＳ 明朝"/>
+          <w:b/>
+          <w:lang w:val="en-US" w:eastAsia="ja-JP"/>
+        </w:rPr>
+        <w:t xml:space="preserve">H2（補完仮説）.</w:t>
+      </w:r>
+      <w:r>
+        <w:rPr>
+          <w:rFonts w:ascii="Times New Roman" w:hAnsi="Times New Roman" w:cs="Times New Roman" w:eastAsia="ＭＳ 明朝"/>
+          <w:lang w:val="en-US" w:eastAsia="ja-JP"/>
+        </w:rPr>
+        <w:t xml:space="preserve"> PR・repair はいずれも「解を </w:t>
+      </w:r>
+      <w:r>
+        <w:rPr>
+          <w:rFonts w:ascii="Times New Roman" w:hAnsi="Times New Roman" w:cs="Times New Roman"/>
+          <w:i/>
+        </w:rPr>
+        <w:t xml:space="preserve">S</w:t>
+      </w:r>
+      <w:r>
+        <w:rPr>
+          <w:rFonts w:ascii="Times New Roman" w:hAnsi="Times New Roman" w:cs="Times New Roman"/>
+          <w:i/>
+          <w:vertAlign w:val="subscript"/>
+        </w:rPr>
+        <w:t xml:space="preserve">p</w:t>
+      </w:r>
+      <w:r>
+        <w:rPr>
+          <w:rFonts w:ascii="Times New Roman" w:hAnsi="Times New Roman" w:cs="Times New Roman" w:eastAsia="ＭＳ 明朝"/>
+          <w:lang w:val="en-US" w:eastAsia="ja-JP"/>
+        </w:rPr>
+        <w:t xml:space="preserve"> 方向へ引き寄せる」演算子で、集団ベースが苦手とする高安定域の充填をちょうど補完する。一方 ILS は H1 の通り近傍を自力充填済みのため伸びしろは小さい。機序は解の冗長性と経路長の差にある：GA 由来解は N5 ほど厳密な MS 最適化が及ばず「MS を壊さず安定性を改善できる冗長な順序」が残り、かつ </w:t>
+      </w:r>
+      <w:r>
+        <w:rPr>
+          <w:rFonts w:ascii="Times New Roman" w:hAnsi="Times New Roman" w:cs="Times New Roman"/>
+          <w:i/>
+        </w:rPr>
+        <w:t xml:space="preserve">S</w:t>
+      </w:r>
+      <w:r>
+        <w:rPr>
+          <w:rFonts w:ascii="Times New Roman" w:hAnsi="Times New Roman" w:cs="Times New Roman"/>
+          <w:i/>
+          <w:vertAlign w:val="subscript"/>
+        </w:rPr>
+        <w:t xml:space="preserve">p</w:t>
+      </w:r>
+      <w:r>
+        <w:rPr>
+          <w:rFonts w:ascii="Times New Roman" w:hAnsi="Times New Roman" w:cs="Times New Roman" w:eastAsia="ＭＳ 明朝"/>
+          <w:lang w:val="en-US" w:eastAsia="ja-JP"/>
+        </w:rPr>
+        <w:t xml:space="preserve"> から遠く PR の経路が長い。逆に ILS は </w:t>
+      </w:r>
+      <w:r>
+        <w:rPr>
+          <w:rFonts w:ascii="Times New Roman" w:hAnsi="Times New Roman" w:cs="Times New Roman"/>
+          <w:i/>
+        </w:rPr>
+        <w:t xml:space="preserve">S</w:t>
+      </w:r>
+      <w:r>
+        <w:rPr>
+          <w:rFonts w:ascii="Times New Roman" w:hAnsi="Times New Roman" w:cs="Times New Roman"/>
+          <w:i/>
+          <w:vertAlign w:val="subscript"/>
+        </w:rPr>
+        <w:t xml:space="preserve">p</w:t>
+      </w:r>
+      <w:r>
+        <w:rPr>
+          <w:rFonts w:ascii="Times New Roman" w:hAnsi="Times New Roman" w:cs="Times New Roman" w:eastAsia="ＭＳ 明朝"/>
+          <w:lang w:val="en-US" w:eastAsia="ja-JP"/>
+        </w:rPr>
+        <w:t xml:space="preserve"> 近傍に張り付き経路が短い。ゆえに</w:t>
+      </w:r>
+      <w:r>
+        <w:rPr>
+          <w:rFonts w:ascii="Times New Roman" w:hAnsi="Times New Roman" w:cs="Times New Roman" w:eastAsia="ＭＳ 明朝"/>
+          <w:b/>
+          <w:lang w:val="en-US" w:eastAsia="ja-JP"/>
+        </w:rPr>
+        <w:t xml:space="preserve">機構の効果は集団に大・軌道に僅少という非対称</w:t>
+      </w:r>
+      <w:r>
+        <w:rPr>
+          <w:rFonts w:ascii="Times New Roman" w:hAnsi="Times New Roman" w:cs="Times New Roman" w:eastAsia="ＭＳ 明朝"/>
+          <w:lang w:val="en-US" w:eastAsia="ja-JP"/>
+        </w:rPr>
+        <w:t xml:space="preserve">を予測する。</w:t>
+      </w:r>
+    </w:p>
+    <w:p>
+      <w:pPr>
+        <w:pStyle w:val="a8"/>
+        <w:spacing w:line="240" w:lineRule="exact"/>
+        <w:jc w:val="both"/>
+      </w:pPr>
+      <w:r>
+        <w:rPr>
+          <w:rFonts w:ascii="Times New Roman" w:hAnsi="Times New Roman" w:cs="Times New Roman" w:eastAsia="ＭＳ 明朝"/>
+          <w:lang w:val="en-US" w:eastAsia="ja-JP"/>
+        </w:rPr>
+        <w:t xml:space="preserve">図 1 に、</w:t>
+      </w:r>
+      <w:r>
+        <w:rPr>
+          <w:rFonts w:ascii="Times New Roman" w:hAnsi="Times New Roman" w:cs="Times New Roman"/>
+        </w:rPr>
+        <w:t xml:space="preserve">(</w:t>
+      </w:r>
+      <w:r>
+        <w:rPr>
+          <w:rFonts w:ascii="Times New Roman" w:hAnsi="Times New Roman" w:cs="Times New Roman"/>
+          <w:i/>
+        </w:rPr>
+        <w:t xml:space="preserve">M</w:t>
+      </w:r>
+      <w:r>
+        <w:rPr>
+          <w:rFonts w:ascii="Times New Roman" w:hAnsi="Times New Roman" w:cs="Times New Roman"/>
+          <w:i/>
+        </w:rPr>
+        <w:t xml:space="preserve">S</w:t>
+      </w:r>
+      <w:r>
+        <w:rPr>
+          <w:rFonts w:ascii="Times New Roman" w:hAnsi="Times New Roman" w:cs="Times New Roman"/>
+        </w:rPr>
+        <w:t xml:space="preserve">,</w:t>
+      </w:r>
+      <w:r>
+        <w:rPr>
+          <w:rFonts w:ascii="Times New Roman" w:hAnsi="Times New Roman" w:cs="Times New Roman"/>
+        </w:rPr>
+        <w:t xml:space="preserve"> </w:t>
+      </w:r>
+      <w:r>
+        <w:rPr>
+          <w:rFonts w:ascii="Times New Roman" w:hAnsi="Times New Roman" w:cs="Times New Roman"/>
+          <w:i/>
+        </w:rPr>
+        <w:t xml:space="preserve">D</w:t>
+      </w:r>
+      <w:r>
+        <w:rPr>
+          <w:rFonts w:ascii="Times New Roman" w:hAnsi="Times New Roman" w:cs="Times New Roman"/>
+        </w:rPr>
+        <w:t xml:space="preserve">)</w:t>
+      </w:r>
+      <w:r>
+        <w:rPr>
+          <w:rFonts w:ascii="Times New Roman" w:hAnsi="Times New Roman" w:cs="Times New Roman" w:eastAsia="ＭＳ 明朝"/>
+          <w:lang w:val="en-US" w:eastAsia="ja-JP"/>
+        </w:rPr>
+        <w:t xml:space="preserve"> 平面上での 3 構造の探索挙動——集団の飛散（H1）・軌道の近傍充填（H1）・機構による引き戻し（H2）——を模式化する。本研究の対象は 7 手法：ILS-baseline / ILS+repair / ILS+PR / GA / Memetic-LS / Memetic+PR / Memetic+repair。</w:t>
+      </w:r>
+    </w:p>
+    <w:p>
+      <w:pPr>
+        <w:pStyle w:val="2"/>
+        <w:spacing w:before="90" w:after="20" w:line="240" w:lineRule="exact"/>
+      </w:pPr>
+      <w:r>
+        <w:rPr>
+          <w:rFonts w:ascii="Times New Roman" w:hAnsi="Times New Roman" w:cs="Times New Roman" w:eastAsia="ＭＳ 明朝"/>
+          <w:lang w:val="en-US" w:eastAsia="ja-JP"/>
+          <w:sz w:val="22"/>
+          <w:szCs w:val="22"/>
+        </w:rPr>
         <w:t xml:space="preserve">3.4 評価フレームワーク</w:t>
       </w:r>
     </w:p>
@@ -5775,7 +5775,7 @@
           <w:rFonts w:ascii="Times New Roman" w:hAnsi="Times New Roman" w:cs="Times New Roman" w:eastAsia="ＭＳ 明朝"/>
           <w:lang w:val="en-US" w:eastAsia="ja-JP"/>
         </w:rPr>
-        <w:t xml:space="preserve">（図 6）で俯瞰し、冒頭で予告した「指標で首位が替わる」相補構造を裏付ける。3 指標で緑（最良）の分布が入れ替わることが「王者が替わる」ことの視覚的証拠である。Friedman 平均順位は 3 指標とも手法間で明確に分離し、横断的な順位一貫性は中〜大である（Kendall's </w:t>
+        <w:t xml:space="preserve">（図 6）で俯瞰し、冒頭で予告した「指標で首位が替わる」相補構造を裏付ける。Friedman 平均順位は 3 指標とも手法間で明確に分離し、横断的な順位一貫性は中〜大である（Kendall's </w:t>
       </w:r>
       <w:r>
         <w:rPr>
@@ -5804,6 +5804,95 @@
           <w:lang w:val="en-US" w:eastAsia="ja-JP"/>
         </w:rPr>
         <w:t xml:space="preserve">&lt;0.001。ただし §3.4 のとおり 8 シナリオの相関ゆえ探索的要約）。</w:t>
+      </w:r>
+    </w:p>
+    <w:p>
+      <w:pPr>
+        <w:pStyle w:val="a8"/>
+        <w:spacing w:line="240" w:lineRule="exact"/>
+        <w:jc w:val="both"/>
+      </w:pPr>
+      <w:r>
+        <w:rPr>
+          <w:rFonts w:ascii="Times New Roman" w:hAnsi="Times New Roman" w:cs="Times New Roman" w:eastAsia="ＭＳ 明朝"/>
+          <w:b/>
+          <w:lang w:val="en-US" w:eastAsia="ja-JP"/>
+        </w:rPr>
+        <w:t xml:space="preserve">指標別の読み.</w:t>
+      </w:r>
+      <w:r>
+        <w:rPr>
+          <w:rFonts w:ascii="Times New Roman" w:hAnsi="Times New Roman" w:cs="Times New Roman" w:eastAsia="ＭＳ 明朝"/>
+          <w:lang w:val="en-US" w:eastAsia="ja-JP"/>
+        </w:rPr>
+        <w:t xml:space="preserve"> 図の緑（最良）分布を指標ごとに読むと相補構造が具体化する（括弧内は Friedman 平均順位, 小さいほど良い）。</w:t>
+      </w:r>
+      <w:r>
+        <w:rPr>
+          <w:rFonts w:ascii="Times New Roman" w:hAnsi="Times New Roman" w:cs="Times New Roman" w:eastAsia="ＭＳ 明朝"/>
+          <w:b/>
+          <w:lang w:val="en-US" w:eastAsia="ja-JP"/>
+        </w:rPr>
+        <w:t xml:space="preserve">統合 HV（品質）</w:t>
+      </w:r>
+      <w:r>
+        <w:rPr>
+          <w:rFonts w:ascii="Times New Roman" w:hAnsi="Times New Roman" w:cs="Times New Roman" w:eastAsia="ＭＳ 明朝"/>
+          <w:lang w:val="en-US" w:eastAsia="ja-JP"/>
+        </w:rPr>
+        <w:t xml:space="preserve">は機構込みの集団が首位群（Memetic+PR 2.0・Memetic+repair 2.5）、ILS 系 3 種と素の Memetic-LS が中位群（3.6〜4.8）、GA のみ下位（6.9）。§4.2 で ILS と互角だったのは素の集団（Memetic-LS）であり、機構を備えた Memetic+PR がその上に立って首位となる——この首位は leave-one-out に頑健で（どの 1 シナリオを除いても不変）、僅差が単一シナリオ駆動でない。</w:t>
+      </w:r>
+      <w:r>
+        <w:rPr>
+          <w:rFonts w:ascii="Times New Roman" w:hAnsi="Times New Roman" w:cs="Times New Roman" w:eastAsia="ＭＳ 明朝"/>
+          <w:b/>
+          <w:lang w:val="en-US" w:eastAsia="ja-JP"/>
+        </w:rPr>
+        <w:t xml:space="preserve">高安定 HV（本命）</w:t>
+      </w:r>
+      <w:r>
+        <w:rPr>
+          <w:rFonts w:ascii="Times New Roman" w:hAnsi="Times New Roman" w:cs="Times New Roman" w:eastAsia="ＭＳ 明朝"/>
+          <w:lang w:val="en-US" w:eastAsia="ja-JP"/>
+        </w:rPr>
+        <w:t xml:space="preserve">は ILS 系と機構込み Memetic が首位群に密集する一方（2.6〜3.4）、機構をもたない素の集団だけが ARPD ≈70〜78% と壊滅して </w:t>
+      </w:r>
+      <w:r>
+        <w:rPr>
+          <w:rFonts w:ascii="Times New Roman" w:hAnsi="Times New Roman" w:cs="Times New Roman"/>
+          <w:i/>
+        </w:rPr>
+        <w:t xml:space="preserve">S</w:t>
+      </w:r>
+      <w:r>
+        <w:rPr>
+          <w:rFonts w:ascii="Times New Roman" w:hAnsi="Times New Roman" w:cs="Times New Roman"/>
+          <w:i/>
+          <w:vertAlign w:val="subscript"/>
+        </w:rPr>
+        <w:t xml:space="preserve">p</w:t>
+      </w:r>
+      <w:r>
+        <w:rPr>
+          <w:rFonts w:ascii="Times New Roman" w:hAnsi="Times New Roman" w:cs="Times New Roman" w:eastAsia="ＭＳ 明朝"/>
+          <w:lang w:val="en-US" w:eastAsia="ja-JP"/>
+        </w:rPr>
+        <w:t xml:space="preserve"> 近傍に届かず二分される（GA 6.4・Memetic-LS 6.6）——H1（軌道が地で充填）と H2（機構が集団の粗さを補完し追いつく）が予言したとおりである。</w:t>
+      </w:r>
+      <w:r>
+        <w:rPr>
+          <w:rFonts w:ascii="Times New Roman" w:hAnsi="Times New Roman" w:cs="Times New Roman" w:eastAsia="ＭＳ 明朝"/>
+          <w:b/>
+          <w:lang w:val="en-US" w:eastAsia="ja-JP"/>
+        </w:rPr>
+        <w:t xml:space="preserve">AOC（アンタイム）</w:t>
+      </w:r>
+      <w:r>
+        <w:rPr>
+          <w:rFonts w:ascii="Times New Roman" w:hAnsi="Times New Roman" w:cs="Times New Roman" w:eastAsia="ＭＳ 明朝"/>
+          <w:lang w:val="en-US" w:eastAsia="ja-JP"/>
+        </w:rPr>
+        <w:t xml:space="preserve">は ILS 系 3 種が首位群（2.5〜2.8）、素の Memetic-LS と Memetic+repair が中位（3.5・4.0）、ウォームアップの遅い Memetic+PR と GA が下位（5.6・7.0）。評価軸が変われば最良手法も替わり（総合品質なら Memetic+PR、安定性重視・速さなら ILS 系）、両構造は再スケジューリングの異なる要求を補い合う。</w:t>
       </w:r>
     </w:p>
     <w:tbl>
@@ -5883,7 +5972,7 @@
                 <w:rFonts w:ascii="Times New Roman" w:hAnsi="Times New Roman" w:cs="Times New Roman" w:eastAsia="ＭＳ 明朝"/>
                 <w:lang w:val="en-US" w:eastAsia="ja-JP"/>
               </w:rPr>
-              <w:t xml:space="preserve">図 6: 総合スコアボード——(a) 統合 HV・(b) 高安定 HV・(c) AOC の 3 指標 × 7 手法 × 8 シナリオ。セル=その問題の最良比 RPD%（緑=最良 0%）、各パネルはその指標の Friedman 平均順位で整列。指標により首位（緑の分布）が入れ替わる。</w:t>
+              <w:t xml:space="preserve">図 6: 総合スコアボード——(a) 統合 HV・(b) 高安定 HV・(c) AOC の 3 指標 × 7 手法 × 8 シナリオ。セル=その問題の最良比 RPD%（緑=最良 0%）、各パネルはその指標の Friedman 平均順位で整列。指標により最上段に来る手法（首位）が入れ替わる。</w:t>
             </w:r>
           </w:p>
         </w:tc>
@@ -5909,44 +5998,42 @@
           <w:b/>
           <w:lang w:val="en-US" w:eastAsia="ja-JP"/>
         </w:rPr>
-        <w:t xml:space="preserve">指標別の読み.</w:t>
-      </w:r>
-      <w:r>
-        <w:rPr>
-          <w:rFonts w:ascii="Times New Roman" w:hAnsi="Times New Roman" w:cs="Times New Roman" w:eastAsia="ＭＳ 明朝"/>
-          <w:lang w:val="en-US" w:eastAsia="ja-JP"/>
-        </w:rPr>
-        <w:t xml:space="preserve"> 図の緑（最良）分布を指標ごとに読むと相補構造が具体化する（括弧内は Friedman 平均順位, 小さいほど良い）。</w:t>
-      </w:r>
-      <w:r>
-        <w:rPr>
-          <w:rFonts w:ascii="Times New Roman" w:hAnsi="Times New Roman" w:cs="Times New Roman" w:eastAsia="ＭＳ 明朝"/>
-          <w:b/>
-          <w:lang w:val="en-US" w:eastAsia="ja-JP"/>
-        </w:rPr>
-        <w:t xml:space="preserve">統合 HV（品質）</w:t>
-      </w:r>
-      <w:r>
-        <w:rPr>
-          <w:rFonts w:ascii="Times New Roman" w:hAnsi="Times New Roman" w:cs="Times New Roman" w:eastAsia="ＭＳ 明朝"/>
-          <w:lang w:val="en-US" w:eastAsia="ja-JP"/>
-        </w:rPr>
-        <w:t xml:space="preserve">は機構込みの集団が首位群（Memetic+PR 2.0・Memetic+repair 2.5）、ILS 系 3 種と素の Memetic-LS が中位群（3.6〜4.8）、GA のみ下位（6.9）。§4.2 で ILS と互角だったのは素の集団（Memetic-LS）であり、機構を備えた Memetic+PR がその上に立って首位となる——この首位は leave-one-out に頑健で（どの 1 シナリオを除いても不変）、僅差が単一シナリオ駆動でない。</w:t>
-      </w:r>
-      <w:r>
-        <w:rPr>
-          <w:rFonts w:ascii="Times New Roman" w:hAnsi="Times New Roman" w:cs="Times New Roman" w:eastAsia="ＭＳ 明朝"/>
-          <w:b/>
-          <w:lang w:val="en-US" w:eastAsia="ja-JP"/>
-        </w:rPr>
-        <w:t xml:space="preserve">高安定 HV（本命）</w:t>
-      </w:r>
-      <w:r>
-        <w:rPr>
-          <w:rFonts w:ascii="Times New Roman" w:hAnsi="Times New Roman" w:cs="Times New Roman" w:eastAsia="ＭＳ 明朝"/>
-          <w:lang w:val="en-US" w:eastAsia="ja-JP"/>
-        </w:rPr>
-        <w:t xml:space="preserve">は ILS 系と機構込み Memetic が首位群に密集する一方（2.6〜3.4）、機構をもたない素の集団だけが ARPD ≈70〜78% と壊滅して </w:t>
+        <w:t xml:space="preserve">【探索的な気づき】統合 HV の勝者と再スケジューリング率.</w:t>
+      </w:r>
+      <w:r>
+        <w:rPr>
+          <w:rFonts w:ascii="Times New Roman" w:hAnsi="Times New Roman" w:cs="Times New Roman" w:eastAsia="ＭＳ 明朝"/>
+          <w:lang w:val="en-US" w:eastAsia="ja-JP"/>
+        </w:rPr>
+        <w:t xml:space="preserve"> 統合 HV の勝者は </w:t>
+      </w:r>
+      <w:r>
+        <w:rPr>
+          <w:rFonts w:ascii="Times New Roman" w:hAnsi="Times New Roman" w:cs="Times New Roman"/>
+          <w:i/>
+        </w:rPr>
+        <w:t xml:space="preserve">ρ</w:t>
+      </w:r>
+      <w:r>
+        <w:rPr>
+          <w:rFonts w:ascii="Times New Roman" w:hAnsi="Times New Roman" w:cs="Times New Roman" w:eastAsia="ＭＳ 明朝"/>
+          <w:lang w:val="en-US" w:eastAsia="ja-JP"/>
+        </w:rPr>
+        <w:t xml:space="preserve"> と対応し、~50% を境に低で ILS・中〜高で Memetic に二分する（同一 la36 ラダー 27/54/73% で ILS→Memetic→Memetic）。この二分を捉えるのは固定骨格の割合を織り込む </w:t>
+      </w:r>
+      <w:r>
+        <w:rPr>
+          <w:rFonts w:ascii="Times New Roman" w:hAnsi="Times New Roman" w:cs="Times New Roman"/>
+          <w:i/>
+        </w:rPr>
+        <w:t xml:space="preserve">ρ</w:t>
+      </w:r>
+      <w:r>
+        <w:rPr>
+          <w:rFonts w:ascii="Times New Roman" w:hAnsi="Times New Roman" w:cs="Times New Roman" w:eastAsia="ＭＳ 明朝"/>
+          <w:lang w:val="en-US" w:eastAsia="ja-JP"/>
+        </w:rPr>
+        <w:t xml:space="preserve"> のみで、可動工程の絶対数や問題規模では捉えられない。機序の見立て：安定性項は </w:t>
       </w:r>
       <w:r>
         <w:rPr>
@@ -5968,44 +6055,21 @@
           <w:rFonts w:ascii="Times New Roman" w:hAnsi="Times New Roman" w:cs="Times New Roman" w:eastAsia="ＭＳ 明朝"/>
           <w:lang w:val="en-US" w:eastAsia="ja-JP"/>
         </w:rPr>
-        <w:t xml:space="preserve"> 近傍に届かず二分される（GA 6.4・Memetic-LS 6.6）——H1（軌道が地で充填）と H2（機構が集団の粗さを補完し追いつく）が予言したとおりである。</w:t>
-      </w:r>
-      <w:r>
-        <w:rPr>
-          <w:rFonts w:ascii="Times New Roman" w:hAnsi="Times New Roman" w:cs="Times New Roman" w:eastAsia="ＭＳ 明朝"/>
-          <w:b/>
-          <w:lang w:val="en-US" w:eastAsia="ja-JP"/>
-        </w:rPr>
-        <w:t xml:space="preserve">AOC（アンタイム）</w:t>
-      </w:r>
-      <w:r>
-        <w:rPr>
-          <w:rFonts w:ascii="Times New Roman" w:hAnsi="Times New Roman" w:cs="Times New Roman" w:eastAsia="ＭＳ 明朝"/>
-          <w:lang w:val="en-US" w:eastAsia="ja-JP"/>
-        </w:rPr>
-        <w:t xml:space="preserve">は ILS 系 3 種が首位群（2.5〜2.8）、素の Memetic-LS と Memetic+repair が中位（3.5・4.0）、ウォームアップの遅い Memetic+PR と GA が下位（5.6・7.0）。評価軸が変われば最良手法も替わり（総合品質なら Memetic+PR、安定性重視・速さなら ILS 系）、両構造は再スケジューリングの異なる要求を補い合う。</w:t>
-      </w:r>
-    </w:p>
-    <w:p>
-      <w:pPr>
-        <w:pStyle w:val="a8"/>
-        <w:spacing w:line="240" w:lineRule="exact"/>
-        <w:jc w:val="both"/>
-      </w:pPr>
-      <w:r>
-        <w:rPr>
-          <w:rFonts w:ascii="Times New Roman" w:hAnsi="Times New Roman" w:cs="Times New Roman" w:eastAsia="ＭＳ 明朝"/>
-          <w:b/>
-          <w:lang w:val="en-US" w:eastAsia="ja-JP"/>
-        </w:rPr>
-        <w:t xml:space="preserve">【探索的な気づき】統合 HV の勝者と再スケジューリング率.</w:t>
-      </w:r>
-      <w:r>
-        <w:rPr>
-          <w:rFonts w:ascii="Times New Roman" w:hAnsi="Times New Roman" w:cs="Times New Roman" w:eastAsia="ＭＳ 明朝"/>
-          <w:lang w:val="en-US" w:eastAsia="ja-JP"/>
-        </w:rPr>
-        <w:t xml:space="preserve"> 統合 HV の勝者は </w:t>
+        <w:t xml:space="preserve">（</w:t>
+      </w:r>
+      <w:r>
+        <w:rPr>
+          <w:rFonts w:ascii="Times New Roman" w:hAnsi="Times New Roman" w:cs="Times New Roman"/>
+          <w:i/>
+        </w:rPr>
+        <w:t xml:space="preserve">D</w:t>
+      </w:r>
+      <w:r>
+        <w:rPr>
+          <w:rFonts w:ascii="Times New Roman" w:hAnsi="Times New Roman" w:cs="Times New Roman" w:eastAsia="ＭＳ 明朝"/>
+          <w:lang w:val="en-US" w:eastAsia="ja-JP"/>
+        </w:rPr>
+        <w:t xml:space="preserve">=0）を引力点とする。</w:t>
       </w:r>
       <w:r>
         <w:rPr>
@@ -6019,7 +6083,51 @@
           <w:rFonts w:ascii="Times New Roman" w:hAnsi="Times New Roman" w:cs="Times New Roman" w:eastAsia="ＭＳ 明朝"/>
           <w:lang w:val="en-US" w:eastAsia="ja-JP"/>
         </w:rPr>
-        <w:t xml:space="preserve"> と対応し、~50% を境に低で ILS・中〜高で Memetic に二分する（同一 la36 ラダー 27/54/73% で ILS→Memetic→Memetic）。この二分を捉えるのは固定骨格の割合を織り込む </w:t>
+        <w:t xml:space="preserve"> が小さいうちは固定骨格が解の大半を占め、可動部を入れ替えても </w:t>
+      </w:r>
+      <w:r>
+        <w:rPr>
+          <w:rFonts w:ascii="Times New Roman" w:hAnsi="Times New Roman" w:cs="Times New Roman"/>
+          <w:i/>
+        </w:rPr>
+        <w:t xml:space="preserve">S</w:t>
+      </w:r>
+      <w:r>
+        <w:rPr>
+          <w:rFonts w:ascii="Times New Roman" w:hAnsi="Times New Roman" w:cs="Times New Roman"/>
+          <w:i/>
+          <w:vertAlign w:val="subscript"/>
+        </w:rPr>
+        <w:t xml:space="preserve">p</w:t>
+      </w:r>
+      <w:r>
+        <w:rPr>
+          <w:rFonts w:ascii="Times New Roman" w:hAnsi="Times New Roman" w:cs="Times New Roman" w:eastAsia="ＭＳ 明朝"/>
+          <w:lang w:val="en-US" w:eastAsia="ja-JP"/>
+        </w:rPr>
+        <w:t xml:space="preserve"> から離れた良質な局所最適が生じ得ず、良解は </w:t>
+      </w:r>
+      <w:r>
+        <w:rPr>
+          <w:rFonts w:ascii="Times New Roman" w:hAnsi="Times New Roman" w:cs="Times New Roman"/>
+          <w:i/>
+        </w:rPr>
+        <w:t xml:space="preserve">S</w:t>
+      </w:r>
+      <w:r>
+        <w:rPr>
+          <w:rFonts w:ascii="Times New Roman" w:hAnsi="Times New Roman" w:cs="Times New Roman"/>
+          <w:i/>
+          <w:vertAlign w:val="subscript"/>
+        </w:rPr>
+        <w:t xml:space="preserve">p</w:t>
+      </w:r>
+      <w:r>
+        <w:rPr>
+          <w:rFonts w:ascii="Times New Roman" w:hAnsi="Times New Roman" w:cs="Times New Roman" w:eastAsia="ＭＳ 明朝"/>
+          <w:lang w:val="en-US" w:eastAsia="ja-JP"/>
+        </w:rPr>
+        <w:t xml:space="preserve"> 近傍に限られるため ILS の近傍充填で足りる。だが </w:t>
       </w:r>
       <w:r>
         <w:rPr>
@@ -6033,115 +6141,7 @@
           <w:rFonts w:ascii="Times New Roman" w:hAnsi="Times New Roman" w:cs="Times New Roman" w:eastAsia="ＭＳ 明朝"/>
           <w:lang w:val="en-US" w:eastAsia="ja-JP"/>
         </w:rPr>
-        <w:t xml:space="preserve"> のみで、可動工程の絶対数や問題規模では捉えられない。機序の見立て：安定性項は </w:t>
-      </w:r>
-      <w:r>
-        <w:rPr>
-          <w:rFonts w:ascii="Times New Roman" w:hAnsi="Times New Roman" w:cs="Times New Roman"/>
-          <w:i/>
-        </w:rPr>
-        <w:t xml:space="preserve">S</w:t>
-      </w:r>
-      <w:r>
-        <w:rPr>
-          <w:rFonts w:ascii="Times New Roman" w:hAnsi="Times New Roman" w:cs="Times New Roman"/>
-          <w:i/>
-          <w:vertAlign w:val="subscript"/>
-        </w:rPr>
-        <w:t xml:space="preserve">p</w:t>
-      </w:r>
-      <w:r>
-        <w:rPr>
-          <w:rFonts w:ascii="Times New Roman" w:hAnsi="Times New Roman" w:cs="Times New Roman" w:eastAsia="ＭＳ 明朝"/>
-          <w:lang w:val="en-US" w:eastAsia="ja-JP"/>
-        </w:rPr>
-        <w:t xml:space="preserve">（</w:t>
-      </w:r>
-      <w:r>
-        <w:rPr>
-          <w:rFonts w:ascii="Times New Roman" w:hAnsi="Times New Roman" w:cs="Times New Roman"/>
-          <w:i/>
-        </w:rPr>
-        <w:t xml:space="preserve">D</w:t>
-      </w:r>
-      <w:r>
-        <w:rPr>
-          <w:rFonts w:ascii="Times New Roman" w:hAnsi="Times New Roman" w:cs="Times New Roman" w:eastAsia="ＭＳ 明朝"/>
-          <w:lang w:val="en-US" w:eastAsia="ja-JP"/>
-        </w:rPr>
-        <w:t xml:space="preserve">=0）を引力点とし、</w:t>
-      </w:r>
-      <w:r>
-        <w:rPr>
-          <w:rFonts w:ascii="Times New Roman" w:hAnsi="Times New Roman" w:cs="Times New Roman"/>
-          <w:i/>
-        </w:rPr>
-        <w:t xml:space="preserve">ρ</w:t>
-      </w:r>
-      <w:r>
-        <w:rPr>
-          <w:rFonts w:ascii="Times New Roman" w:hAnsi="Times New Roman" w:cs="Times New Roman" w:eastAsia="ＭＳ 明朝"/>
-          <w:lang w:val="en-US" w:eastAsia="ja-JP"/>
-        </w:rPr>
-        <w:t xml:space="preserve"> が小さいうちは固定骨格が解の大半を占め、可動部を入れ替えても </w:t>
-      </w:r>
-      <w:r>
-        <w:rPr>
-          <w:rFonts w:ascii="Times New Roman" w:hAnsi="Times New Roman" w:cs="Times New Roman"/>
-          <w:i/>
-        </w:rPr>
-        <w:t xml:space="preserve">S</w:t>
-      </w:r>
-      <w:r>
-        <w:rPr>
-          <w:rFonts w:ascii="Times New Roman" w:hAnsi="Times New Roman" w:cs="Times New Roman"/>
-          <w:i/>
-          <w:vertAlign w:val="subscript"/>
-        </w:rPr>
-        <w:t xml:space="preserve">p</w:t>
-      </w:r>
-      <w:r>
-        <w:rPr>
-          <w:rFonts w:ascii="Times New Roman" w:hAnsi="Times New Roman" w:cs="Times New Roman" w:eastAsia="ＭＳ 明朝"/>
-          <w:lang w:val="en-US" w:eastAsia="ja-JP"/>
-        </w:rPr>
-        <w:t xml:space="preserve"> から離れた良質な局所最適が生じ得ず、良解は </w:t>
-      </w:r>
-      <w:r>
-        <w:rPr>
-          <w:rFonts w:ascii="Times New Roman" w:hAnsi="Times New Roman" w:cs="Times New Roman"/>
-          <w:i/>
-        </w:rPr>
-        <w:t xml:space="preserve">S</w:t>
-      </w:r>
-      <w:r>
-        <w:rPr>
-          <w:rFonts w:ascii="Times New Roman" w:hAnsi="Times New Roman" w:cs="Times New Roman"/>
-          <w:i/>
-          <w:vertAlign w:val="subscript"/>
-        </w:rPr>
-        <w:t xml:space="preserve">p</w:t>
-      </w:r>
-      <w:r>
-        <w:rPr>
-          <w:rFonts w:ascii="Times New Roman" w:hAnsi="Times New Roman" w:cs="Times New Roman" w:eastAsia="ＭＳ 明朝"/>
-          <w:lang w:val="en-US" w:eastAsia="ja-JP"/>
-        </w:rPr>
-        <w:t xml:space="preserve"> 近傍に限られるため ILS の近傍充填で足りるが、</w:t>
-      </w:r>
-      <w:r>
-        <w:rPr>
-          <w:rFonts w:ascii="Times New Roman" w:hAnsi="Times New Roman" w:cs="Times New Roman"/>
-          <w:i/>
-        </w:rPr>
-        <w:t xml:space="preserve">ρ</w:t>
-      </w:r>
-      <w:r>
-        <w:rPr>
-          <w:rFonts w:ascii="Times New Roman" w:hAnsi="Times New Roman" w:cs="Times New Roman" w:eastAsia="ＭＳ 明朝"/>
-          <w:lang w:val="en-US" w:eastAsia="ja-JP"/>
-        </w:rPr>
-        <w:t xml:space="preserve"> の増加で効率端が遠のくと、単一軌道の ILS は引力圏を脱しにくく、交叉で </w:t>
+        <w:t xml:space="preserve"> が増して効率端が遠のくと、単一軌道の ILS は引力圏を脱しにくく、交叉で </w:t>
       </w:r>
       <w:r>
         <w:rPr>

--- a/doc/paper_apiems2026/APIEMS2026_draft_ja.docx
+++ b/doc/paper_apiems2026/APIEMS2026_draft_ja.docx
@@ -4,6 +4,7 @@
   <w:body>
     <w:p>
       <w:pPr>
+        <w:suppressAutoHyphens/>
         <w:jc w:val="center"/>
       </w:pPr>
       <w:r>
@@ -310,7 +311,7 @@
           <w:rFonts w:ascii="Times New Roman" w:hAnsi="Times New Roman" w:cs="Times New Roman" w:eastAsia="ＭＳ 明朝"/>
           <w:lang w:val="en-US" w:eastAsia="ja-JP"/>
         </w:rPr>
-        <w:t xml:space="preserve">（Ouelhadj and Petrovic, 2009）を対象とする。外乱には複数種があるが、本研究は機械割当を維持したまま処理順序の調整で対処でき「修正解を当初スケジュールの近傍に保つ」という前提が最も明確に成立する</w:t>
+        <w:t xml:space="preserve">（Ouelhadj and Petrovic, 2009）を対象とする。外乱には複数種があるが、本研究は</w:t>
       </w:r>
       <w:r>
         <w:rPr>
@@ -523,7 +524,7 @@
           <w:rFonts w:ascii="Times New Roman" w:hAnsi="Times New Roman" w:cs="Times New Roman" w:eastAsia="ＭＳ 明朝"/>
           <w:lang w:val="en-US" w:eastAsia="ja-JP"/>
         </w:rPr>
-        <w:t xml:space="preserve">本研究の目的は次の 3 点である。(1) 高品質初期解 </w:t>
+        <w:t xml:space="preserve">本研究の目的は、高品質初期解 </w:t>
       </w:r>
       <w:r>
         <w:rPr>
@@ -545,7 +546,7 @@
           <w:rFonts w:ascii="Times New Roman" w:hAnsi="Times New Roman" w:cs="Times New Roman" w:eastAsia="ＭＳ 明朝"/>
           <w:lang w:val="en-US" w:eastAsia="ja-JP"/>
         </w:rPr>
-        <w:t xml:space="preserve"> が存在するという問題特性が単一解ベース・集団ベースの探索挙動に与える影響の比較分析、(2) 解を </w:t>
+        <w:t xml:space="preserve"> が存在するという再スケジューリング固有の問題特性が、二系統の探索構造（軌道／集団）の挙動をどう変えるかを統制下で分析することである。あわせて、解を </w:t>
       </w:r>
       <w:r>
         <w:rPr>
@@ -567,7 +568,7 @@
           <w:rFonts w:ascii="Times New Roman" w:hAnsi="Times New Roman" w:cs="Times New Roman" w:eastAsia="ＭＳ 明朝"/>
           <w:lang w:val="en-US" w:eastAsia="ja-JP"/>
         </w:rPr>
-        <w:t xml:space="preserve"> 方向へ引き寄せる</w:t>
+        <w:t xml:space="preserve"> へ能動的に引き寄せる</w:t>
       </w:r>
       <w:r>
         <w:rPr>
@@ -582,7 +583,7 @@
           <w:rFonts w:ascii="Times New Roman" w:hAnsi="Times New Roman" w:cs="Times New Roman" w:eastAsia="ＭＳ 明朝"/>
           <w:lang w:val="en-US" w:eastAsia="ja-JP"/>
         </w:rPr>
-        <w:t xml:space="preserve">の設計とベース手法構造との相互作用の分析、(3) 速度・Pareto 覆域・安定性帯別性能を統合した多角的評価方法論の構築である。本研究の主眼は、最先端手法との性能競争ではなく、安定性誘導機構とホスト構造の相互作用の構造分析にある (Sörensen, 2015)。</w:t>
+        <w:t xml:space="preserve">を提案し、速度・Pareto 覆域・安定性帯別性能を統合した多角的評価方法論のもとで全体を検証する。主眼は、最先端手法との性能競争ではなく、この演算子とホスト構造の相互作用の構造分析にある (Sörensen, 2015)。</w:t>
       </w:r>
     </w:p>
     <w:p>
@@ -671,7 +672,7 @@
           <w:rFonts w:ascii="Times New Roman" w:hAnsi="Times New Roman" w:cs="Times New Roman" w:eastAsia="ＭＳ 明朝"/>
           <w:lang w:val="en-US" w:eastAsia="ja-JP"/>
         </w:rPr>
-        <w:t xml:space="preserve">で構造的に保証する系譜がある。match-up scheduling (Bean et al., 1991)、影響波及作業のみ再スケジュールする AOR (Abumaizar and Svestka, 1997)、染色体を区間に限定する Zakaria and Petrovic (2012)、範囲を階層的に定式化した Sun ら (2026) などがある。いずれも安定性を</w:t>
+        <w:t xml:space="preserve">で構造的に保証する系譜がある。match-up scheduling (Bean et al., 1991)、影響波及作業のみ再スケジュールする AOR (Abumaizar and Svestka, 1997)、染色体を区間に限定する Zakaria and Petrovic (2012)、範囲を 4 階層に定式化した Sun ら (2026) などがある。いずれも安定性を</w:t>
       </w:r>
       <w:r>
         <w:rPr>
@@ -781,7 +782,7 @@
           <w:rFonts w:ascii="Times New Roman" w:hAnsi="Times New Roman" w:cs="Times New Roman" w:eastAsia="ＭＳ 明朝"/>
           <w:lang w:val="en-US" w:eastAsia="ja-JP"/>
         </w:rPr>
-        <w:t xml:space="preserve">: 交叉で解を大きく組み替える集団ベース（Memetic）は生成子が </w:t>
+        <w:t xml:space="preserve">: 交叉で解を大きく組み替える集団ベース（Memetic）は子個体が </w:t>
       </w:r>
       <w:r>
         <w:rPr>
@@ -899,7 +900,7 @@
           <w:rFonts w:ascii="Times New Roman" w:hAnsi="Times New Roman" w:cs="Times New Roman" w:eastAsia="ＭＳ 明朝"/>
           <w:lang w:val="en-US" w:eastAsia="ja-JP"/>
         </w:rPr>
-        <w:t xml:space="preserve">に現れる（集団に大・軌道に僅少）。3 章で手法と機構を、4 章で両仮説を検証する。</w:t>
+        <w:t xml:space="preserve">に現れる（集団に大・軌道に僅少）。</w:t>
       </w:r>
     </w:p>
     <w:p>
@@ -940,6 +941,35 @@
       </w:pPr>
       <w:r>
         <w:rPr>
+          <w:rFonts w:ascii="Times New Roman" w:hAnsi="Times New Roman" w:cs="Times New Roman" w:eastAsia="ＭＳ 明朝"/>
+          <w:lang w:val="en-US" w:eastAsia="ja-JP"/>
+        </w:rPr>
+        <w:t xml:space="preserve">本研究が外乱のうち作業遅延を対象とするのは、それが作業集合を変えず処理順序の再調整だけで対処でき、修正解を </w:t>
+      </w:r>
+      <w:r>
+        <w:rPr>
+          <w:rFonts w:ascii="Times New Roman" w:hAnsi="Times New Roman" w:cs="Times New Roman"/>
+          <w:i/>
+        </w:rPr>
+        <w:t xml:space="preserve">S</w:t>
+      </w:r>
+      <w:r>
+        <w:rPr>
+          <w:rFonts w:ascii="Times New Roman" w:hAnsi="Times New Roman" w:cs="Times New Roman"/>
+          <w:i/>
+          <w:vertAlign w:val="subscript"/>
+        </w:rPr>
+        <w:t xml:space="preserve">p</w:t>
+      </w:r>
+      <w:r>
+        <w:rPr>
+          <w:rFonts w:ascii="Times New Roman" w:hAnsi="Times New Roman" w:cs="Times New Roman" w:eastAsia="ＭＳ 明朝"/>
+          <w:lang w:val="en-US" w:eastAsia="ja-JP"/>
+        </w:rPr>
+        <w:t xml:space="preserve"> 近傍に保つ前提が最も素直に成立する外乱だからである。</w:t>
+      </w:r>
+      <w:r>
+        <w:rPr>
           <w:rFonts w:ascii="Times New Roman" w:hAnsi="Times New Roman" w:cs="Times New Roman"/>
           <w:i/>
         </w:rPr>
@@ -1044,7 +1074,7 @@
           <w:rFonts w:ascii="Times New Roman" w:hAnsi="Times New Roman" w:cs="Times New Roman" w:eastAsia="ＭＳ 明朝"/>
           <w:lang w:val="en-US" w:eastAsia="ja-JP"/>
         </w:rPr>
-        <w:t xml:space="preserve"> のまま保って実行可能性を回復した </w:t>
+        <w:t xml:space="preserve"> のまま保って遅延を吸収した現場の実スケジュール </w:t>
       </w:r>
       <w:r>
         <w:rPr>
@@ -1193,7 +1223,7 @@
           <w:rFonts w:ascii="Times New Roman" w:hAnsi="Times New Roman" w:cs="Times New Roman" w:eastAsia="ＭＳ 明朝"/>
           <w:lang w:val="en-US" w:eastAsia="ja-JP"/>
         </w:rPr>
-        <w:t xml:space="preserve"> 逸脱量は (i) 開始時刻偏差（時間安定, temporal stability）と (ii) 処理順序（順列）偏差（順序安定, sequence stability）の二系統に大別される。たとえば Sun ら (2026) は両者を明示的に区別したうえで前者（開始時刻の絶対偏差和 ADST）を安定性指標に採る。本研究は探索機構（PR・repair の direct swap、N5 近傍）がいずれも順列操作であること、および MS との独立性が高いことから後者を採用する。</w:t>
+        <w:t xml:space="preserve"> 逸脱量は (i) 開始時刻偏差（時間安定, temporal stability）と (ii) 処理順序（順列）偏差（順序安定, sequence stability）の二系統に大別される。たとえば Sun ら (2026) は両者を明示的に区別したうえで前者（開始時刻の絶対偏差和 ADST）を安定性指標に採る。本研究は探索機構（PR・repair の swap 移動、N5 近傍）がいずれも順列操作であること、および MS との独立性が高いことから後者を採用する。</w:t>
       </w:r>
     </w:p>
     <w:p>
@@ -2038,28 +2068,7 @@
           <w:rFonts w:ascii="Times New Roman" w:hAnsi="Times New Roman" w:cs="Times New Roman" w:eastAsia="ＭＳ 明朝"/>
           <w:lang w:val="en-US" w:eastAsia="ja-JP"/>
         </w:rPr>
-        <w:t xml:space="preserve">ˆ 付きは min-max 正規化値を表す。重みを複数点掃引して解を統合し Pareto 覆域で評価する（§3.4）。なお </w:t>
-      </w:r>
-      <w:r>
-        <w:rPr>
-          <w:rFonts w:ascii="Times New Roman" w:hAnsi="Times New Roman" w:cs="Times New Roman"/>
-          <w:i/>
-        </w:rPr>
-        <w:t xml:space="preserve">S</w:t>
-      </w:r>
-      <w:r>
-        <w:rPr>
-          <w:rFonts w:ascii="Times New Roman" w:hAnsi="Times New Roman" w:cs="Times New Roman"/>
-          <w:vertAlign w:val="subscript"/>
-        </w:rPr>
-        <w:t xml:space="preserve">RSR</w:t>
-      </w:r>
-      <w:r>
-        <w:rPr>
-          <w:rFonts w:ascii="Times New Roman" w:hAnsi="Times New Roman" w:cs="Times New Roman" w:eastAsia="ＭＳ 明朝"/>
-          <w:lang w:val="en-US" w:eastAsia="ja-JP"/>
-        </w:rPr>
-        <w:t xml:space="preserve"> から順序再最適化で MS を改善できる余地が残ること（非縮退）が、手法差の現れる前提である。</w:t>
+        <w:t xml:space="preserve">ˆ 付きは min-max 正規化値を表す。重みを複数点掃引して解を統合し Pareto 覆域で評価する（§3.4）。</w:t>
       </w:r>
     </w:p>
     <w:p>
@@ -2172,7 +2181,7 @@
           <w:rFonts w:ascii="Times New Roman" w:hAnsi="Times New Roman" w:cs="Times New Roman" w:eastAsia="ＭＳ 明朝"/>
           <w:lang w:val="en-US" w:eastAsia="ja-JP"/>
         </w:rPr>
-        <w:t xml:space="preserve"> を複数点掃引し、UEA (Ishibuchi et al., 2020) で全非劣解を統合して評価する。重み付き和は非凸フロントの凹部に届かない凸限界をもつ (Marler and Arora, 2010) が、全手法を同条件で評価する本研究では構造差の議論に影響しない（Pareto native 手法での再検証は今後の課題）。</w:t>
+        <w:t xml:space="preserve"> を複数点掃引し、UEA (Ishibuchi et al., 2020) で全非劣解を統合して評価する。重み付き和は非凸フロントの凹部に届かない凸限界をもつ (Marler and Arora, 2010) が、全手法を同条件で評価する本研究では構造差の議論に影響しない。</w:t>
       </w:r>
     </w:p>
     <w:p>
@@ -2187,7 +2196,7 @@
           <w:sz w:val="22"/>
           <w:szCs w:val="22"/>
         </w:rPr>
-        <w:t xml:space="preserve">3.2 ILS とその根拠（H1）</w:t>
+        <w:t xml:space="preserve">3.2 ベース探索構造：ILS と Memetic-LS（H1）</w:t>
       </w:r>
     </w:p>
     <w:p>
@@ -2274,7 +2283,7 @@
           <w:rFonts w:ascii="Times New Roman" w:hAnsi="Times New Roman" w:cs="Times New Roman" w:eastAsia="ＭＳ 明朝"/>
           <w:lang w:val="en-US" w:eastAsia="ja-JP"/>
         </w:rPr>
-        <w:t xml:space="preserve">単一解ベースの中でも ILS (Lourenço et al., 2019) を採るのは、深掘り（局所探索）と脱出（摂動）が分離され、</w:t>
+        <w:t xml:space="preserve">単一解ベースの中で ILS (Lourenço et al., 2019) を採る理由は、深掘り（局所探索）と脱出（摂動）が明確に分離されている点にある。この分離ゆえに、</w:t>
       </w:r>
       <w:r>
         <w:rPr>
@@ -2314,22 +2323,55 @@
           <w:rFonts w:ascii="Times New Roman" w:hAnsi="Times New Roman" w:cs="Times New Roman" w:eastAsia="ＭＳ 明朝"/>
           <w:lang w:val="en-US" w:eastAsia="ja-JP"/>
         </w:rPr>
-        <w:t xml:space="preserve">でき、安定性誘導機構（§3.3）を摂動として差し込みやすいためである。局所探索は JSSP 標準の </w:t>
-      </w:r>
-      <w:r>
-        <w:rPr>
-          <w:rFonts w:ascii="Times New Roman" w:hAnsi="Times New Roman" w:cs="Times New Roman" w:eastAsia="ＭＳ 明朝"/>
-          <w:b/>
-          <w:lang w:val="en-US" w:eastAsia="ja-JP"/>
-        </w:rPr>
-        <w:t xml:space="preserve">N5 近傍 (Nowicki and Smutnicki, 1996)</w:t>
-      </w:r>
-      <w:r>
-        <w:rPr>
-          <w:rFonts w:ascii="Times New Roman" w:hAnsi="Times New Roman" w:cs="Times New Roman" w:eastAsia="ＭＳ 明朝"/>
-          <w:lang w:val="en-US" w:eastAsia="ja-JP"/>
-        </w:rPr>
-        <w:t xml:space="preserve">（クリティカルブロック端の隣接 swap のみを候補とし makespan 改善見込みのある手に絞る）を用い、ILS と Memetic-LS で共有する。N5 の探索単位はクリティカル端の隣接 swap という最小の構造変更であり、</w:t>
+        <w:t xml:space="preserve">でき、安定性誘導機構（§3.3）も摂動として自然に組み込める。</w:t>
+      </w:r>
+      <w:r>
+        <w:rPr>
+          <w:rFonts w:ascii="Times New Roman" w:hAnsi="Times New Roman" w:cs="Times New Roman" w:eastAsia="ＭＳ 明朝"/>
+          <w:b/>
+          <w:lang w:val="en-US" w:eastAsia="ja-JP"/>
+        </w:rPr>
+        <w:t xml:space="preserve">局所探索</w:t>
+      </w:r>
+      <w:r>
+        <w:rPr>
+          <w:rFonts w:ascii="Times New Roman" w:hAnsi="Times New Roman" w:cs="Times New Roman" w:eastAsia="ＭＳ 明朝"/>
+          <w:lang w:val="en-US" w:eastAsia="ja-JP"/>
+        </w:rPr>
+        <w:t xml:space="preserve">は ILS と Memetic-LS で共有する JSSP 標準の N5 近傍 (Nowicki and Smutnicki, 1996) で、候補をクリティカルブロック端の隣接 swap（makespan 改善見込みのある手）に絞り、採否は </w:t>
+      </w:r>
+      <w:r>
+        <w:rPr>
+          <w:rFonts w:ascii="Times New Roman" w:hAnsi="Times New Roman" w:cs="Times New Roman"/>
+          <w:i/>
+        </w:rPr>
+        <w:t xml:space="preserve">F</w:t>
+      </w:r>
+      <w:r>
+        <w:rPr>
+          <w:rFonts w:ascii="Times New Roman" w:hAnsi="Times New Roman" w:cs="Times New Roman"/>
+        </w:rPr>
+        <w:t xml:space="preserve">(</w:t>
+      </w:r>
+      <w:r>
+        <w:rPr>
+          <w:rFonts w:ascii="Times New Roman" w:hAnsi="Times New Roman" w:cs="Times New Roman"/>
+          <w:i/>
+        </w:rPr>
+        <w:t xml:space="preserve">λ</w:t>
+      </w:r>
+      <w:r>
+        <w:rPr>
+          <w:rFonts w:ascii="Times New Roman" w:hAnsi="Times New Roman" w:cs="Times New Roman"/>
+        </w:rPr>
+        <w:t xml:space="preserve">)</w:t>
+      </w:r>
+      <w:r>
+        <w:rPr>
+          <w:rFonts w:ascii="Times New Roman" w:hAnsi="Times New Roman" w:cs="Times New Roman" w:eastAsia="ＭＳ 明朝"/>
+          <w:lang w:val="en-US" w:eastAsia="ja-JP"/>
+        </w:rPr>
+        <w:t xml:space="preserve"> で評価する。この隣接 swap は最小の構造変更ゆえ、</w:t>
       </w:r>
       <w:r>
         <w:rPr>
@@ -2351,7 +2393,22 @@
           <w:rFonts w:ascii="Times New Roman" w:hAnsi="Times New Roman" w:cs="Times New Roman" w:eastAsia="ＭＳ 明朝"/>
           <w:lang w:val="en-US" w:eastAsia="ja-JP"/>
         </w:rPr>
-        <w:t xml:space="preserve"> からの逸脱を小刻みに刻みつつ高安定領域を充填できる点で、安定性を重視する本設定とも相性がよい。摂動は insert 移動で、強度（＝</w:t>
+        <w:t xml:space="preserve"> からの逸脱を小刻みに刻みつつ高安定領域を充填でき、安定性を重視する本設定と相性がよい。</w:t>
+      </w:r>
+      <w:r>
+        <w:rPr>
+          <w:rFonts w:ascii="Times New Roman" w:hAnsi="Times New Roman" w:cs="Times New Roman" w:eastAsia="ＭＳ 明朝"/>
+          <w:b/>
+          <w:lang w:val="en-US" w:eastAsia="ja-JP"/>
+        </w:rPr>
+        <w:t xml:space="preserve">摂動</w:t>
+      </w:r>
+      <w:r>
+        <w:rPr>
+          <w:rFonts w:ascii="Times New Roman" w:hAnsi="Times New Roman" w:cs="Times New Roman" w:eastAsia="ＭＳ 明朝"/>
+          <w:lang w:val="en-US" w:eastAsia="ja-JP"/>
+        </w:rPr>
+        <w:t xml:space="preserve">は insert 移動で、強度（＝</w:t>
       </w:r>
       <w:r>
         <w:rPr>
@@ -2373,7 +2430,22 @@
           <w:rFonts w:ascii="Times New Roman" w:hAnsi="Times New Roman" w:cs="Times New Roman" w:eastAsia="ＭＳ 明朝"/>
           <w:lang w:val="en-US" w:eastAsia="ja-JP"/>
         </w:rPr>
-        <w:t xml:space="preserve"> からの距離）を停滞度に応じ鋸歯状に巡回させ（VNS (Mladenović and Hansen, 1997) 型）、</w:t>
+        <w:t xml:space="preserve"> からの距離）を停滞度に応じ鋸歯状に巡回させる（VNS (Mladenović and Hansen, 1997) 型）。</w:t>
+      </w:r>
+      <w:r>
+        <w:rPr>
+          <w:rFonts w:ascii="Times New Roman" w:hAnsi="Times New Roman" w:cs="Times New Roman" w:eastAsia="ＭＳ 明朝"/>
+          <w:b/>
+          <w:lang w:val="en-US" w:eastAsia="ja-JP"/>
+        </w:rPr>
+        <w:t xml:space="preserve">受理判定</w:t>
+      </w:r>
+      <w:r>
+        <w:rPr>
+          <w:rFonts w:ascii="Times New Roman" w:hAnsi="Times New Roman" w:cs="Times New Roman" w:eastAsia="ＭＳ 明朝"/>
+          <w:lang w:val="en-US" w:eastAsia="ja-JP"/>
+        </w:rPr>
+        <w:t xml:space="preserve">は改善時受理（better acceptance）で、摂動後に得た局所最適が best の </w:t>
       </w:r>
       <w:r>
         <w:rPr>
@@ -2406,68 +2478,7 @@
           <w:rFonts w:ascii="Times New Roman" w:hAnsi="Times New Roman" w:cs="Times New Roman" w:eastAsia="ＭＳ 明朝"/>
           <w:lang w:val="en-US" w:eastAsia="ja-JP"/>
         </w:rPr>
-        <w:t xml:space="preserve"> を厳密改善したときのみ best を更新する。候補は makespan 動機で </w:t>
-      </w:r>
-      <w:r>
-        <w:rPr>
-          <w:rFonts w:ascii="Times New Roman" w:hAnsi="Times New Roman" w:cs="Times New Roman"/>
-          <w:i/>
-        </w:rPr>
-        <w:t xml:space="preserve">λ</w:t>
-      </w:r>
-      <w:r>
-        <w:rPr>
-          <w:rFonts w:ascii="Times New Roman" w:hAnsi="Times New Roman" w:cs="Times New Roman" w:eastAsia="ＭＳ 明朝"/>
-          <w:lang w:val="en-US" w:eastAsia="ja-JP"/>
-        </w:rPr>
-        <w:t xml:space="preserve"> 非依存だが採否は </w:t>
-      </w:r>
-      <w:r>
-        <w:rPr>
-          <w:rFonts w:ascii="Times New Roman" w:hAnsi="Times New Roman" w:cs="Times New Roman"/>
-          <w:i/>
-        </w:rPr>
-        <w:t xml:space="preserve">F</w:t>
-      </w:r>
-      <w:r>
-        <w:rPr>
-          <w:rFonts w:ascii="Times New Roman" w:hAnsi="Times New Roman" w:cs="Times New Roman"/>
-        </w:rPr>
-        <w:t xml:space="preserve">(</w:t>
-      </w:r>
-      <w:r>
-        <w:rPr>
-          <w:rFonts w:ascii="Times New Roman" w:hAnsi="Times New Roman" w:cs="Times New Roman"/>
-          <w:i/>
-        </w:rPr>
-        <w:t xml:space="preserve">λ</w:t>
-      </w:r>
-      <w:r>
-        <w:rPr>
-          <w:rFonts w:ascii="Times New Roman" w:hAnsi="Times New Roman" w:cs="Times New Roman"/>
-        </w:rPr>
-        <w:t xml:space="preserve">)</w:t>
-      </w:r>
-      <w:r>
-        <w:rPr>
-          <w:rFonts w:ascii="Times New Roman" w:hAnsi="Times New Roman" w:cs="Times New Roman" w:eastAsia="ＭＳ 明朝"/>
-          <w:lang w:val="en-US" w:eastAsia="ja-JP"/>
-        </w:rPr>
-        <w:t xml:space="preserve"> で評価するため、局所最適は </w:t>
-      </w:r>
-      <w:r>
-        <w:rPr>
-          <w:rFonts w:ascii="Times New Roman" w:hAnsi="Times New Roman" w:cs="Times New Roman"/>
-          <w:i/>
-        </w:rPr>
-        <w:t xml:space="preserve">λ</w:t>
-      </w:r>
-      <w:r>
-        <w:rPr>
-          <w:rFonts w:ascii="Times New Roman" w:hAnsi="Times New Roman" w:cs="Times New Roman" w:eastAsia="ＭＳ 明朝"/>
-          <w:lang w:val="en-US" w:eastAsia="ja-JP"/>
-        </w:rPr>
-        <w:t xml:space="preserve"> に応じ効率側・安定側へ移る。</w:t>
+        <w:t xml:space="preserve"> を厳密改善したときのみ現在解を置き換える。</w:t>
       </w:r>
     </w:p>
     <w:p>
@@ -2489,7 +2500,7 @@
           <w:rFonts w:ascii="Times New Roman" w:hAnsi="Times New Roman" w:cs="Times New Roman" w:eastAsia="ＭＳ 明朝"/>
           <w:lang w:val="en-US" w:eastAsia="ja-JP"/>
         </w:rPr>
-        <w:t xml:space="preserve"> H1 の統制対照となる集団ベースは、operation-based 表現 (Bierwirth, 1995) の標準 GA（PPX 交叉 (Bierwirth et al., 1996)・逆位突然変異・エリート保存付きトーナメント選択）に上記 N5 を各個体へ Lamarckian に適用した </w:t>
+        <w:t xml:space="preserve"> H1 の統制対照となる集団ベースは、operation-based 表現 (Bierwirth, 1995)（染色体は GT 法 (Giffler and Thompson, 1960) でデコードする）の標準 GA（PPX 交叉 (Bierwirth et al., 1996)・逆位突然変異・エリート保存付きトーナメント選択）に上記 N5 を各個体へ Lamarckian に適用した </w:t>
       </w:r>
       <w:r>
         <w:rPr>
@@ -2512,7 +2523,7 @@
           <w:b/>
           <w:lang w:val="en-US" w:eastAsia="ja-JP"/>
         </w:rPr>
-        <w:t xml:space="preserve">交叉は 2 親の構造を切り貼りする破壊的操作で生成子が </w:t>
+        <w:t xml:space="preserve">交叉は 2 親の構造を切り貼りする破壊的操作で子個体が </w:t>
       </w:r>
       <w:r>
         <w:rPr>
@@ -2852,7 +2863,51 @@
           <w:rFonts w:ascii="Times New Roman" w:hAnsi="Times New Roman" w:cs="Times New Roman" w:eastAsia="ＭＳ 明朝"/>
           <w:lang w:val="en-US" w:eastAsia="ja-JP"/>
         </w:rPr>
-        <w:t xml:space="preserve">（guiding）へ向け、不一致位置を direct swap で 1 つずつ縮めながら経路を辿り、経路上最良解を返す。</w:t>
+        <w:t xml:space="preserve">（guiding）へ向け、現在解と </w:t>
+      </w:r>
+      <w:r>
+        <w:rPr>
+          <w:rFonts w:ascii="Times New Roman" w:hAnsi="Times New Roman" w:cs="Times New Roman"/>
+          <w:i/>
+        </w:rPr>
+        <w:t xml:space="preserve">S</w:t>
+      </w:r>
+      <w:r>
+        <w:rPr>
+          <w:rFonts w:ascii="Times New Roman" w:hAnsi="Times New Roman" w:cs="Times New Roman"/>
+          <w:i/>
+          <w:vertAlign w:val="subscript"/>
+        </w:rPr>
+        <w:t xml:space="preserve">p</w:t>
+      </w:r>
+      <w:r>
+        <w:rPr>
+          <w:rFonts w:ascii="Times New Roman" w:hAnsi="Times New Roman" w:cs="Times New Roman" w:eastAsia="ＭＳ 明朝"/>
+          <w:lang w:val="en-US" w:eastAsia="ja-JP"/>
+        </w:rPr>
+        <w:t xml:space="preserve"> が食い違う機械上の位置を選びそこに </w:t>
+      </w:r>
+      <w:r>
+        <w:rPr>
+          <w:rFonts w:ascii="Times New Roman" w:hAnsi="Times New Roman" w:cs="Times New Roman"/>
+          <w:i/>
+        </w:rPr>
+        <w:t xml:space="preserve">S</w:t>
+      </w:r>
+      <w:r>
+        <w:rPr>
+          <w:rFonts w:ascii="Times New Roman" w:hAnsi="Times New Roman" w:cs="Times New Roman"/>
+          <w:i/>
+          <w:vertAlign w:val="subscript"/>
+        </w:rPr>
+        <w:t xml:space="preserve">p</w:t>
+      </w:r>
+      <w:r>
+        <w:rPr>
+          <w:rFonts w:ascii="Times New Roman" w:hAnsi="Times New Roman" w:cs="Times New Roman" w:eastAsia="ＭＳ 明朝"/>
+          <w:lang w:val="en-US" w:eastAsia="ja-JP"/>
+        </w:rPr>
+        <w:t xml:space="preserve"> の作業が来るよう入れ替える swap 移動で不一致を 1 つずつ縮めながら経路を辿り、経路上最良解を返す。</w:t>
       </w:r>
       <w:r>
         <w:rPr>
@@ -3081,7 +3136,7 @@
           <w:rFonts w:ascii="Times New Roman" w:hAnsi="Times New Roman" w:cs="Times New Roman" w:eastAsia="ＭＳ 明朝"/>
           <w:lang w:val="en-US" w:eastAsia="ja-JP"/>
         </w:rPr>
-        <w:t xml:space="preserve"> PR の「</w:t>
+        <w:t xml:space="preserve"> PR を途中で打ち切った Mini-PR にあたる演算子で、この swap 移動を数回適用して解を </w:t>
       </w:r>
       <w:r>
         <w:rPr>
@@ -3103,7 +3158,7 @@
           <w:rFonts w:ascii="Times New Roman" w:hAnsi="Times New Roman" w:cs="Times New Roman" w:eastAsia="ＭＳ 明朝"/>
           <w:lang w:val="en-US" w:eastAsia="ja-JP"/>
         </w:rPr>
-        <w:t xml:space="preserve"> への 1 ステップ近接」を ILS の摂動キックに転用したもので、PR を途中で打ち切った Mini-PR にあたる。停滞時に direct swap を数回適用して解を </w:t>
+        <w:t xml:space="preserve"> 方向へ引き寄せ（＝</w:t>
       </w:r>
       <w:r>
         <w:rPr>
@@ -3125,29 +3180,7 @@
           <w:rFonts w:ascii="Times New Roman" w:hAnsi="Times New Roman" w:cs="Times New Roman" w:eastAsia="ＭＳ 明朝"/>
           <w:lang w:val="en-US" w:eastAsia="ja-JP"/>
         </w:rPr>
-        <w:t xml:space="preserve"> 方向へ引き寄せ（＝</w:t>
-      </w:r>
-      <w:r>
-        <w:rPr>
-          <w:rFonts w:ascii="Times New Roman" w:hAnsi="Times New Roman" w:cs="Times New Roman"/>
-          <w:i/>
-        </w:rPr>
-        <w:t xml:space="preserve">S</w:t>
-      </w:r>
-      <w:r>
-        <w:rPr>
-          <w:rFonts w:ascii="Times New Roman" w:hAnsi="Times New Roman" w:cs="Times New Roman"/>
-          <w:i/>
-          <w:vertAlign w:val="subscript"/>
-        </w:rPr>
-        <w:t xml:space="preserve">p</w:t>
-      </w:r>
-      <w:r>
-        <w:rPr>
-          <w:rFonts w:ascii="Times New Roman" w:hAnsi="Times New Roman" w:cs="Times New Roman" w:eastAsia="ＭＳ 明朝"/>
-          <w:lang w:val="en-US" w:eastAsia="ja-JP"/>
-        </w:rPr>
-        <w:t xml:space="preserve"> から漂って失った安定性を"修復"し）、局所探索を再出発させる。depth も鋸歯状に巡回させ安定性側フロントを面で覆う。</w:t>
+        <w:t xml:space="preserve"> から漂って失った安定性を"修復"し）、引き戻した解から局所探索で再最適化する。深さ（swap 回数）を変化させることで安定性側フロントを面で覆う。</w:t>
       </w:r>
     </w:p>
     <w:p>
@@ -3162,14 +3195,14 @@
           <w:b/>
           <w:lang w:val="en-US" w:eastAsia="ja-JP"/>
         </w:rPr>
-        <w:t xml:space="preserve">H2（補完仮説）.</w:t>
-      </w:r>
-      <w:r>
-        <w:rPr>
-          <w:rFonts w:ascii="Times New Roman" w:hAnsi="Times New Roman" w:cs="Times New Roman" w:eastAsia="ＭＳ 明朝"/>
-          <w:lang w:val="en-US" w:eastAsia="ja-JP"/>
-        </w:rPr>
-        <w:t xml:space="preserve"> PR・repair はいずれも「解を </w:t>
+        <w:t xml:space="preserve">両ホストへの搭載.</w:t>
+      </w:r>
+      <w:r>
+        <w:rPr>
+          <w:rFonts w:ascii="Times New Roman" w:hAnsi="Times New Roman" w:cs="Times New Roman" w:eastAsia="ＭＳ 明朝"/>
+          <w:lang w:val="en-US" w:eastAsia="ja-JP"/>
+        </w:rPr>
+        <w:t xml:space="preserve"> 軌道ホストでは両演算子は ILS の摂動として働く：停滞時に発動し、repair の深さは鋸歯状に巡回させる（§3.2）。集団ホストでは各個体の精緻化に組み込む：局所探索の後、演算子を個体ごとに確率的に適用し（深さは不一致数を上限にランダムに引く）、結果を N5 で再最適化して無条件に集団へ戻す——採否はトーナメント選択に委ねる。両ホストに載るのは同一の演算子（</w:t>
       </w:r>
       <w:r>
         <w:rPr>
@@ -3191,66 +3224,7 @@
           <w:rFonts w:ascii="Times New Roman" w:hAnsi="Times New Roman" w:cs="Times New Roman" w:eastAsia="ＭＳ 明朝"/>
           <w:lang w:val="en-US" w:eastAsia="ja-JP"/>
         </w:rPr>
-        <w:t xml:space="preserve"> 方向へ引き寄せる」演算子で、集団ベースが苦手とする高安定域の充填をちょうど補完する。一方 ILS は H1 の通り近傍を自力充填済みのため伸びしろは小さい。機序は解の冗長性と経路長の差にある：GA 由来解は N5 ほど厳密な MS 最適化が及ばず「MS を壊さず安定性を改善できる冗長な順序」が残り、かつ </w:t>
-      </w:r>
-      <w:r>
-        <w:rPr>
-          <w:rFonts w:ascii="Times New Roman" w:hAnsi="Times New Roman" w:cs="Times New Roman"/>
-          <w:i/>
-        </w:rPr>
-        <w:t xml:space="preserve">S</w:t>
-      </w:r>
-      <w:r>
-        <w:rPr>
-          <w:rFonts w:ascii="Times New Roman" w:hAnsi="Times New Roman" w:cs="Times New Roman"/>
-          <w:i/>
-          <w:vertAlign w:val="subscript"/>
-        </w:rPr>
-        <w:t xml:space="preserve">p</w:t>
-      </w:r>
-      <w:r>
-        <w:rPr>
-          <w:rFonts w:ascii="Times New Roman" w:hAnsi="Times New Roman" w:cs="Times New Roman" w:eastAsia="ＭＳ 明朝"/>
-          <w:lang w:val="en-US" w:eastAsia="ja-JP"/>
-        </w:rPr>
-        <w:t xml:space="preserve"> から遠く PR の経路が長い。逆に ILS は </w:t>
-      </w:r>
-      <w:r>
-        <w:rPr>
-          <w:rFonts w:ascii="Times New Roman" w:hAnsi="Times New Roman" w:cs="Times New Roman"/>
-          <w:i/>
-        </w:rPr>
-        <w:t xml:space="preserve">S</w:t>
-      </w:r>
-      <w:r>
-        <w:rPr>
-          <w:rFonts w:ascii="Times New Roman" w:hAnsi="Times New Roman" w:cs="Times New Roman"/>
-          <w:i/>
-          <w:vertAlign w:val="subscript"/>
-        </w:rPr>
-        <w:t xml:space="preserve">p</w:t>
-      </w:r>
-      <w:r>
-        <w:rPr>
-          <w:rFonts w:ascii="Times New Roman" w:hAnsi="Times New Roman" w:cs="Times New Roman" w:eastAsia="ＭＳ 明朝"/>
-          <w:lang w:val="en-US" w:eastAsia="ja-JP"/>
-        </w:rPr>
-        <w:t xml:space="preserve"> 近傍に張り付き経路が短い。ゆえに</w:t>
-      </w:r>
-      <w:r>
-        <w:rPr>
-          <w:rFonts w:ascii="Times New Roman" w:hAnsi="Times New Roman" w:cs="Times New Roman" w:eastAsia="ＭＳ 明朝"/>
-          <w:b/>
-          <w:lang w:val="en-US" w:eastAsia="ja-JP"/>
-        </w:rPr>
-        <w:t xml:space="preserve">機構の効果は集団に大・軌道に僅少という非対称</w:t>
-      </w:r>
-      <w:r>
-        <w:rPr>
-          <w:rFonts w:ascii="Times New Roman" w:hAnsi="Times New Roman" w:cs="Times New Roman" w:eastAsia="ＭＳ 明朝"/>
-          <w:lang w:val="en-US" w:eastAsia="ja-JP"/>
-        </w:rPr>
-        <w:t xml:space="preserve">を予測する。</w:t>
+        <w:t xml:space="preserve"> 方向への swap 移動）であり、異なるのは発動のさせ方だけである。</w:t>
       </w:r>
     </w:p>
     <w:p>
@@ -3262,22 +3236,17 @@
       <w:r>
         <w:rPr>
           <w:rFonts w:ascii="Times New Roman" w:hAnsi="Times New Roman" w:cs="Times New Roman" w:eastAsia="ＭＳ 明朝"/>
-          <w:lang w:val="en-US" w:eastAsia="ja-JP"/>
-        </w:rPr>
-        <w:t xml:space="preserve">図 1 に、</w:t>
-      </w:r>
-      <w:r>
-        <w:rPr>
-          <w:rFonts w:ascii="Times New Roman" w:hAnsi="Times New Roman" w:cs="Times New Roman"/>
-        </w:rPr>
-        <w:t xml:space="preserve">(</w:t>
-      </w:r>
-      <w:r>
-        <w:rPr>
-          <w:rFonts w:ascii="Times New Roman" w:hAnsi="Times New Roman" w:cs="Times New Roman"/>
-          <w:i/>
-        </w:rPr>
-        <w:t xml:space="preserve">M</w:t>
+          <w:b/>
+          <w:lang w:val="en-US" w:eastAsia="ja-JP"/>
+        </w:rPr>
+        <w:t xml:space="preserve">H2（補完仮説）.</w:t>
+      </w:r>
+      <w:r>
+        <w:rPr>
+          <w:rFonts w:ascii="Times New Roman" w:hAnsi="Times New Roman" w:cs="Times New Roman" w:eastAsia="ＭＳ 明朝"/>
+          <w:lang w:val="en-US" w:eastAsia="ja-JP"/>
+        </w:rPr>
+        <w:t xml:space="preserve"> PR・repair はいずれも「解を </w:t>
       </w:r>
       <w:r>
         <w:rPr>
@@ -3289,49 +3258,76 @@
       <w:r>
         <w:rPr>
           <w:rFonts w:ascii="Times New Roman" w:hAnsi="Times New Roman" w:cs="Times New Roman"/>
-        </w:rPr>
-        <w:t xml:space="preserve">,</w:t>
-      </w:r>
-      <w:r>
-        <w:rPr>
-          <w:rFonts w:ascii="Times New Roman" w:hAnsi="Times New Roman" w:cs="Times New Roman"/>
-        </w:rPr>
-        <w:t xml:space="preserve"> </w:t>
-      </w:r>
-      <w:r>
-        <w:rPr>
-          <w:rFonts w:ascii="Times New Roman" w:hAnsi="Times New Roman" w:cs="Times New Roman"/>
-          <w:i/>
-        </w:rPr>
-        <w:t xml:space="preserve">D</w:t>
-      </w:r>
-      <w:r>
-        <w:rPr>
-          <w:rFonts w:ascii="Times New Roman" w:hAnsi="Times New Roman" w:cs="Times New Roman"/>
-        </w:rPr>
-        <w:t xml:space="preserve">)</w:t>
-      </w:r>
-      <w:r>
-        <w:rPr>
-          <w:rFonts w:ascii="Times New Roman" w:hAnsi="Times New Roman" w:cs="Times New Roman" w:eastAsia="ＭＳ 明朝"/>
-          <w:lang w:val="en-US" w:eastAsia="ja-JP"/>
-        </w:rPr>
-        <w:t xml:space="preserve"> 平面上での 3 構造の探索挙動——集団の飛散（H1）・軌道の近傍充填（H1）・機構による引き戻し（H2）——を模式化する。本研究の対象は 7 手法：ILS-baseline / ILS+repair / ILS+PR / GA / Memetic-LS / Memetic+PR / Memetic+repair。</w:t>
-      </w:r>
-    </w:p>
-    <w:p>
-      <w:pPr>
-        <w:pStyle w:val="2"/>
-        <w:spacing w:before="90" w:after="20" w:line="240" w:lineRule="exact"/>
-      </w:pPr>
-      <w:r>
-        <w:rPr>
-          <w:rFonts w:ascii="Times New Roman" w:hAnsi="Times New Roman" w:cs="Times New Roman" w:eastAsia="ＭＳ 明朝"/>
-          <w:lang w:val="en-US" w:eastAsia="ja-JP"/>
-          <w:sz w:val="22"/>
-          <w:szCs w:val="22"/>
-        </w:rPr>
-        <w:t xml:space="preserve">3.4 評価フレームワーク</w:t>
+          <w:i/>
+          <w:vertAlign w:val="subscript"/>
+        </w:rPr>
+        <w:t xml:space="preserve">p</w:t>
+      </w:r>
+      <w:r>
+        <w:rPr>
+          <w:rFonts w:ascii="Times New Roman" w:hAnsi="Times New Roman" w:cs="Times New Roman" w:eastAsia="ＭＳ 明朝"/>
+          <w:lang w:val="en-US" w:eastAsia="ja-JP"/>
+        </w:rPr>
+        <w:t xml:space="preserve"> 方向へ引き寄せる」演算子で、集団ベースが苦手とする高安定域の充填をちょうど補完する。一方 ILS は H1 の通り近傍を自力充填済みのため伸びしろは小さい。機序は解の冗長性と経路長の差にある：GA 由来解は N5 ほど厳密な MS 最適化が及ばず「MS を壊さず安定性を改善できる冗長な順序」が残り、かつ </w:t>
+      </w:r>
+      <w:r>
+        <w:rPr>
+          <w:rFonts w:ascii="Times New Roman" w:hAnsi="Times New Roman" w:cs="Times New Roman"/>
+          <w:i/>
+        </w:rPr>
+        <w:t xml:space="preserve">S</w:t>
+      </w:r>
+      <w:r>
+        <w:rPr>
+          <w:rFonts w:ascii="Times New Roman" w:hAnsi="Times New Roman" w:cs="Times New Roman"/>
+          <w:i/>
+          <w:vertAlign w:val="subscript"/>
+        </w:rPr>
+        <w:t xml:space="preserve">p</w:t>
+      </w:r>
+      <w:r>
+        <w:rPr>
+          <w:rFonts w:ascii="Times New Roman" w:hAnsi="Times New Roman" w:cs="Times New Roman" w:eastAsia="ＭＳ 明朝"/>
+          <w:lang w:val="en-US" w:eastAsia="ja-JP"/>
+        </w:rPr>
+        <w:t xml:space="preserve"> から遠く PR の経路が長い。逆に ILS は </w:t>
+      </w:r>
+      <w:r>
+        <w:rPr>
+          <w:rFonts w:ascii="Times New Roman" w:hAnsi="Times New Roman" w:cs="Times New Roman"/>
+          <w:i/>
+        </w:rPr>
+        <w:t xml:space="preserve">S</w:t>
+      </w:r>
+      <w:r>
+        <w:rPr>
+          <w:rFonts w:ascii="Times New Roman" w:hAnsi="Times New Roman" w:cs="Times New Roman"/>
+          <w:i/>
+          <w:vertAlign w:val="subscript"/>
+        </w:rPr>
+        <w:t xml:space="preserve">p</w:t>
+      </w:r>
+      <w:r>
+        <w:rPr>
+          <w:rFonts w:ascii="Times New Roman" w:hAnsi="Times New Roman" w:cs="Times New Roman" w:eastAsia="ＭＳ 明朝"/>
+          <w:lang w:val="en-US" w:eastAsia="ja-JP"/>
+        </w:rPr>
+        <w:t xml:space="preserve"> 近傍に張り付き経路が短い。ゆえに</w:t>
+      </w:r>
+      <w:r>
+        <w:rPr>
+          <w:rFonts w:ascii="Times New Roman" w:hAnsi="Times New Roman" w:cs="Times New Roman" w:eastAsia="ＭＳ 明朝"/>
+          <w:b/>
+          <w:lang w:val="en-US" w:eastAsia="ja-JP"/>
+        </w:rPr>
+        <w:t xml:space="preserve">機構の効果は集団に大・軌道に僅少という非対称</w:t>
+      </w:r>
+      <w:r>
+        <w:rPr>
+          <w:rFonts w:ascii="Times New Roman" w:hAnsi="Times New Roman" w:cs="Times New Roman" w:eastAsia="ＭＳ 明朝"/>
+          <w:lang w:val="en-US" w:eastAsia="ja-JP"/>
+        </w:rPr>
+        <w:t xml:space="preserve">を予測する。</w:t>
       </w:r>
     </w:p>
     <w:p>
@@ -3345,168 +3341,22 @@
           <w:rFonts w:ascii="Times New Roman" w:hAnsi="Times New Roman" w:cs="Times New Roman" w:eastAsia="ＭＳ 明朝"/>
           <w:lang w:val="en-US" w:eastAsia="ja-JP"/>
         </w:rPr>
-        <w:t xml:space="preserve">単一の重みでのスカラー値比較は、結論が重み選択に依存するうえ、探索が効率‒安定トレードオフ全体をどれだけ覆えたかを捉えられない。そこで重み </w:t>
-      </w:r>
-      <w:r>
-        <w:rPr>
-          <w:rFonts w:ascii="Times New Roman" w:hAnsi="Times New Roman" w:cs="Times New Roman"/>
-          <w:i/>
-        </w:rPr>
-        <w:t xml:space="preserve">λ</w:t>
-      </w:r>
-      <w:r>
-        <w:rPr>
-          <w:rFonts w:ascii="Times New Roman" w:hAnsi="Times New Roman" w:cs="Times New Roman" w:eastAsia="ＭＳ 明朝"/>
-          <w:lang w:val="en-US" w:eastAsia="ja-JP"/>
-        </w:rPr>
-        <w:t xml:space="preserve"> を複数点で掃引し（weighted-sum sweep）、各探索が訪問した全非劣解を保存する </w:t>
-      </w:r>
-      <w:r>
-        <w:rPr>
-          <w:rFonts w:ascii="Times New Roman" w:hAnsi="Times New Roman" w:cs="Times New Roman" w:eastAsia="ＭＳ 明朝"/>
-          <w:b/>
-          <w:lang w:val="en-US" w:eastAsia="ja-JP"/>
-        </w:rPr>
-        <w:t xml:space="preserve">UEA</w:t>
-      </w:r>
-      <w:r>
-        <w:rPr>
-          <w:rFonts w:ascii="Times New Roman" w:hAnsi="Times New Roman" w:cs="Times New Roman" w:eastAsia="ＭＳ 明朝"/>
-          <w:lang w:val="en-US" w:eastAsia="ja-JP"/>
-        </w:rPr>
-        <w:t xml:space="preserve"> (Ishibuchi et al., 2020) のもとで Pareto 覆域を測る。さらに再スケジューリングが実際に重視するのは効率端ではなく </w:t>
-      </w:r>
-      <w:r>
-        <w:rPr>
-          <w:rFonts w:ascii="Times New Roman" w:hAnsi="Times New Roman" w:cs="Times New Roman"/>
-          <w:i/>
-        </w:rPr>
-        <w:t xml:space="preserve">S</w:t>
-      </w:r>
-      <w:r>
-        <w:rPr>
-          <w:rFonts w:ascii="Times New Roman" w:hAnsi="Times New Roman" w:cs="Times New Roman"/>
-          <w:i/>
-          <w:vertAlign w:val="subscript"/>
-        </w:rPr>
-        <w:t xml:space="preserve">p</w:t>
-      </w:r>
-      <w:r>
-        <w:rPr>
-          <w:rFonts w:ascii="Times New Roman" w:hAnsi="Times New Roman" w:cs="Times New Roman" w:eastAsia="ＭＳ 明朝"/>
-          <w:lang w:val="en-US" w:eastAsia="ja-JP"/>
-        </w:rPr>
-        <w:t xml:space="preserve"> 近傍の安定解であり、「いつ計算を止めても良い解が得られるか」も実運用上重要である。この 3 つの問い——</w:t>
-      </w:r>
-      <w:r>
-        <w:rPr>
-          <w:rFonts w:ascii="Times New Roman" w:hAnsi="Times New Roman" w:cs="Times New Roman" w:eastAsia="ＭＳ 明朝"/>
-          <w:b/>
-          <w:lang w:val="en-US" w:eastAsia="ja-JP"/>
-        </w:rPr>
-        <w:t xml:space="preserve">総合品質・安定解の充填・速度</w:t>
-      </w:r>
-      <w:r>
-        <w:rPr>
-          <w:rFonts w:ascii="Times New Roman" w:hAnsi="Times New Roman" w:cs="Times New Roman" w:eastAsia="ＭＳ 明朝"/>
-          <w:lang w:val="en-US" w:eastAsia="ja-JP"/>
-        </w:rPr>
-        <w:t xml:space="preserve">——に対応する 3 指標を用いる：</w:t>
-      </w:r>
-      <w:r>
-        <w:rPr>
-          <w:rFonts w:ascii="Times New Roman" w:hAnsi="Times New Roman" w:cs="Times New Roman" w:eastAsia="ＭＳ 明朝"/>
-          <w:b/>
-          <w:lang w:val="en-US" w:eastAsia="ja-JP"/>
-        </w:rPr>
-        <w:t xml:space="preserve">統合 HV（総合品質）</w:t>
-      </w:r>
-      <w:r>
-        <w:rPr>
-          <w:rFonts w:ascii="Times New Roman" w:hAnsi="Times New Roman" w:cs="Times New Roman" w:eastAsia="ＭＳ 明朝"/>
-          <w:lang w:val="en-US" w:eastAsia="ja-JP"/>
-        </w:rPr>
-        <w:t xml:space="preserve">＝全領域の hypervolume；</w:t>
-      </w:r>
-      <w:r>
-        <w:rPr>
-          <w:rFonts w:ascii="Times New Roman" w:hAnsi="Times New Roman" w:cs="Times New Roman" w:eastAsia="ＭＳ 明朝"/>
-          <w:b/>
-          <w:lang w:val="en-US" w:eastAsia="ja-JP"/>
-        </w:rPr>
-        <w:t xml:space="preserve">高安定 HV（本命）</w:t>
-      </w:r>
-      <w:r>
-        <w:rPr>
-          <w:rFonts w:ascii="Times New Roman" w:hAnsi="Times New Roman" w:cs="Times New Roman" w:eastAsia="ＭＳ 明朝"/>
-          <w:lang w:val="en-US" w:eastAsia="ja-JP"/>
-        </w:rPr>
-        <w:t xml:space="preserve">＝</w:t>
-      </w:r>
-      <w:r>
-        <w:rPr>
-          <w:rFonts w:ascii="Times New Roman" w:hAnsi="Times New Roman" w:cs="Times New Roman"/>
-          <w:i/>
-        </w:rPr>
-        <w:t xml:space="preserve">D</w:t>
-      </w:r>
-      <w:r>
-        <w:rPr>
-          <w:rFonts w:ascii="Times New Roman" w:hAnsi="Times New Roman" w:cs="Times New Roman" w:eastAsia="ＭＳ 明朝"/>
-          <w:lang w:val="en-US" w:eastAsia="ja-JP"/>
-        </w:rPr>
-        <w:t xml:space="preserve">&lt;P50（</w:t>
-      </w:r>
-      <w:r>
-        <w:rPr>
-          <w:rFonts w:ascii="Times New Roman" w:hAnsi="Times New Roman" w:cs="Times New Roman"/>
-          <w:i/>
-        </w:rPr>
-        <w:t xml:space="preserve">S</w:t>
-      </w:r>
-      <w:r>
-        <w:rPr>
-          <w:rFonts w:ascii="Times New Roman" w:hAnsi="Times New Roman" w:cs="Times New Roman"/>
-          <w:i/>
-          <w:vertAlign w:val="subscript"/>
-        </w:rPr>
-        <w:t xml:space="preserve">p</w:t>
-      </w:r>
-      <w:r>
-        <w:rPr>
-          <w:rFonts w:ascii="Times New Roman" w:hAnsi="Times New Roman" w:cs="Times New Roman" w:eastAsia="ＭＳ 明朝"/>
-          <w:lang w:val="en-US" w:eastAsia="ja-JP"/>
-        </w:rPr>
-        <w:t xml:space="preserve"> 近傍）に限った hypervolume（P50 は全手法・全 trial の Pareto 解の </w:t>
-      </w:r>
-      <w:r>
-        <w:rPr>
-          <w:rFonts w:ascii="Times New Roman" w:hAnsi="Times New Roman" w:cs="Times New Roman"/>
-          <w:i/>
-        </w:rPr>
-        <w:t xml:space="preserve">D</w:t>
-      </w:r>
-      <w:r>
-        <w:rPr>
-          <w:rFonts w:ascii="Times New Roman" w:hAnsi="Times New Roman" w:cs="Times New Roman" w:eastAsia="ＭＳ 明朝"/>
-          <w:lang w:val="en-US" w:eastAsia="ja-JP"/>
-        </w:rPr>
-        <w:t xml:space="preserve"> をプールした中央値）；</w:t>
-      </w:r>
-      <w:r>
-        <w:rPr>
-          <w:rFonts w:ascii="Times New Roman" w:hAnsi="Times New Roman" w:cs="Times New Roman" w:eastAsia="ＭＳ 明朝"/>
-          <w:b/>
-          <w:lang w:val="en-US" w:eastAsia="ja-JP"/>
-        </w:rPr>
-        <w:t xml:space="preserve">AOC（アンタイム性能 (López-Ibáñez and Stützle, 2014)）</w:t>
-      </w:r>
-      <w:r>
-        <w:rPr>
-          <w:rFonts w:ascii="Times New Roman" w:hAnsi="Times New Roman" w:cs="Times New Roman" w:eastAsia="ＭＳ 明朝"/>
-          <w:lang w:val="en-US" w:eastAsia="ja-JP"/>
-        </w:rPr>
-        <w:t xml:space="preserve">＝HV-対-対数時間曲線の時間平均。</w:t>
+        <w:t xml:space="preserve">本研究の対象は 7 手法：ILS-baseline / ILS+repair / ILS+PR / GA / Memetic-LS / Memetic+PR / Memetic+repair。</w:t>
+      </w:r>
+    </w:p>
+    <w:p>
+      <w:pPr>
+        <w:pStyle w:val="2"/>
+        <w:spacing w:before="90" w:after="20" w:line="240" w:lineRule="exact"/>
+      </w:pPr>
+      <w:r>
+        <w:rPr>
+          <w:rFonts w:ascii="Times New Roman" w:hAnsi="Times New Roman" w:cs="Times New Roman" w:eastAsia="ＭＳ 明朝"/>
+          <w:lang w:val="en-US" w:eastAsia="ja-JP"/>
+          <w:sz w:val="22"/>
+          <w:szCs w:val="22"/>
+        </w:rPr>
+        <w:t xml:space="preserve">3.4 評価フレームワーク</w:t>
       </w:r>
     </w:p>
     <w:p>
@@ -3520,155 +3370,168 @@
           <w:rFonts w:ascii="Times New Roman" w:hAnsi="Times New Roman" w:cs="Times New Roman" w:eastAsia="ＭＳ 明朝"/>
           <w:lang w:val="en-US" w:eastAsia="ja-JP"/>
         </w:rPr>
-        <w:t xml:space="preserve">HV はシナリオ横断比較のため各シナリオで </w:t>
-      </w:r>
-      <w:r>
-        <w:rPr>
-          <w:rFonts w:ascii="Times New Roman" w:hAnsi="Times New Roman" w:cs="Times New Roman"/>
-        </w:rPr>
-        <w:t xml:space="preserve">[</w:t>
-      </w:r>
-      <w:r>
-        <w:rPr>
-          <w:rFonts w:ascii="Times New Roman" w:hAnsi="Times New Roman" w:cs="Times New Roman"/>
-        </w:rPr>
-        <w:t xml:space="preserve">0</w:t>
-      </w:r>
-      <w:r>
-        <w:rPr>
-          <w:rFonts w:ascii="Times New Roman" w:hAnsi="Times New Roman" w:cs="Times New Roman"/>
-        </w:rPr>
-        <w:t xml:space="preserve">,</w:t>
-      </w:r>
-      <w:r>
-        <w:rPr>
-          <w:rFonts w:ascii="Times New Roman" w:hAnsi="Times New Roman" w:cs="Times New Roman"/>
-        </w:rPr>
-        <w:t xml:space="preserve">1</w:t>
-      </w:r>
-      <w:r>
-        <w:rPr>
-          <w:rFonts w:ascii="Times New Roman" w:hAnsi="Times New Roman" w:cs="Times New Roman"/>
-        </w:rPr>
-        <w:t xml:space="preserve">]</w:t>
-      </w:r>
-      <w:r>
-        <w:rPr>
-          <w:rFonts w:ascii="Times New Roman" w:hAnsi="Times New Roman" w:cs="Times New Roman"/>
-          <w:vertAlign w:val="superscript"/>
-        </w:rPr>
-        <w:t xml:space="preserve">2</w:t>
-      </w:r>
-      <w:r>
-        <w:rPr>
-          <w:rFonts w:ascii="Times New Roman" w:hAnsi="Times New Roman" w:cs="Times New Roman" w:eastAsia="ＭＳ 明朝"/>
-          <w:lang w:val="en-US" w:eastAsia="ja-JP"/>
-        </w:rPr>
-        <w:t xml:space="preserve"> にアフィン正規化し参照点 </w:t>
-      </w:r>
-      <w:r>
-        <w:rPr>
-          <w:rFonts w:ascii="Times New Roman" w:hAnsi="Times New Roman" w:cs="Times New Roman"/>
-        </w:rPr>
-        <w:t xml:space="preserve">(</w:t>
-      </w:r>
-      <w:r>
-        <w:rPr>
-          <w:rFonts w:ascii="Times New Roman" w:hAnsi="Times New Roman" w:cs="Times New Roman"/>
-        </w:rPr>
-        <w:t xml:space="preserve">1</w:t>
-      </w:r>
-      <w:r>
-        <w:rPr>
-          <w:rFonts w:ascii="Times New Roman" w:hAnsi="Times New Roman" w:cs="Times New Roman"/>
-        </w:rPr>
-        <w:t xml:space="preserve">.</w:t>
-      </w:r>
-      <w:r>
-        <w:rPr>
-          <w:rFonts w:ascii="Times New Roman" w:hAnsi="Times New Roman" w:cs="Times New Roman"/>
-        </w:rPr>
-        <w:t xml:space="preserve">1</w:t>
-      </w:r>
-      <w:r>
-        <w:rPr>
-          <w:rFonts w:ascii="Times New Roman" w:hAnsi="Times New Roman" w:cs="Times New Roman"/>
-        </w:rPr>
-        <w:t xml:space="preserve">,</w:t>
-      </w:r>
-      <w:r>
-        <w:rPr>
-          <w:rFonts w:ascii="Times New Roman" w:hAnsi="Times New Roman" w:cs="Times New Roman"/>
-        </w:rPr>
-        <w:t xml:space="preserve">1</w:t>
-      </w:r>
-      <w:r>
-        <w:rPr>
-          <w:rFonts w:ascii="Times New Roman" w:hAnsi="Times New Roman" w:cs="Times New Roman"/>
-        </w:rPr>
-        <w:t xml:space="preserve">.</w:t>
-      </w:r>
-      <w:r>
-        <w:rPr>
-          <w:rFonts w:ascii="Times New Roman" w:hAnsi="Times New Roman" w:cs="Times New Roman"/>
-        </w:rPr>
-        <w:t xml:space="preserve">1</w:t>
-      </w:r>
-      <w:r>
-        <w:rPr>
-          <w:rFonts w:ascii="Times New Roman" w:hAnsi="Times New Roman" w:cs="Times New Roman"/>
-        </w:rPr>
-        <w:t xml:space="preserve">)</w:t>
-      </w:r>
-      <w:r>
-        <w:rPr>
-          <w:rFonts w:ascii="Times New Roman" w:hAnsi="Times New Roman" w:cs="Times New Roman" w:eastAsia="ＭＳ 明朝"/>
-          <w:lang w:val="en-US" w:eastAsia="ja-JP"/>
-        </w:rPr>
-        <w:t xml:space="preserve"> で算出する。AOC のアンタイム HV(</w:t>
-      </w:r>
-      <w:r>
-        <w:rPr>
-          <w:rFonts w:ascii="Times New Roman" w:hAnsi="Times New Roman" w:cs="Times New Roman"/>
-          <w:i/>
-        </w:rPr>
-        <w:t xml:space="preserve">t</w:t>
-      </w:r>
-      <w:r>
-        <w:rPr>
-          <w:rFonts w:ascii="Times New Roman" w:hAnsi="Times New Roman" w:cs="Times New Roman" w:eastAsia="ＭＳ 明朝"/>
-          <w:lang w:val="en-US" w:eastAsia="ja-JP"/>
-        </w:rPr>
-        <w:t xml:space="preserve">) は壁時計上で測り、積分窓は</w:t>
-      </w:r>
-      <w:r>
-        <w:rPr>
-          <w:rFonts w:ascii="Times New Roman" w:hAnsi="Times New Roman" w:cs="Times New Roman" w:eastAsia="ＭＳ 明朝"/>
-          <w:b/>
-          <w:lang w:val="en-US" w:eastAsia="ja-JP"/>
-        </w:rPr>
-        <w:t xml:space="preserve">全手法共通</w:t>
-      </w:r>
-      <w:r>
-        <w:rPr>
-          <w:rFonts w:ascii="Times New Roman" w:hAnsi="Times New Roman" w:cs="Times New Roman" w:eastAsia="ＭＳ 明朝"/>
-          <w:lang w:val="en-US" w:eastAsia="ja-JP"/>
-        </w:rPr>
-        <w:t xml:space="preserve">にとって対数幅で正規化する（手法間 apples-to-apples）。AOC 値は各重みのアンタイム HV(</w:t>
-      </w:r>
-      <w:r>
-        <w:rPr>
-          <w:rFonts w:ascii="Times New Roman" w:hAnsi="Times New Roman" w:cs="Times New Roman"/>
-          <w:i/>
-        </w:rPr>
-        <w:t xml:space="preserve">t</w:t>
-      </w:r>
-      <w:r>
-        <w:rPr>
-          <w:rFonts w:ascii="Times New Roman" w:hAnsi="Times New Roman" w:cs="Times New Roman" w:eastAsia="ＭＳ 明朝"/>
-          <w:lang w:val="en-US" w:eastAsia="ja-JP"/>
-        </w:rPr>
-        <w:t xml:space="preserve">) を 10 重み掃引で平均する。</w:t>
+        <w:t xml:space="preserve">単一重みのスカラー比較は結論が重み選択に依存し、トレードオフ全体の覆いも捉えられないため、重み </w:t>
+      </w:r>
+      <w:r>
+        <w:rPr>
+          <w:rFonts w:ascii="Times New Roman" w:hAnsi="Times New Roman" w:cs="Times New Roman"/>
+          <w:i/>
+        </w:rPr>
+        <w:t xml:space="preserve">λ</w:t>
+      </w:r>
+      <w:r>
+        <w:rPr>
+          <w:rFonts w:ascii="Times New Roman" w:hAnsi="Times New Roman" w:cs="Times New Roman" w:eastAsia="ＭＳ 明朝"/>
+          <w:lang w:val="en-US" w:eastAsia="ja-JP"/>
+        </w:rPr>
+        <w:t xml:space="preserve"> を複数点で掃引し（weighted-sum sweep）、各探索が訪問した全非劣解を保存する </w:t>
+      </w:r>
+      <w:r>
+        <w:rPr>
+          <w:rFonts w:ascii="Times New Roman" w:hAnsi="Times New Roman" w:cs="Times New Roman" w:eastAsia="ＭＳ 明朝"/>
+          <w:b/>
+          <w:lang w:val="en-US" w:eastAsia="ja-JP"/>
+        </w:rPr>
+        <w:t xml:space="preserve">UEA</w:t>
+      </w:r>
+      <w:r>
+        <w:rPr>
+          <w:rFonts w:ascii="Times New Roman" w:hAnsi="Times New Roman" w:cs="Times New Roman" w:eastAsia="ＭＳ 明朝"/>
+          <w:lang w:val="en-US" w:eastAsia="ja-JP"/>
+        </w:rPr>
+        <w:t xml:space="preserve"> (Ishibuchi et al., 2020) のもとで Pareto 覆域を測る。さらに再スケジューリングが実際に重視するのは効率端ではなく </w:t>
+      </w:r>
+      <w:r>
+        <w:rPr>
+          <w:rFonts w:ascii="Times New Roman" w:hAnsi="Times New Roman" w:cs="Times New Roman"/>
+          <w:i/>
+        </w:rPr>
+        <w:t xml:space="preserve">S</w:t>
+      </w:r>
+      <w:r>
+        <w:rPr>
+          <w:rFonts w:ascii="Times New Roman" w:hAnsi="Times New Roman" w:cs="Times New Roman"/>
+          <w:i/>
+          <w:vertAlign w:val="subscript"/>
+        </w:rPr>
+        <w:t xml:space="preserve">p</w:t>
+      </w:r>
+      <w:r>
+        <w:rPr>
+          <w:rFonts w:ascii="Times New Roman" w:hAnsi="Times New Roman" w:cs="Times New Roman" w:eastAsia="ＭＳ 明朝"/>
+          <w:lang w:val="en-US" w:eastAsia="ja-JP"/>
+        </w:rPr>
+        <w:t xml:space="preserve"> 近傍の安定解であり、いつ止めても良い解が得られるアンタイム性も実運用上重要である。この 3 つの問い——</w:t>
+      </w:r>
+      <w:r>
+        <w:rPr>
+          <w:rFonts w:ascii="Times New Roman" w:hAnsi="Times New Roman" w:cs="Times New Roman" w:eastAsia="ＭＳ 明朝"/>
+          <w:b/>
+          <w:lang w:val="en-US" w:eastAsia="ja-JP"/>
+        </w:rPr>
+        <w:t xml:space="preserve">総合品質・安定解の充填・速度</w:t>
+      </w:r>
+      <w:r>
+        <w:rPr>
+          <w:rFonts w:ascii="Times New Roman" w:hAnsi="Times New Roman" w:cs="Times New Roman" w:eastAsia="ＭＳ 明朝"/>
+          <w:lang w:val="en-US" w:eastAsia="ja-JP"/>
+        </w:rPr>
+        <w:t xml:space="preserve">——に対応する 3 指標を用いる：</w:t>
+      </w:r>
+      <w:r>
+        <w:rPr>
+          <w:rFonts w:ascii="Times New Roman" w:hAnsi="Times New Roman" w:cs="Times New Roman" w:eastAsia="ＭＳ 明朝"/>
+          <w:b/>
+          <w:lang w:val="en-US" w:eastAsia="ja-JP"/>
+        </w:rPr>
+        <w:t xml:space="preserve">統合 HV（総合品質）</w:t>
+      </w:r>
+      <w:r>
+        <w:rPr>
+          <w:rFonts w:ascii="Times New Roman" w:hAnsi="Times New Roman" w:cs="Times New Roman" w:eastAsia="ＭＳ 明朝"/>
+          <w:lang w:val="en-US" w:eastAsia="ja-JP"/>
+        </w:rPr>
+        <w:t xml:space="preserve">＝全領域の hypervolume；</w:t>
+      </w:r>
+      <w:r>
+        <w:rPr>
+          <w:rFonts w:ascii="Times New Roman" w:hAnsi="Times New Roman" w:cs="Times New Roman" w:eastAsia="ＭＳ 明朝"/>
+          <w:b/>
+          <w:lang w:val="en-US" w:eastAsia="ja-JP"/>
+        </w:rPr>
+        <w:t xml:space="preserve">高安定 HV（本命）</w:t>
+      </w:r>
+      <w:r>
+        <w:rPr>
+          <w:rFonts w:ascii="Times New Roman" w:hAnsi="Times New Roman" w:cs="Times New Roman" w:eastAsia="ＭＳ 明朝"/>
+          <w:lang w:val="en-US" w:eastAsia="ja-JP"/>
+        </w:rPr>
+        <w:t xml:space="preserve">＝</w:t>
+      </w:r>
+      <w:r>
+        <w:rPr>
+          <w:rFonts w:ascii="Times New Roman" w:hAnsi="Times New Roman" w:cs="Times New Roman"/>
+          <w:i/>
+        </w:rPr>
+        <w:t xml:space="preserve">D</w:t>
+      </w:r>
+      <w:r>
+        <w:rPr>
+          <w:rFonts w:ascii="Times New Roman" w:hAnsi="Times New Roman" w:cs="Times New Roman" w:eastAsia="ＭＳ 明朝"/>
+          <w:lang w:val="en-US" w:eastAsia="ja-JP"/>
+        </w:rPr>
+        <w:t xml:space="preserve">&lt;P50（</w:t>
+      </w:r>
+      <w:r>
+        <w:rPr>
+          <w:rFonts w:ascii="Times New Roman" w:hAnsi="Times New Roman" w:cs="Times New Roman"/>
+          <w:i/>
+        </w:rPr>
+        <w:t xml:space="preserve">S</w:t>
+      </w:r>
+      <w:r>
+        <w:rPr>
+          <w:rFonts w:ascii="Times New Roman" w:hAnsi="Times New Roman" w:cs="Times New Roman"/>
+          <w:i/>
+          <w:vertAlign w:val="subscript"/>
+        </w:rPr>
+        <w:t xml:space="preserve">p</w:t>
+      </w:r>
+      <w:r>
+        <w:rPr>
+          <w:rFonts w:ascii="Times New Roman" w:hAnsi="Times New Roman" w:cs="Times New Roman" w:eastAsia="ＭＳ 明朝"/>
+          <w:lang w:val="en-US" w:eastAsia="ja-JP"/>
+        </w:rPr>
+        <w:t xml:space="preserve"> 近傍）に限った hypervolume（P50 は全手法・全 trial の Pareto 解の </w:t>
+      </w:r>
+      <w:r>
+        <w:rPr>
+          <w:rFonts w:ascii="Times New Roman" w:hAnsi="Times New Roman" w:cs="Times New Roman"/>
+          <w:i/>
+        </w:rPr>
+        <w:t xml:space="preserve">D</w:t>
+      </w:r>
+      <w:r>
+        <w:rPr>
+          <w:rFonts w:ascii="Times New Roman" w:hAnsi="Times New Roman" w:cs="Times New Roman" w:eastAsia="ＭＳ 明朝"/>
+          <w:lang w:val="en-US" w:eastAsia="ja-JP"/>
+        </w:rPr>
+        <w:t xml:space="preserve"> をプールした中央値）；</w:t>
+      </w:r>
+      <w:r>
+        <w:rPr>
+          <w:rFonts w:ascii="Times New Roman" w:hAnsi="Times New Roman" w:cs="Times New Roman" w:eastAsia="ＭＳ 明朝"/>
+          <w:b/>
+          <w:lang w:val="en-US" w:eastAsia="ja-JP"/>
+        </w:rPr>
+        <w:t xml:space="preserve">AOC（アンタイム性能 (López-Ibáñez and Stützle, 2014)）</w:t>
+      </w:r>
+      <w:r>
+        <w:rPr>
+          <w:rFonts w:ascii="Times New Roman" w:hAnsi="Times New Roman" w:cs="Times New Roman" w:eastAsia="ＭＳ 明朝"/>
+          <w:lang w:val="en-US" w:eastAsia="ja-JP"/>
+        </w:rPr>
+        <w:t xml:space="preserve">＝HV-対-対数時間曲線の時間平均。</w:t>
       </w:r>
     </w:p>
     <w:p>
@@ -3680,145 +3543,157 @@
       <w:r>
         <w:rPr>
           <w:rFonts w:ascii="Times New Roman" w:hAnsi="Times New Roman" w:cs="Times New Roman" w:eastAsia="ＭＳ 明朝"/>
-          <w:b/>
-          <w:lang w:val="en-US" w:eastAsia="ja-JP"/>
-        </w:rPr>
-        <w:t xml:space="preserve">統計.</w:t>
-      </w:r>
-      <w:r>
-        <w:rPr>
-          <w:rFonts w:ascii="Times New Roman" w:hAnsi="Times New Roman" w:cs="Times New Roman" w:eastAsia="ＭＳ 明朝"/>
-          <w:lang w:val="en-US" w:eastAsia="ja-JP"/>
-        </w:rPr>
-        <w:t xml:space="preserve"> 各シナリオ内を片側 Wilcoxon 符号順位検定（trial 対応あり。H1・H2 とも方向を事前に定めた仮説のため片側が妥当）＋効果量 Cliff's </w:t>
-      </w:r>
-      <w:r>
-        <w:rPr>
-          <w:rFonts w:ascii="Times New Roman" w:hAnsi="Times New Roman" w:cs="Times New Roman"/>
-          <w:i/>
-        </w:rPr>
-        <w:t xml:space="preserve">δ</w:t>
-      </w:r>
-      <w:r>
-        <w:rPr>
-          <w:rFonts w:ascii="Times New Roman" w:hAnsi="Times New Roman" w:cs="Times New Roman" w:eastAsia="ＭＳ 明朝"/>
-          <w:lang w:val="en-US" w:eastAsia="ja-JP"/>
-        </w:rPr>
-        <w:t xml:space="preserve"> で評価する。なお |</w:t>
-      </w:r>
-      <w:r>
-        <w:rPr>
-          <w:rFonts w:ascii="Times New Roman" w:hAnsi="Times New Roman" w:cs="Times New Roman"/>
-          <w:i/>
-        </w:rPr>
-        <w:t xml:space="preserve">δ</w:t>
-      </w:r>
-      <w:r>
-        <w:rPr>
-          <w:rFonts w:ascii="Times New Roman" w:hAnsi="Times New Roman" w:cs="Times New Roman" w:eastAsia="ＭＳ 明朝"/>
-          <w:lang w:val="en-US" w:eastAsia="ja-JP"/>
-        </w:rPr>
-        <w:t xml:space="preserve">|=1.0（完全分離）のとき n=10 の片側 Wilcoxon で </w:t>
-      </w:r>
-      <w:r>
-        <w:rPr>
-          <w:rFonts w:ascii="Times New Roman" w:hAnsi="Times New Roman" w:cs="Times New Roman"/>
-          <w:i/>
-        </w:rPr>
-        <w:t xml:space="preserve">p</w:t>
-      </w:r>
-      <w:r>
-        <w:rPr>
-          <w:rFonts w:ascii="Times New Roman" w:hAnsi="Times New Roman" w:cs="Times New Roman" w:eastAsia="ＭＳ 明朝"/>
-          <w:lang w:val="en-US" w:eastAsia="ja-JP"/>
-        </w:rPr>
-        <w:t xml:space="preserve"> は下限 ≈0.001 に達するため、以降の「</w:t>
-      </w:r>
-      <w:r>
-        <w:rPr>
-          <w:rFonts w:ascii="Times New Roman" w:hAnsi="Times New Roman" w:cs="Times New Roman"/>
-          <w:i/>
-        </w:rPr>
-        <w:t xml:space="preserve">p</w:t>
-      </w:r>
-      <w:r>
-        <w:rPr>
-          <w:rFonts w:ascii="Times New Roman" w:hAnsi="Times New Roman" w:cs="Times New Roman" w:eastAsia="ＭＳ 明朝"/>
-          <w:lang w:val="en-US" w:eastAsia="ja-JP"/>
-        </w:rPr>
-        <w:t xml:space="preserve">=0.001」は方向の完全な一貫性を意味する（差の大きさは </w:t>
-      </w:r>
-      <w:r>
-        <w:rPr>
-          <w:rFonts w:ascii="Times New Roman" w:hAnsi="Times New Roman" w:cs="Times New Roman"/>
-          <w:i/>
-        </w:rPr>
-        <w:t xml:space="preserve">δ</w:t>
-      </w:r>
-      <w:r>
-        <w:rPr>
-          <w:rFonts w:ascii="Times New Roman" w:hAnsi="Times New Roman" w:cs="Times New Roman" w:eastAsia="ＭＳ 明朝"/>
-          <w:lang w:val="en-US" w:eastAsia="ja-JP"/>
-        </w:rPr>
-        <w:t xml:space="preserve"> と倍率で別示）。シナリオ横断の傾向は Friedman＋平均順位＋Kendall's </w:t>
-      </w:r>
-      <w:r>
-        <w:rPr>
-          <w:rFonts w:ascii="Times New Roman" w:hAnsi="Times New Roman" w:cs="Times New Roman"/>
-          <w:i/>
-        </w:rPr>
-        <w:t xml:space="preserve">W</w:t>
-      </w:r>
-      <w:r>
-        <w:rPr>
-          <w:rFonts w:ascii="Times New Roman" w:hAnsi="Times New Roman" w:cs="Times New Roman" w:eastAsia="ＭＳ 明朝"/>
-          <w:lang w:val="en-US" w:eastAsia="ja-JP"/>
-        </w:rPr>
-        <w:t xml:space="preserve"> で要約するが、8 シナリオは 5 インスタンスに由来し、la36 ラダーと ta21 対は同一インスタンス内で外乱条件のみを変えた相関シナリオであるため、横断統計は独立標本検定ではなく</w:t>
-      </w:r>
-      <w:r>
-        <w:rPr>
-          <w:rFonts w:ascii="Times New Roman" w:hAnsi="Times New Roman" w:cs="Times New Roman" w:eastAsia="ＭＳ 明朝"/>
-          <w:b/>
-          <w:lang w:val="en-US" w:eastAsia="ja-JP"/>
-        </w:rPr>
-        <w:t xml:space="preserve">順位一貫性の探索的要約</w:t>
-      </w:r>
-      <w:r>
-        <w:rPr>
-          <w:rFonts w:ascii="Times New Roman" w:hAnsi="Times New Roman" w:cs="Times New Roman" w:eastAsia="ＭＳ 明朝"/>
-          <w:lang w:val="en-US" w:eastAsia="ja-JP"/>
-        </w:rPr>
-        <w:t xml:space="preserve">として扱う。性能差の大きさは最良手法からの相対偏差 ARPD%（(best − </w:t>
-      </w:r>
-      <w:r>
-        <w:rPr>
-          <w:rFonts w:ascii="Times New Roman" w:hAnsi="Times New Roman" w:cs="Times New Roman"/>
-          <w:i/>
-        </w:rPr>
-        <w:t xml:space="preserve">x</w:t>
-      </w:r>
-      <w:r>
-        <w:rPr>
-          <w:rFonts w:ascii="Times New Roman" w:hAnsi="Times New Roman" w:cs="Times New Roman" w:eastAsia="ＭＳ 明朝"/>
-          <w:lang w:val="en-US" w:eastAsia="ja-JP"/>
-        </w:rPr>
-        <w:t xml:space="preserve">)/best × 100, 低いほど良い）で併示する。</w:t>
-      </w:r>
-    </w:p>
-    <w:p>
-      <w:pPr>
-        <w:pStyle w:val="2"/>
-        <w:spacing w:before="90" w:after="20" w:line="240" w:lineRule="exact"/>
-      </w:pPr>
-      <w:r>
-        <w:rPr>
-          <w:rFonts w:ascii="Times New Roman" w:hAnsi="Times New Roman" w:cs="Times New Roman" w:eastAsia="ＭＳ 明朝"/>
-          <w:lang w:val="en-US" w:eastAsia="ja-JP"/>
-          <w:sz w:val="22"/>
-          <w:szCs w:val="22"/>
-        </w:rPr>
-        <w:t xml:space="preserve">4. 計算機実験</w:t>
+          <w:lang w:val="en-US" w:eastAsia="ja-JP"/>
+        </w:rPr>
+        <w:t xml:space="preserve">HV はシナリオ横断比較のため各シナリオで </w:t>
+      </w:r>
+      <w:r>
+        <w:rPr>
+          <w:rFonts w:ascii="Times New Roman" w:hAnsi="Times New Roman" w:cs="Times New Roman"/>
+        </w:rPr>
+        <w:t xml:space="preserve">[</w:t>
+      </w:r>
+      <w:r>
+        <w:rPr>
+          <w:rFonts w:ascii="Times New Roman" w:hAnsi="Times New Roman" w:cs="Times New Roman"/>
+        </w:rPr>
+        <w:t xml:space="preserve">0</w:t>
+      </w:r>
+      <w:r>
+        <w:rPr>
+          <w:rFonts w:ascii="Times New Roman" w:hAnsi="Times New Roman" w:cs="Times New Roman"/>
+        </w:rPr>
+        <w:t xml:space="preserve">,</w:t>
+      </w:r>
+      <w:r>
+        <w:rPr>
+          <w:rFonts w:ascii="Times New Roman" w:hAnsi="Times New Roman" w:cs="Times New Roman"/>
+        </w:rPr>
+        <w:t xml:space="preserve">1</w:t>
+      </w:r>
+      <w:r>
+        <w:rPr>
+          <w:rFonts w:ascii="Times New Roman" w:hAnsi="Times New Roman" w:cs="Times New Roman"/>
+        </w:rPr>
+        <w:t xml:space="preserve">]</w:t>
+      </w:r>
+      <w:r>
+        <w:rPr>
+          <w:rFonts w:ascii="Times New Roman" w:hAnsi="Times New Roman" w:cs="Times New Roman"/>
+          <w:vertAlign w:val="superscript"/>
+        </w:rPr>
+        <w:t xml:space="preserve">2</w:t>
+      </w:r>
+      <w:r>
+        <w:rPr>
+          <w:rFonts w:ascii="Times New Roman" w:hAnsi="Times New Roman" w:cs="Times New Roman" w:eastAsia="ＭＳ 明朝"/>
+          <w:lang w:val="en-US" w:eastAsia="ja-JP"/>
+        </w:rPr>
+        <w:t xml:space="preserve"> にアフィン正規化し参照点 </w:t>
+      </w:r>
+      <w:r>
+        <w:rPr>
+          <w:rFonts w:ascii="Times New Roman" w:hAnsi="Times New Roman" w:cs="Times New Roman"/>
+        </w:rPr>
+        <w:t xml:space="preserve">(</w:t>
+      </w:r>
+      <w:r>
+        <w:rPr>
+          <w:rFonts w:ascii="Times New Roman" w:hAnsi="Times New Roman" w:cs="Times New Roman"/>
+        </w:rPr>
+        <w:t xml:space="preserve">1</w:t>
+      </w:r>
+      <w:r>
+        <w:rPr>
+          <w:rFonts w:ascii="Times New Roman" w:hAnsi="Times New Roman" w:cs="Times New Roman"/>
+        </w:rPr>
+        <w:t xml:space="preserve">.</w:t>
+      </w:r>
+      <w:r>
+        <w:rPr>
+          <w:rFonts w:ascii="Times New Roman" w:hAnsi="Times New Roman" w:cs="Times New Roman"/>
+        </w:rPr>
+        <w:t xml:space="preserve">1</w:t>
+      </w:r>
+      <w:r>
+        <w:rPr>
+          <w:rFonts w:ascii="Times New Roman" w:hAnsi="Times New Roman" w:cs="Times New Roman"/>
+        </w:rPr>
+        <w:t xml:space="preserve">,</w:t>
+      </w:r>
+      <w:r>
+        <w:rPr>
+          <w:rFonts w:ascii="Times New Roman" w:hAnsi="Times New Roman" w:cs="Times New Roman"/>
+        </w:rPr>
+        <w:t xml:space="preserve">1</w:t>
+      </w:r>
+      <w:r>
+        <w:rPr>
+          <w:rFonts w:ascii="Times New Roman" w:hAnsi="Times New Roman" w:cs="Times New Roman"/>
+        </w:rPr>
+        <w:t xml:space="preserve">.</w:t>
+      </w:r>
+      <w:r>
+        <w:rPr>
+          <w:rFonts w:ascii="Times New Roman" w:hAnsi="Times New Roman" w:cs="Times New Roman"/>
+        </w:rPr>
+        <w:t xml:space="preserve">1</w:t>
+      </w:r>
+      <w:r>
+        <w:rPr>
+          <w:rFonts w:ascii="Times New Roman" w:hAnsi="Times New Roman" w:cs="Times New Roman"/>
+        </w:rPr>
+        <w:t xml:space="preserve">)</w:t>
+      </w:r>
+      <w:r>
+        <w:rPr>
+          <w:rFonts w:ascii="Times New Roman" w:hAnsi="Times New Roman" w:cs="Times New Roman" w:eastAsia="ＭＳ 明朝"/>
+          <w:lang w:val="en-US" w:eastAsia="ja-JP"/>
+        </w:rPr>
+        <w:t xml:space="preserve"> で算出する。AOC のアンタイム HV(</w:t>
+      </w:r>
+      <w:r>
+        <w:rPr>
+          <w:rFonts w:ascii="Times New Roman" w:hAnsi="Times New Roman" w:cs="Times New Roman"/>
+          <w:i/>
+        </w:rPr>
+        <w:t xml:space="preserve">t</w:t>
+      </w:r>
+      <w:r>
+        <w:rPr>
+          <w:rFonts w:ascii="Times New Roman" w:hAnsi="Times New Roman" w:cs="Times New Roman" w:eastAsia="ＭＳ 明朝"/>
+          <w:lang w:val="en-US" w:eastAsia="ja-JP"/>
+        </w:rPr>
+        <w:t xml:space="preserve">) は壁時計上で測り、積分窓は</w:t>
+      </w:r>
+      <w:r>
+        <w:rPr>
+          <w:rFonts w:ascii="Times New Roman" w:hAnsi="Times New Roman" w:cs="Times New Roman" w:eastAsia="ＭＳ 明朝"/>
+          <w:b/>
+          <w:lang w:val="en-US" w:eastAsia="ja-JP"/>
+        </w:rPr>
+        <w:t xml:space="preserve">全手法共通</w:t>
+      </w:r>
+      <w:r>
+        <w:rPr>
+          <w:rFonts w:ascii="Times New Roman" w:hAnsi="Times New Roman" w:cs="Times New Roman" w:eastAsia="ＭＳ 明朝"/>
+          <w:lang w:val="en-US" w:eastAsia="ja-JP"/>
+        </w:rPr>
+        <w:t xml:space="preserve">にとって対数幅で正規化する（手法間 apples-to-apples）。AOC 値は各重みのアンタイム HV(</w:t>
+      </w:r>
+      <w:r>
+        <w:rPr>
+          <w:rFonts w:ascii="Times New Roman" w:hAnsi="Times New Roman" w:cs="Times New Roman"/>
+          <w:i/>
+        </w:rPr>
+        <w:t xml:space="preserve">t</w:t>
+      </w:r>
+      <w:r>
+        <w:rPr>
+          <w:rFonts w:ascii="Times New Roman" w:hAnsi="Times New Roman" w:cs="Times New Roman" w:eastAsia="ＭＳ 明朝"/>
+          <w:lang w:val="en-US" w:eastAsia="ja-JP"/>
+        </w:rPr>
+        <w:t xml:space="preserve">) を 10 重み掃引で平均する。</w:t>
       </w:r>
     </w:p>
     <w:p>
@@ -3830,24 +3705,130 @@
       <w:r>
         <w:rPr>
           <w:rFonts w:ascii="Times New Roman" w:hAnsi="Times New Roman" w:cs="Times New Roman" w:eastAsia="ＭＳ 明朝"/>
-          <w:lang w:val="en-US" w:eastAsia="ja-JP"/>
-        </w:rPr>
-        <w:t xml:space="preserve">本章は統制した対比較で H1（§4.2・軌道ベースの高安定域への適合性）と H2（§4.3・同一機構のホスト依存の非対称効果）を確立し、総合スコアボード（§4.4）でその含意を俯瞰する。中心となる知見は、安定性レバーを演算子として実装したことで</w:t>
-      </w:r>
-      <w:r>
-        <w:rPr>
-          <w:rFonts w:ascii="Times New Roman" w:hAnsi="Times New Roman" w:cs="Times New Roman" w:eastAsia="ＭＳ 明朝"/>
-          <w:b/>
-          <w:lang w:val="en-US" w:eastAsia="ja-JP"/>
-        </w:rPr>
-        <w:t xml:space="preserve">ホスト構造と安定性誘導機構の相互作用を統制下で切り分けられた</w:t>
-      </w:r>
-      <w:r>
-        <w:rPr>
-          <w:rFonts w:ascii="Times New Roman" w:hAnsi="Times New Roman" w:cs="Times New Roman" w:eastAsia="ＭＳ 明朝"/>
-          <w:lang w:val="en-US" w:eastAsia="ja-JP"/>
-        </w:rPr>
-        <w:t xml:space="preserve">点にある。その帰結として、評価軸が変われば最良手法も替わる相補構造も観測される（§4.4）。</w:t>
+          <w:b/>
+          <w:lang w:val="en-US" w:eastAsia="ja-JP"/>
+        </w:rPr>
+        <w:t xml:space="preserve">統計.</w:t>
+      </w:r>
+      <w:r>
+        <w:rPr>
+          <w:rFonts w:ascii="Times New Roman" w:hAnsi="Times New Roman" w:cs="Times New Roman" w:eastAsia="ＭＳ 明朝"/>
+          <w:lang w:val="en-US" w:eastAsia="ja-JP"/>
+        </w:rPr>
+        <w:t xml:space="preserve"> 各シナリオ内を片側 Wilcoxon 符号順位検定（trial 対応あり。H1・H2 とも方向を事前に定めた仮説のため片側が妥当）＋効果量 Cliff's </w:t>
+      </w:r>
+      <w:r>
+        <w:rPr>
+          <w:rFonts w:ascii="Times New Roman" w:hAnsi="Times New Roman" w:cs="Times New Roman"/>
+          <w:i/>
+        </w:rPr>
+        <w:t xml:space="preserve">δ</w:t>
+      </w:r>
+      <w:r>
+        <w:rPr>
+          <w:rFonts w:ascii="Times New Roman" w:hAnsi="Times New Roman" w:cs="Times New Roman" w:eastAsia="ＭＳ 明朝"/>
+          <w:lang w:val="en-US" w:eastAsia="ja-JP"/>
+        </w:rPr>
+        <w:t xml:space="preserve"> で評価する。なお |</w:t>
+      </w:r>
+      <w:r>
+        <w:rPr>
+          <w:rFonts w:ascii="Times New Roman" w:hAnsi="Times New Roman" w:cs="Times New Roman"/>
+          <w:i/>
+        </w:rPr>
+        <w:t xml:space="preserve">δ</w:t>
+      </w:r>
+      <w:r>
+        <w:rPr>
+          <w:rFonts w:ascii="Times New Roman" w:hAnsi="Times New Roman" w:cs="Times New Roman" w:eastAsia="ＭＳ 明朝"/>
+          <w:lang w:val="en-US" w:eastAsia="ja-JP"/>
+        </w:rPr>
+        <w:t xml:space="preserve">|=1.0（完全分離）のとき n=10 の片側 Wilcoxon で </w:t>
+      </w:r>
+      <w:r>
+        <w:rPr>
+          <w:rFonts w:ascii="Times New Roman" w:hAnsi="Times New Roman" w:cs="Times New Roman"/>
+          <w:i/>
+        </w:rPr>
+        <w:t xml:space="preserve">p</w:t>
+      </w:r>
+      <w:r>
+        <w:rPr>
+          <w:rFonts w:ascii="Times New Roman" w:hAnsi="Times New Roman" w:cs="Times New Roman" w:eastAsia="ＭＳ 明朝"/>
+          <w:lang w:val="en-US" w:eastAsia="ja-JP"/>
+        </w:rPr>
+        <w:t xml:space="preserve"> は下限 ≈0.001 に達するため、以降の「</w:t>
+      </w:r>
+      <w:r>
+        <w:rPr>
+          <w:rFonts w:ascii="Times New Roman" w:hAnsi="Times New Roman" w:cs="Times New Roman"/>
+          <w:i/>
+        </w:rPr>
+        <w:t xml:space="preserve">p</w:t>
+      </w:r>
+      <w:r>
+        <w:rPr>
+          <w:rFonts w:ascii="Times New Roman" w:hAnsi="Times New Roman" w:cs="Times New Roman" w:eastAsia="ＭＳ 明朝"/>
+          <w:lang w:val="en-US" w:eastAsia="ja-JP"/>
+        </w:rPr>
+        <w:t xml:space="preserve">=0.001」は方向の完全な一貫性を意味する（差の大きさは </w:t>
+      </w:r>
+      <w:r>
+        <w:rPr>
+          <w:rFonts w:ascii="Times New Roman" w:hAnsi="Times New Roman" w:cs="Times New Roman"/>
+          <w:i/>
+        </w:rPr>
+        <w:t xml:space="preserve">δ</w:t>
+      </w:r>
+      <w:r>
+        <w:rPr>
+          <w:rFonts w:ascii="Times New Roman" w:hAnsi="Times New Roman" w:cs="Times New Roman" w:eastAsia="ＭＳ 明朝"/>
+          <w:lang w:val="en-US" w:eastAsia="ja-JP"/>
+        </w:rPr>
+        <w:t xml:space="preserve"> と倍率で別示）。シナリオ横断の傾向は Friedman＋平均順位＋Kendall's </w:t>
+      </w:r>
+      <w:r>
+        <w:rPr>
+          <w:rFonts w:ascii="Times New Roman" w:hAnsi="Times New Roman" w:cs="Times New Roman"/>
+          <w:i/>
+        </w:rPr>
+        <w:t xml:space="preserve">W</w:t>
+      </w:r>
+      <w:r>
+        <w:rPr>
+          <w:rFonts w:ascii="Times New Roman" w:hAnsi="Times New Roman" w:cs="Times New Roman" w:eastAsia="ＭＳ 明朝"/>
+          <w:lang w:val="en-US" w:eastAsia="ja-JP"/>
+        </w:rPr>
+        <w:t xml:space="preserve"> で要約するが、8 シナリオは 5 インスタンスに由来し、la36 ラダーと ta21 対は同一インスタンス内で外乱条件のみを変えた相関シナリオであるため、横断統計は独立標本検定ではなく</w:t>
+      </w:r>
+      <w:r>
+        <w:rPr>
+          <w:rFonts w:ascii="Times New Roman" w:hAnsi="Times New Roman" w:cs="Times New Roman" w:eastAsia="ＭＳ 明朝"/>
+          <w:b/>
+          <w:lang w:val="en-US" w:eastAsia="ja-JP"/>
+        </w:rPr>
+        <w:t xml:space="preserve">順位一貫性の探索的要約</w:t>
+      </w:r>
+      <w:r>
+        <w:rPr>
+          <w:rFonts w:ascii="Times New Roman" w:hAnsi="Times New Roman" w:cs="Times New Roman" w:eastAsia="ＭＳ 明朝"/>
+          <w:lang w:val="en-US" w:eastAsia="ja-JP"/>
+        </w:rPr>
+        <w:t xml:space="preserve">として扱う。性能差の大きさは最良手法からの相対偏差 ARPD%（(best − </w:t>
+      </w:r>
+      <w:r>
+        <w:rPr>
+          <w:rFonts w:ascii="Times New Roman" w:hAnsi="Times New Roman" w:cs="Times New Roman"/>
+          <w:i/>
+        </w:rPr>
+        <w:t xml:space="preserve">x</w:t>
+      </w:r>
+      <w:r>
+        <w:rPr>
+          <w:rFonts w:ascii="Times New Roman" w:hAnsi="Times New Roman" w:cs="Times New Roman" w:eastAsia="ＭＳ 明朝"/>
+          <w:lang w:val="en-US" w:eastAsia="ja-JP"/>
+        </w:rPr>
+        <w:t xml:space="preserve">)/best × 100, 低いほど良い）で併示する。</w:t>
       </w:r>
     </w:p>
     <w:p>
@@ -3862,7 +3843,7 @@
           <w:sz w:val="22"/>
           <w:szCs w:val="22"/>
         </w:rPr>
-        <w:t xml:space="preserve">4.1 実験設定</w:t>
+        <w:t xml:space="preserve">4. 計算機実験</w:t>
       </w:r>
     </w:p>
     <w:p>
@@ -3876,292 +3857,22 @@
           <w:rFonts w:ascii="Times New Roman" w:hAnsi="Times New Roman" w:cs="Times New Roman" w:eastAsia="ＭＳ 明朝"/>
           <w:lang w:val="en-US" w:eastAsia="ja-JP"/>
         </w:rPr>
-        <w:t xml:space="preserve">ベンチマークは mt10・la21・la36・la40・ta21。外乱は計 8 シナリオ＝la36S/la36M/la36L（27/54/73%）・ta21S/ta21L（32/82%）・mt10（72%）・la21（35%）・la40（32%）で、各シナリオに付した百分率は</w:t>
-      </w:r>
-      <w:r>
-        <w:rPr>
-          <w:rFonts w:ascii="Times New Roman" w:hAnsi="Times New Roman" w:cs="Times New Roman" w:eastAsia="ＭＳ 明朝"/>
-          <w:b/>
-          <w:lang w:val="en-US" w:eastAsia="ja-JP"/>
-        </w:rPr>
-        <w:t xml:space="preserve">再スケジューリング率</w:t>
-      </w:r>
-      <w:r>
-        <w:rPr>
-          <w:rFonts w:ascii="Times New Roman" w:hAnsi="Times New Roman" w:cs="Times New Roman" w:eastAsia="ＭＳ 明朝"/>
-          <w:lang w:val="en-US" w:eastAsia="ja-JP"/>
-        </w:rPr>
-        <w:t xml:space="preserve"> </w:t>
-      </w:r>
-      <w:r>
-        <w:rPr>
-          <w:rFonts w:ascii="Times New Roman" w:hAnsi="Times New Roman" w:cs="Times New Roman"/>
-          <w:i/>
-        </w:rPr>
-        <w:t xml:space="preserve">ρ</w:t>
-      </w:r>
-      <w:r>
-        <w:rPr>
-          <w:rFonts w:ascii="Times New Roman" w:hAnsi="Times New Roman" w:cs="Times New Roman"/>
-        </w:rPr>
-        <w:t xml:space="preserve">=</w:t>
-      </w:r>
-      <w:r>
-        <w:rPr>
-          <w:rFonts w:ascii="Times New Roman" w:hAnsi="Times New Roman" w:cs="Times New Roman"/>
-          <w:i/>
-        </w:rPr>
-        <w:t xml:space="preserve">n</w:t>
-      </w:r>
-      <w:r>
-        <w:rPr>
-          <w:rFonts w:ascii="Times New Roman" w:hAnsi="Times New Roman" w:cs="Times New Roman"/>
-          <w:vertAlign w:val="subscript"/>
-        </w:rPr>
-        <w:t xml:space="preserve">res</w:t>
-      </w:r>
-      <w:r>
-        <w:rPr>
-          <w:rFonts w:ascii="Times New Roman" w:hAnsi="Times New Roman" w:cs="Times New Roman"/>
-        </w:rPr>
-        <w:t xml:space="preserve">/</w:t>
-      </w:r>
-      <w:r>
-        <w:rPr>
-          <w:rFonts w:ascii="Times New Roman" w:hAnsi="Times New Roman" w:cs="Times New Roman"/>
-          <w:i/>
-        </w:rPr>
-        <w:t xml:space="preserve">o</w:t>
-      </w:r>
-      <w:r>
-        <w:rPr>
-          <w:rFonts w:ascii="Times New Roman" w:hAnsi="Times New Roman" w:cs="Times New Roman"/>
-          <w:i/>
-        </w:rPr>
-        <w:t xml:space="preserve">p</w:t>
-      </w:r>
-      <w:r>
-        <w:rPr>
-          <w:rFonts w:ascii="Times New Roman" w:hAnsi="Times New Roman" w:cs="Times New Roman"/>
-          <w:i/>
-        </w:rPr>
-        <w:t xml:space="preserve">s</w:t>
-      </w:r>
-      <w:r>
-        <w:rPr>
-          <w:rFonts w:ascii="Times New Roman" w:hAnsi="Times New Roman" w:cs="Times New Roman" w:eastAsia="ＭＳ 明朝"/>
-          <w:lang w:val="en-US" w:eastAsia="ja-JP"/>
-        </w:rPr>
-        <w:t xml:space="preserve">——全作業のうち外乱で再最適化対象 </w:t>
-      </w:r>
-      <w:r>
-        <w:rPr>
-          <w:rFonts w:ascii="Times New Roman" w:hAnsi="Times New Roman" w:cs="Times New Roman"/>
-          <w:i/>
-        </w:rPr>
-        <w:t xml:space="preserve">O</w:t>
-      </w:r>
-      <w:r>
-        <w:rPr>
-          <w:rFonts w:ascii="Times New Roman" w:hAnsi="Times New Roman" w:cs="Times New Roman"/>
-          <w:vertAlign w:val="subscript"/>
-        </w:rPr>
-        <w:t xml:space="preserve">opt</w:t>
-      </w:r>
-      <w:r>
-        <w:rPr>
-          <w:rFonts w:ascii="Times New Roman" w:hAnsi="Times New Roman" w:cs="Times New Roman" w:eastAsia="ＭＳ 明朝"/>
-          <w:lang w:val="en-US" w:eastAsia="ja-JP"/>
-        </w:rPr>
-        <w:t xml:space="preserve"> となった割合——を表す。再スケジューリング率は本設定で問題の実効的な難度を左右する主軸と考えられるため、これを統制軸に据える（詳細は §4.4 末尾）。とりわけ </w:t>
-      </w:r>
-      <w:r>
-        <w:rPr>
-          <w:rFonts w:ascii="Times New Roman" w:hAnsi="Times New Roman" w:cs="Times New Roman" w:eastAsia="ＭＳ 明朝"/>
-          <w:b/>
-          <w:lang w:val="en-US" w:eastAsia="ja-JP"/>
-        </w:rPr>
-        <w:t xml:space="preserve">la36 ラダー</w:t>
-      </w:r>
-      <w:r>
-        <w:rPr>
-          <w:rFonts w:ascii="Times New Roman" w:hAnsi="Times New Roman" w:cs="Times New Roman" w:eastAsia="ＭＳ 明朝"/>
-          <w:lang w:val="en-US" w:eastAsia="ja-JP"/>
-        </w:rPr>
-        <w:t xml:space="preserve">（27/54/73%）と </w:t>
-      </w:r>
-      <w:r>
-        <w:rPr>
-          <w:rFonts w:ascii="Times New Roman" w:hAnsi="Times New Roman" w:cs="Times New Roman" w:eastAsia="ＭＳ 明朝"/>
-          <w:b/>
-          <w:lang w:val="en-US" w:eastAsia="ja-JP"/>
-        </w:rPr>
-        <w:t xml:space="preserve">ta21 対</w:t>
-      </w:r>
-      <w:r>
-        <w:rPr>
-          <w:rFonts w:ascii="Times New Roman" w:hAnsi="Times New Roman" w:cs="Times New Roman" w:eastAsia="ＭＳ 明朝"/>
-          <w:lang w:val="en-US" w:eastAsia="ja-JP"/>
-        </w:rPr>
-        <w:t xml:space="preserve">（32/82%）は、同一インスタンス・同一 </w:t>
-      </w:r>
-      <w:r>
-        <w:rPr>
-          <w:rFonts w:ascii="Times New Roman" w:hAnsi="Times New Roman" w:cs="Times New Roman"/>
-          <w:i/>
-        </w:rPr>
-        <w:t xml:space="preserve">S</w:t>
-      </w:r>
-      <w:r>
-        <w:rPr>
-          <w:rFonts w:ascii="Times New Roman" w:hAnsi="Times New Roman" w:cs="Times New Roman"/>
-          <w:i/>
-          <w:vertAlign w:val="subscript"/>
-        </w:rPr>
-        <w:t xml:space="preserve">p</w:t>
-      </w:r>
-      <w:r>
-        <w:rPr>
-          <w:rFonts w:ascii="Times New Roman" w:hAnsi="Times New Roman" w:cs="Times New Roman" w:eastAsia="ＭＳ 明朝"/>
-          <w:lang w:val="en-US" w:eastAsia="ja-JP"/>
-        </w:rPr>
-        <w:t xml:space="preserve"> のまま再スケジューリング率のみを段階的に変え、手法差の </w:t>
-      </w:r>
-      <w:r>
-        <w:rPr>
-          <w:rFonts w:ascii="Times New Roman" w:hAnsi="Times New Roman" w:cs="Times New Roman"/>
-          <w:i/>
-        </w:rPr>
-        <w:t xml:space="preserve">ρ</w:t>
-      </w:r>
-      <w:r>
-        <w:rPr>
-          <w:rFonts w:ascii="Times New Roman" w:hAnsi="Times New Roman" w:cs="Times New Roman" w:eastAsia="ＭＳ 明朝"/>
-          <w:lang w:val="en-US" w:eastAsia="ja-JP"/>
-        </w:rPr>
-        <w:t xml:space="preserve"> 依存性を交絡なく切り分ける目的で構成した。各シナリオの外乱は単一作業の完了遅延であり、遅延量 </w:t>
-      </w:r>
-      <w:r>
-        <w:rPr>
-          <w:rFonts w:ascii="Times New Roman" w:hAnsi="Times New Roman" w:cs="Times New Roman"/>
-          <w:i/>
-        </w:rPr>
-        <w:t xml:space="preserve">Δ</w:t>
-      </w:r>
-      <w:r>
-        <w:rPr>
-          <w:rFonts w:ascii="Times New Roman" w:hAnsi="Times New Roman" w:cs="Times New Roman" w:eastAsia="ＭＳ 明朝"/>
-          <w:lang w:val="en-US" w:eastAsia="ja-JP"/>
-        </w:rPr>
-        <w:t xml:space="preserve"> は対象作業の処理時間の約 0.9〜1.5 倍（</w:t>
-      </w:r>
-      <w:r>
-        <w:rPr>
-          <w:rFonts w:ascii="Times New Roman" w:hAnsi="Times New Roman" w:cs="Times New Roman"/>
-          <w:i/>
-        </w:rPr>
-        <w:t xml:space="preserve">Δ</w:t>
-      </w:r>
-      <w:r>
-        <w:rPr>
-          <w:rFonts w:ascii="Times New Roman" w:hAnsi="Times New Roman" w:cs="Times New Roman" w:eastAsia="ＭＳ 明朝"/>
-          <w:lang w:val="en-US" w:eastAsia="ja-JP"/>
-        </w:rPr>
-        <w:t xml:space="preserve">=60〜148）、再スケジューリング時刻 </w:t>
-      </w:r>
-      <w:r>
-        <w:rPr>
-          <w:rFonts w:ascii="Times New Roman" w:hAnsi="Times New Roman" w:cs="Times New Roman"/>
-          <w:i/>
-        </w:rPr>
-        <w:t xml:space="preserve">t</w:t>
-      </w:r>
-      <w:r>
-        <w:rPr>
-          <w:rFonts w:ascii="Times New Roman" w:hAnsi="Times New Roman" w:cs="Times New Roman"/>
-          <w:i/>
-          <w:vertAlign w:val="subscript"/>
-        </w:rPr>
-        <w:t xml:space="preserve">r</w:t>
-      </w:r>
-      <w:r>
-        <w:rPr>
-          <w:rFonts w:ascii="Times New Roman" w:hAnsi="Times New Roman" w:cs="Times New Roman" w:eastAsia="ＭＳ 明朝"/>
-          <w:lang w:val="en-US" w:eastAsia="ja-JP"/>
-        </w:rPr>
-        <w:t xml:space="preserve"> はその遅延解消時刻＝遅延後完了時刻にとる（§3.1）。各シナリオの対象作業・</w:t>
-      </w:r>
-      <w:r>
-        <w:rPr>
-          <w:rFonts w:ascii="Times New Roman" w:hAnsi="Times New Roman" w:cs="Times New Roman"/>
-          <w:i/>
-        </w:rPr>
-        <w:t xml:space="preserve">Δ</w:t>
-      </w:r>
-      <w:r>
-        <w:rPr>
-          <w:rFonts w:ascii="Times New Roman" w:hAnsi="Times New Roman" w:cs="Times New Roman" w:eastAsia="ＭＳ 明朝"/>
-          <w:lang w:val="en-US" w:eastAsia="ja-JP"/>
-        </w:rPr>
-        <w:t xml:space="preserve">・</w:t>
-      </w:r>
-      <w:r>
-        <w:rPr>
-          <w:rFonts w:ascii="Times New Roman" w:hAnsi="Times New Roman" w:cs="Times New Roman"/>
-          <w:i/>
-        </w:rPr>
-        <w:t xml:space="preserve">t</w:t>
-      </w:r>
-      <w:r>
-        <w:rPr>
-          <w:rFonts w:ascii="Times New Roman" w:hAnsi="Times New Roman" w:cs="Times New Roman"/>
-          <w:i/>
-          <w:vertAlign w:val="subscript"/>
-        </w:rPr>
-        <w:t xml:space="preserve">r</w:t>
-      </w:r>
-      <w:r>
-        <w:rPr>
-          <w:rFonts w:ascii="Times New Roman" w:hAnsi="Times New Roman" w:cs="Times New Roman" w:eastAsia="ＭＳ 明朝"/>
-          <w:lang w:val="en-US" w:eastAsia="ja-JP"/>
-        </w:rPr>
-        <w:t xml:space="preserve">、および </w:t>
-      </w:r>
-      <w:r>
-        <w:rPr>
-          <w:rFonts w:ascii="Times New Roman" w:hAnsi="Times New Roman" w:cs="Times New Roman"/>
-          <w:i/>
-        </w:rPr>
-        <w:t xml:space="preserve">ρ</w:t>
-      </w:r>
-      <w:r>
-        <w:rPr>
-          <w:rFonts w:ascii="Times New Roman" w:hAnsi="Times New Roman" w:cs="Times New Roman" w:eastAsia="ＭＳ 明朝"/>
-          <w:lang w:val="en-US" w:eastAsia="ja-JP"/>
-        </w:rPr>
-        <w:t xml:space="preserve"> の制御法（外乱作業の </w:t>
-      </w:r>
-      <w:r>
-        <w:rPr>
-          <w:rFonts w:ascii="Times New Roman" w:hAnsi="Times New Roman" w:cs="Times New Roman"/>
-          <w:i/>
-        </w:rPr>
-        <w:t xml:space="preserve">S</w:t>
-      </w:r>
-      <w:r>
-        <w:rPr>
-          <w:rFonts w:ascii="Times New Roman" w:hAnsi="Times New Roman" w:cs="Times New Roman"/>
-          <w:i/>
-          <w:vertAlign w:val="subscript"/>
-        </w:rPr>
-        <w:t xml:space="preserve">p</w:t>
-      </w:r>
-      <w:r>
-        <w:rPr>
-          <w:rFonts w:ascii="Times New Roman" w:hAnsi="Times New Roman" w:cs="Times New Roman" w:eastAsia="ＭＳ 明朝"/>
-          <w:lang w:val="en-US" w:eastAsia="ja-JP"/>
-        </w:rPr>
-        <w:t xml:space="preserve"> 上の位置による）の完全な定義は公開リポジトリ（下記）に収録する。</w:t>
+        <w:t xml:space="preserve">本節は統制した対比較で H1（§4.2・軌道ベースの高安定域への適合性）と H2（§4.3・同一機構のホスト依存の非対称効果）を確立し、総合スコアボード（§4.4）でその含意——評価軸が変われば最良手法も替わる相補構造——を俯瞰する。</w:t>
+      </w:r>
+    </w:p>
+    <w:p>
+      <w:pPr>
+        <w:pStyle w:val="2"/>
+        <w:spacing w:before="90" w:after="20" w:line="240" w:lineRule="exact"/>
+      </w:pPr>
+      <w:r>
+        <w:rPr>
+          <w:rFonts w:ascii="Times New Roman" w:hAnsi="Times New Roman" w:cs="Times New Roman" w:eastAsia="ＭＳ 明朝"/>
+          <w:lang w:val="en-US" w:eastAsia="ja-JP"/>
+          <w:sz w:val="22"/>
+          <w:szCs w:val="22"/>
+        </w:rPr>
+        <w:t xml:space="preserve">4.1 実験設定</w:t>
       </w:r>
     </w:p>
     <w:p>
@@ -4173,10 +3884,17 @@
       <w:r>
         <w:rPr>
           <w:rFonts w:ascii="Times New Roman" w:hAnsi="Times New Roman" w:cs="Times New Roman" w:eastAsia="ＭＳ 明朝"/>
-          <w:b/>
-          <w:lang w:val="en-US" w:eastAsia="ja-JP"/>
-        </w:rPr>
-        <w:t xml:space="preserve">重み・試行.</w:t>
+          <w:lang w:val="en-US" w:eastAsia="ja-JP"/>
+        </w:rPr>
+        <w:t xml:space="preserve">ベンチマークは mt10・la21・la36・la40・ta21。外乱は計 8 シナリオ＝la36S/la36M/la36L（27/54/73%）・ta21S/ta21L（32/82%）・mt10（72%）・la21（35%）・la40（32%）で、各シナリオに付した百分率は</w:t>
+      </w:r>
+      <w:r>
+        <w:rPr>
+          <w:rFonts w:ascii="Times New Roman" w:hAnsi="Times New Roman" w:cs="Times New Roman" w:eastAsia="ＭＳ 明朝"/>
+          <w:b/>
+          <w:lang w:val="en-US" w:eastAsia="ja-JP"/>
+        </w:rPr>
+        <w:t xml:space="preserve">再スケジューリング率</w:t>
       </w:r>
       <w:r>
         <w:rPr>
@@ -4190,28 +3908,112 @@
           <w:rFonts w:ascii="Times New Roman" w:hAnsi="Times New Roman" w:cs="Times New Roman"/>
           <w:i/>
         </w:rPr>
-        <w:t xml:space="preserve">λ</w:t>
-      </w:r>
-      <w:r>
-        <w:rPr>
-          <w:rFonts w:ascii="Times New Roman" w:hAnsi="Times New Roman" w:cs="Times New Roman" w:eastAsia="ＭＳ 明朝"/>
-          <w:lang w:val="en-US" w:eastAsia="ja-JP"/>
-        </w:rPr>
-        <w:t xml:space="preserve"> を 10 点掃引（0〜0.9, 0.1 刻み。純安定端点 </w:t>
-      </w:r>
-      <w:r>
-        <w:rPr>
-          <w:rFonts w:ascii="Times New Roman" w:hAnsi="Times New Roman" w:cs="Times New Roman"/>
-          <w:i/>
-        </w:rPr>
-        <w:t xml:space="preserve">λ</w:t>
-      </w:r>
-      <w:r>
-        <w:rPr>
-          <w:rFonts w:ascii="Times New Roman" w:hAnsi="Times New Roman" w:cs="Times New Roman" w:eastAsia="ＭＳ 明朝"/>
-          <w:lang w:val="en-US" w:eastAsia="ja-JP"/>
-        </w:rPr>
-        <w:t xml:space="preserve">=1.0 は最適が自明解 </w:t>
+        <w:t xml:space="preserve">ρ</w:t>
+      </w:r>
+      <w:r>
+        <w:rPr>
+          <w:rFonts w:ascii="Times New Roman" w:hAnsi="Times New Roman" w:cs="Times New Roman"/>
+        </w:rPr>
+        <w:t xml:space="preserve">=</w:t>
+      </w:r>
+      <w:r>
+        <w:rPr>
+          <w:rFonts w:ascii="Times New Roman" w:hAnsi="Times New Roman" w:cs="Times New Roman"/>
+          <w:i/>
+        </w:rPr>
+        <w:t xml:space="preserve">n</w:t>
+      </w:r>
+      <w:r>
+        <w:rPr>
+          <w:rFonts w:ascii="Times New Roman" w:hAnsi="Times New Roman" w:cs="Times New Roman"/>
+          <w:vertAlign w:val="subscript"/>
+        </w:rPr>
+        <w:t xml:space="preserve">res</w:t>
+      </w:r>
+      <w:r>
+        <w:rPr>
+          <w:rFonts w:ascii="Times New Roman" w:hAnsi="Times New Roman" w:cs="Times New Roman"/>
+        </w:rPr>
+        <w:t xml:space="preserve">/</w:t>
+      </w:r>
+      <w:r>
+        <w:rPr>
+          <w:rFonts w:ascii="Times New Roman" w:hAnsi="Times New Roman" w:cs="Times New Roman"/>
+          <w:i/>
+        </w:rPr>
+        <w:t xml:space="preserve">o</w:t>
+      </w:r>
+      <w:r>
+        <w:rPr>
+          <w:rFonts w:ascii="Times New Roman" w:hAnsi="Times New Roman" w:cs="Times New Roman"/>
+          <w:i/>
+        </w:rPr>
+        <w:t xml:space="preserve">p</w:t>
+      </w:r>
+      <w:r>
+        <w:rPr>
+          <w:rFonts w:ascii="Times New Roman" w:hAnsi="Times New Roman" w:cs="Times New Roman"/>
+          <w:i/>
+        </w:rPr>
+        <w:t xml:space="preserve">s</w:t>
+      </w:r>
+      <w:r>
+        <w:rPr>
+          <w:rFonts w:ascii="Times New Roman" w:hAnsi="Times New Roman" w:cs="Times New Roman" w:eastAsia="ＭＳ 明朝"/>
+          <w:lang w:val="en-US" w:eastAsia="ja-JP"/>
+        </w:rPr>
+        <w:t xml:space="preserve">——全作業のうち外乱で再最適化対象 </w:t>
+      </w:r>
+      <w:r>
+        <w:rPr>
+          <w:rFonts w:ascii="Times New Roman" w:hAnsi="Times New Roman" w:cs="Times New Roman"/>
+          <w:i/>
+        </w:rPr>
+        <w:t xml:space="preserve">O</w:t>
+      </w:r>
+      <w:r>
+        <w:rPr>
+          <w:rFonts w:ascii="Times New Roman" w:hAnsi="Times New Roman" w:cs="Times New Roman"/>
+          <w:vertAlign w:val="subscript"/>
+        </w:rPr>
+        <w:t xml:space="preserve">opt</w:t>
+      </w:r>
+      <w:r>
+        <w:rPr>
+          <w:rFonts w:ascii="Times New Roman" w:hAnsi="Times New Roman" w:cs="Times New Roman" w:eastAsia="ＭＳ 明朝"/>
+          <w:lang w:val="en-US" w:eastAsia="ja-JP"/>
+        </w:rPr>
+        <w:t xml:space="preserve"> となった割合——を表す。再スケジューリング率は本設定で問題の実効的な難度を左右する主軸と考えられるため、これを統制軸に据える（詳細は §4.4 末尾）。とりわけ </w:t>
+      </w:r>
+      <w:r>
+        <w:rPr>
+          <w:rFonts w:ascii="Times New Roman" w:hAnsi="Times New Roman" w:cs="Times New Roman" w:eastAsia="ＭＳ 明朝"/>
+          <w:b/>
+          <w:lang w:val="en-US" w:eastAsia="ja-JP"/>
+        </w:rPr>
+        <w:t xml:space="preserve">la36 ラダー</w:t>
+      </w:r>
+      <w:r>
+        <w:rPr>
+          <w:rFonts w:ascii="Times New Roman" w:hAnsi="Times New Roman" w:cs="Times New Roman" w:eastAsia="ＭＳ 明朝"/>
+          <w:lang w:val="en-US" w:eastAsia="ja-JP"/>
+        </w:rPr>
+        <w:t xml:space="preserve">（27/54/73%）と </w:t>
+      </w:r>
+      <w:r>
+        <w:rPr>
+          <w:rFonts w:ascii="Times New Roman" w:hAnsi="Times New Roman" w:cs="Times New Roman" w:eastAsia="ＭＳ 明朝"/>
+          <w:b/>
+          <w:lang w:val="en-US" w:eastAsia="ja-JP"/>
+        </w:rPr>
+        <w:t xml:space="preserve">ta21 対</w:t>
+      </w:r>
+      <w:r>
+        <w:rPr>
+          <w:rFonts w:ascii="Times New Roman" w:hAnsi="Times New Roman" w:cs="Times New Roman" w:eastAsia="ＭＳ 明朝"/>
+          <w:lang w:val="en-US" w:eastAsia="ja-JP"/>
+        </w:rPr>
+        <w:t xml:space="preserve">（32/82%）は、同一インスタンス・同一 </w:t>
       </w:r>
       <w:r>
         <w:rPr>
@@ -4223,30 +4025,153 @@
       <w:r>
         <w:rPr>
           <w:rFonts w:ascii="Times New Roman" w:hAnsi="Times New Roman" w:cs="Times New Roman"/>
+          <w:i/>
           <w:vertAlign w:val="subscript"/>
         </w:rPr>
-        <w:t xml:space="preserve">RSR</w:t>
-      </w:r>
-      <w:r>
-        <w:rPr>
-          <w:rFonts w:ascii="Times New Roman" w:hAnsi="Times New Roman" w:cs="Times New Roman" w:eastAsia="ＭＳ 明朝"/>
-          <w:lang w:val="en-US" w:eastAsia="ja-JP"/>
-        </w:rPr>
-        <w:t xml:space="preserve">（</w:t>
-      </w:r>
-      <w:r>
-        <w:rPr>
-          <w:rFonts w:ascii="Times New Roman" w:hAnsi="Times New Roman" w:cs="Times New Roman"/>
-          <w:i/>
-        </w:rPr>
-        <w:t xml:space="preserve">D</w:t>
-      </w:r>
-      <w:r>
-        <w:rPr>
-          <w:rFonts w:ascii="Times New Roman" w:hAnsi="Times New Roman" w:cs="Times New Roman" w:eastAsia="ＭＳ 明朝"/>
-          <w:lang w:val="en-US" w:eastAsia="ja-JP"/>
-        </w:rPr>
-        <w:t xml:space="preserve">=0）に縮退するため除外）、各（シナリオ×手法）条件で 10 trial。解析単位は trial であり、1 trial は 10 重みの掃引全体——各重みの探索の訪問解を UEA で統合した非劣解集合——を指す。したがって HV は trial ごとに 1 値が得られ、以降の検定はすべて n=10 を標本とする。</w:t>
+        <w:t xml:space="preserve">p</w:t>
+      </w:r>
+      <w:r>
+        <w:rPr>
+          <w:rFonts w:ascii="Times New Roman" w:hAnsi="Times New Roman" w:cs="Times New Roman" w:eastAsia="ＭＳ 明朝"/>
+          <w:lang w:val="en-US" w:eastAsia="ja-JP"/>
+        </w:rPr>
+        <w:t xml:space="preserve"> のまま再スケジューリング率のみを段階的に変え、手法差の </w:t>
+      </w:r>
+      <w:r>
+        <w:rPr>
+          <w:rFonts w:ascii="Times New Roman" w:hAnsi="Times New Roman" w:cs="Times New Roman"/>
+          <w:i/>
+        </w:rPr>
+        <w:t xml:space="preserve">ρ</w:t>
+      </w:r>
+      <w:r>
+        <w:rPr>
+          <w:rFonts w:ascii="Times New Roman" w:hAnsi="Times New Roman" w:cs="Times New Roman" w:eastAsia="ＭＳ 明朝"/>
+          <w:lang w:val="en-US" w:eastAsia="ja-JP"/>
+        </w:rPr>
+        <w:t xml:space="preserve"> 依存性を交絡なく切り分ける目的で構成した。各シナリオの外乱は単一作業の完了遅延であり、遅延量 </w:t>
+      </w:r>
+      <w:r>
+        <w:rPr>
+          <w:rFonts w:ascii="Times New Roman" w:hAnsi="Times New Roman" w:cs="Times New Roman"/>
+          <w:i/>
+        </w:rPr>
+        <w:t xml:space="preserve">Δ</w:t>
+      </w:r>
+      <w:r>
+        <w:rPr>
+          <w:rFonts w:ascii="Times New Roman" w:hAnsi="Times New Roman" w:cs="Times New Roman" w:eastAsia="ＭＳ 明朝"/>
+          <w:lang w:val="en-US" w:eastAsia="ja-JP"/>
+        </w:rPr>
+        <w:t xml:space="preserve"> は対象作業の処理時間の約 0.9〜1.5 倍（</w:t>
+      </w:r>
+      <w:r>
+        <w:rPr>
+          <w:rFonts w:ascii="Times New Roman" w:hAnsi="Times New Roman" w:cs="Times New Roman"/>
+          <w:i/>
+        </w:rPr>
+        <w:t xml:space="preserve">Δ</w:t>
+      </w:r>
+      <w:r>
+        <w:rPr>
+          <w:rFonts w:ascii="Times New Roman" w:hAnsi="Times New Roman" w:cs="Times New Roman" w:eastAsia="ＭＳ 明朝"/>
+          <w:lang w:val="en-US" w:eastAsia="ja-JP"/>
+        </w:rPr>
+        <w:t xml:space="preserve">=60〜148）、再スケジューリング時刻 </w:t>
+      </w:r>
+      <w:r>
+        <w:rPr>
+          <w:rFonts w:ascii="Times New Roman" w:hAnsi="Times New Roman" w:cs="Times New Roman"/>
+          <w:i/>
+        </w:rPr>
+        <w:t xml:space="preserve">t</w:t>
+      </w:r>
+      <w:r>
+        <w:rPr>
+          <w:rFonts w:ascii="Times New Roman" w:hAnsi="Times New Roman" w:cs="Times New Roman"/>
+          <w:i/>
+          <w:vertAlign w:val="subscript"/>
+        </w:rPr>
+        <w:t xml:space="preserve">r</w:t>
+      </w:r>
+      <w:r>
+        <w:rPr>
+          <w:rFonts w:ascii="Times New Roman" w:hAnsi="Times New Roman" w:cs="Times New Roman" w:eastAsia="ＭＳ 明朝"/>
+          <w:lang w:val="en-US" w:eastAsia="ja-JP"/>
+        </w:rPr>
+        <w:t xml:space="preserve"> はその遅延解消時刻＝遅延後完了時刻にとる（§3.1）。各シナリオの完全な定義（対象作業・</w:t>
+      </w:r>
+      <w:r>
+        <w:rPr>
+          <w:rFonts w:ascii="Times New Roman" w:hAnsi="Times New Roman" w:cs="Times New Roman"/>
+          <w:i/>
+        </w:rPr>
+        <w:t xml:space="preserve">Δ</w:t>
+      </w:r>
+      <w:r>
+        <w:rPr>
+          <w:rFonts w:ascii="Times New Roman" w:hAnsi="Times New Roman" w:cs="Times New Roman" w:eastAsia="ＭＳ 明朝"/>
+          <w:lang w:val="en-US" w:eastAsia="ja-JP"/>
+        </w:rPr>
+        <w:t xml:space="preserve">・</w:t>
+      </w:r>
+      <w:r>
+        <w:rPr>
+          <w:rFonts w:ascii="Times New Roman" w:hAnsi="Times New Roman" w:cs="Times New Roman"/>
+          <w:i/>
+        </w:rPr>
+        <w:t xml:space="preserve">t</w:t>
+      </w:r>
+      <w:r>
+        <w:rPr>
+          <w:rFonts w:ascii="Times New Roman" w:hAnsi="Times New Roman" w:cs="Times New Roman"/>
+          <w:i/>
+          <w:vertAlign w:val="subscript"/>
+        </w:rPr>
+        <w:t xml:space="preserve">r</w:t>
+      </w:r>
+      <w:r>
+        <w:rPr>
+          <w:rFonts w:ascii="Times New Roman" w:hAnsi="Times New Roman" w:cs="Times New Roman" w:eastAsia="ＭＳ 明朝"/>
+          <w:lang w:val="en-US" w:eastAsia="ja-JP"/>
+        </w:rPr>
+        <w:t xml:space="preserve">、および外乱作業の </w:t>
+      </w:r>
+      <w:r>
+        <w:rPr>
+          <w:rFonts w:ascii="Times New Roman" w:hAnsi="Times New Roman" w:cs="Times New Roman"/>
+          <w:i/>
+        </w:rPr>
+        <w:t xml:space="preserve">S</w:t>
+      </w:r>
+      <w:r>
+        <w:rPr>
+          <w:rFonts w:ascii="Times New Roman" w:hAnsi="Times New Roman" w:cs="Times New Roman"/>
+          <w:i/>
+          <w:vertAlign w:val="subscript"/>
+        </w:rPr>
+        <w:t xml:space="preserve">p</w:t>
+      </w:r>
+      <w:r>
+        <w:rPr>
+          <w:rFonts w:ascii="Times New Roman" w:hAnsi="Times New Roman" w:cs="Times New Roman" w:eastAsia="ＭＳ 明朝"/>
+          <w:lang w:val="en-US" w:eastAsia="ja-JP"/>
+        </w:rPr>
+        <w:t xml:space="preserve"> 上の位置による </w:t>
+      </w:r>
+      <w:r>
+        <w:rPr>
+          <w:rFonts w:ascii="Times New Roman" w:hAnsi="Times New Roman" w:cs="Times New Roman"/>
+          <w:i/>
+        </w:rPr>
+        <w:t xml:space="preserve">ρ</w:t>
+      </w:r>
+      <w:r>
+        <w:rPr>
+          <w:rFonts w:ascii="Times New Roman" w:hAnsi="Times New Roman" w:cs="Times New Roman" w:eastAsia="ＭＳ 明朝"/>
+          <w:lang w:val="en-US" w:eastAsia="ja-JP"/>
+        </w:rPr>
+        <w:t xml:space="preserve"> の制御）は公開リポジトリ（https://github.com/kitotakumi/stability_scheduling）に収録する。</w:t>
       </w:r>
     </w:p>
     <w:p>
@@ -4261,14 +4186,42 @@
           <w:b/>
           <w:lang w:val="en-US" w:eastAsia="ja-JP"/>
         </w:rPr>
-        <w:t xml:space="preserve">計算予算.</w:t>
-      </w:r>
-      <w:r>
-        <w:rPr>
-          <w:rFonts w:ascii="Times New Roman" w:hAnsi="Times New Roman" w:cs="Times New Roman" w:eastAsia="ＭＳ 明朝"/>
-          <w:lang w:val="en-US" w:eastAsia="ja-JP"/>
-        </w:rPr>
-        <w:t xml:space="preserve"> ILS 反復上限 3000／GA・Memetic 500 世代（いずれも自然収束まで）。反復数と世代数は単位が異なるため族内で公称値を揃え、手法横断の速度は壁時計上の AOC で比較する。壁時計は族間で異なる（Memetic+PR は ILS の 5〜8 倍＝Python 実装での </w:t>
+        <w:t xml:space="preserve">重み・試行.</w:t>
+      </w:r>
+      <w:r>
+        <w:rPr>
+          <w:rFonts w:ascii="Times New Roman" w:hAnsi="Times New Roman" w:cs="Times New Roman" w:eastAsia="ＭＳ 明朝"/>
+          <w:lang w:val="en-US" w:eastAsia="ja-JP"/>
+        </w:rPr>
+        <w:t xml:space="preserve"> </w:t>
+      </w:r>
+      <w:r>
+        <w:rPr>
+          <w:rFonts w:ascii="Times New Roman" w:hAnsi="Times New Roman" w:cs="Times New Roman"/>
+          <w:i/>
+        </w:rPr>
+        <w:t xml:space="preserve">λ</w:t>
+      </w:r>
+      <w:r>
+        <w:rPr>
+          <w:rFonts w:ascii="Times New Roman" w:hAnsi="Times New Roman" w:cs="Times New Roman" w:eastAsia="ＭＳ 明朝"/>
+          <w:lang w:val="en-US" w:eastAsia="ja-JP"/>
+        </w:rPr>
+        <w:t xml:space="preserve"> を 10 点掃引（0〜0.9, 0.1 刻み。純安定端点 </w:t>
+      </w:r>
+      <w:r>
+        <w:rPr>
+          <w:rFonts w:ascii="Times New Roman" w:hAnsi="Times New Roman" w:cs="Times New Roman"/>
+          <w:i/>
+        </w:rPr>
+        <w:t xml:space="preserve">λ</w:t>
+      </w:r>
+      <w:r>
+        <w:rPr>
+          <w:rFonts w:ascii="Times New Roman" w:hAnsi="Times New Roman" w:cs="Times New Roman" w:eastAsia="ＭＳ 明朝"/>
+          <w:lang w:val="en-US" w:eastAsia="ja-JP"/>
+        </w:rPr>
+        <w:t xml:space="preserve">=1.0 は最適が自明解 </w:t>
       </w:r>
       <w:r>
         <w:rPr>
@@ -4280,17 +4233,30 @@
       <w:r>
         <w:rPr>
           <w:rFonts w:ascii="Times New Roman" w:hAnsi="Times New Roman" w:cs="Times New Roman"/>
-          <w:i/>
           <w:vertAlign w:val="subscript"/>
         </w:rPr>
-        <w:t xml:space="preserve">p</w:t>
-      </w:r>
-      <w:r>
-        <w:rPr>
-          <w:rFonts w:ascii="Times New Roman" w:hAnsi="Times New Roman" w:cs="Times New Roman" w:eastAsia="ＭＳ 明朝"/>
-          <w:lang w:val="en-US" w:eastAsia="ja-JP"/>
-        </w:rPr>
-        <w:t xml:space="preserve"> への経路 decode 由来）が、これは機構固有のコストであって打ち切りの産物ではない：収束診断では全 7 手法とも中央値 run が予算の半分以下で最終 HV の 99% に達する。</w:t>
+        <w:t xml:space="preserve">RSR</w:t>
+      </w:r>
+      <w:r>
+        <w:rPr>
+          <w:rFonts w:ascii="Times New Roman" w:hAnsi="Times New Roman" w:cs="Times New Roman" w:eastAsia="ＭＳ 明朝"/>
+          <w:lang w:val="en-US" w:eastAsia="ja-JP"/>
+        </w:rPr>
+        <w:t xml:space="preserve">（</w:t>
+      </w:r>
+      <w:r>
+        <w:rPr>
+          <w:rFonts w:ascii="Times New Roman" w:hAnsi="Times New Roman" w:cs="Times New Roman"/>
+          <w:i/>
+        </w:rPr>
+        <w:t xml:space="preserve">D</w:t>
+      </w:r>
+      <w:r>
+        <w:rPr>
+          <w:rFonts w:ascii="Times New Roman" w:hAnsi="Times New Roman" w:cs="Times New Roman" w:eastAsia="ＭＳ 明朝"/>
+          <w:lang w:val="en-US" w:eastAsia="ja-JP"/>
+        </w:rPr>
+        <w:t xml:space="preserve">=0）に縮退するため除外）、各（シナリオ×手法）条件で 10 trial。解析単位は trial であり、1 trial は 10 重みの掃引全体——各重みの探索の訪問解を UEA で統合した非劣解集合——を指す。したがって HV は trial ごとに 1 値が得られ、以降の検定はすべて n=10 を標本とする。</w:t>
       </w:r>
     </w:p>
     <w:p>
@@ -4305,121 +4271,14 @@
           <w:b/>
           <w:lang w:val="en-US" w:eastAsia="ja-JP"/>
         </w:rPr>
-        <w:t xml:space="preserve">初期解・GA 設定.</w:t>
-      </w:r>
-      <w:r>
-        <w:rPr>
-          <w:rFonts w:ascii="Times New Roman" w:hAnsi="Times New Roman" w:cs="Times New Roman" w:eastAsia="ＭＳ 明朝"/>
-          <w:lang w:val="en-US" w:eastAsia="ja-JP"/>
-        </w:rPr>
-        <w:t xml:space="preserve"> </w:t>
-      </w:r>
-      <w:r>
-        <w:rPr>
-          <w:rFonts w:ascii="Times New Roman" w:hAnsi="Times New Roman" w:cs="Times New Roman"/>
-          <w:i/>
-        </w:rPr>
-        <w:t xml:space="preserve">S</w:t>
-      </w:r>
-      <w:r>
-        <w:rPr>
-          <w:rFonts w:ascii="Times New Roman" w:hAnsi="Times New Roman" w:cs="Times New Roman"/>
-          <w:i/>
-          <w:vertAlign w:val="subscript"/>
-        </w:rPr>
-        <w:t xml:space="preserve">p</w:t>
-      </w:r>
-      <w:r>
-        <w:rPr>
-          <w:rFonts w:ascii="Times New Roman" w:hAnsi="Times New Roman" w:cs="Times New Roman" w:eastAsia="ＭＳ 明朝"/>
-          <w:lang w:val="en-US" w:eastAsia="ja-JP"/>
-        </w:rPr>
-        <w:t xml:space="preserve"> は GA-500 で生成した高品質 active スケジュール（染色体を GT 法 (Giffler and Thompson, 1960) でデコード, §3.1 の非縮退条件を満たす）。全手法は </w:t>
-      </w:r>
-      <w:r>
-        <w:rPr>
-          <w:rFonts w:ascii="Times New Roman" w:hAnsi="Times New Roman" w:cs="Times New Roman"/>
-          <w:i/>
-        </w:rPr>
-        <w:t xml:space="preserve">S</w:t>
-      </w:r>
-      <w:r>
-        <w:rPr>
-          <w:rFonts w:ascii="Times New Roman" w:hAnsi="Times New Roman" w:cs="Times New Roman"/>
-          <w:i/>
-          <w:vertAlign w:val="subscript"/>
-        </w:rPr>
-        <w:t xml:space="preserve">p</w:t>
-      </w:r>
-      <w:r>
-        <w:rPr>
-          <w:rFonts w:ascii="Times New Roman" w:hAnsi="Times New Roman" w:cs="Times New Roman" w:eastAsia="ＭＳ 明朝"/>
-          <w:lang w:val="en-US" w:eastAsia="ja-JP"/>
-        </w:rPr>
-        <w:t xml:space="preserve"> を共通の出発点として受け取る（ILS は初期解として、GA・Memetic は初期集団に含めて）。GA バックボーン（</w:t>
-      </w:r>
-      <w:r>
-        <w:rPr>
-          <w:rFonts w:ascii="Times New Roman" w:hAnsi="Times New Roman" w:cs="Times New Roman"/>
-          <w:i/>
-        </w:rPr>
-        <w:t xml:space="preserve">c</w:t>
-      </w:r>
-      <w:r>
-        <w:rPr>
-          <w:rFonts w:ascii="Times New Roman" w:hAnsi="Times New Roman" w:cs="Times New Roman"/>
-          <w:i/>
-        </w:rPr>
-        <w:t xml:space="preserve">x</w:t>
-      </w:r>
-      <w:r>
-        <w:rPr>
-          <w:rFonts w:ascii="Times New Roman" w:hAnsi="Times New Roman" w:cs="Times New Roman"/>
-          <w:vertAlign w:val="subscript"/>
-        </w:rPr>
-        <w:t xml:space="preserve">pb</w:t>
-      </w:r>
-      <w:r>
-        <w:rPr>
-          <w:rFonts w:ascii="Times New Roman" w:hAnsi="Times New Roman" w:cs="Times New Roman" w:eastAsia="ＭＳ 明朝"/>
-          <w:lang w:val="en-US" w:eastAsia="ja-JP"/>
-        </w:rPr>
-        <w:t xml:space="preserve">=0.85, </w:t>
-      </w:r>
-      <w:r>
-        <w:rPr>
-          <w:rFonts w:ascii="Times New Roman" w:hAnsi="Times New Roman" w:cs="Times New Roman"/>
-          <w:i/>
-        </w:rPr>
-        <w:t xml:space="preserve">m</w:t>
-      </w:r>
-      <w:r>
-        <w:rPr>
-          <w:rFonts w:ascii="Times New Roman" w:hAnsi="Times New Roman" w:cs="Times New Roman"/>
-          <w:i/>
-        </w:rPr>
-        <w:t xml:space="preserve">u</w:t>
-      </w:r>
-      <w:r>
-        <w:rPr>
-          <w:rFonts w:ascii="Times New Roman" w:hAnsi="Times New Roman" w:cs="Times New Roman"/>
-          <w:i/>
-        </w:rPr>
-        <w:t xml:space="preserve">t</w:t>
-      </w:r>
-      <w:r>
-        <w:rPr>
-          <w:rFonts w:ascii="Times New Roman" w:hAnsi="Times New Roman" w:cs="Times New Roman"/>
-          <w:vertAlign w:val="subscript"/>
-        </w:rPr>
-        <w:t xml:space="preserve">pb</w:t>
-      </w:r>
-      <w:r>
-        <w:rPr>
-          <w:rFonts w:ascii="Times New Roman" w:hAnsi="Times New Roman" w:cs="Times New Roman" w:eastAsia="ＭＳ 明朝"/>
-          <w:lang w:val="en-US" w:eastAsia="ja-JP"/>
-        </w:rPr>
-        <w:t xml:space="preserve">=0.1, pop=50）は標準値域に固定し独立変数としない。</w:t>
+        <w:t xml:space="preserve">計算予算.</w:t>
+      </w:r>
+      <w:r>
+        <w:rPr>
+          <w:rFonts w:ascii="Times New Roman" w:hAnsi="Times New Roman" w:cs="Times New Roman" w:eastAsia="ＭＳ 明朝"/>
+          <w:lang w:val="en-US" w:eastAsia="ja-JP"/>
+        </w:rPr>
+        <w:t xml:space="preserve"> ILS 反復上限 3000／GA・Memetic 500 世代（いずれも自然収束まで）。反復数と世代数は単位が異なるため族内で公称値を揃え、手法横断の速度は壁時計上の AOC で比較する。壁時計は族間で異なる（Memetic+PR は ILS の 5〜8 倍）が、全 7 手法とも中央値 run が予算の半分以下で最終 HV の 99% に達し、打ち切りの産物ではない。</w:t>
       </w:r>
     </w:p>
     <w:p>
@@ -4434,29 +4293,83 @@
           <w:b/>
           <w:lang w:val="en-US" w:eastAsia="ja-JP"/>
         </w:rPr>
-        <w:t xml:space="preserve">環境・再現性.</w:t>
-      </w:r>
-      <w:r>
-        <w:rPr>
-          <w:rFonts w:ascii="Times New Roman" w:hAnsi="Times New Roman" w:cs="Times New Roman" w:eastAsia="ＭＳ 明朝"/>
-          <w:lang w:val="en-US" w:eastAsia="ja-JP"/>
-        </w:rPr>
-        <w:t xml:space="preserve"> AMD Ryzen 5 7530U／Python 3.12（NumPy・DEAP・SciPy）。全乱数シード固定。コードと外乱シナリオ定義は GitHub（https://github.com/kitotakumi/stability_scheduling）で公開。</w:t>
-      </w:r>
-    </w:p>
-    <w:p>
-      <w:pPr>
-        <w:pStyle w:val="2"/>
-        <w:spacing w:before="90" w:after="20" w:line="240" w:lineRule="exact"/>
-      </w:pPr>
-      <w:r>
-        <w:rPr>
-          <w:rFonts w:ascii="Times New Roman" w:hAnsi="Times New Roman" w:cs="Times New Roman" w:eastAsia="ＭＳ 明朝"/>
-          <w:lang w:val="en-US" w:eastAsia="ja-JP"/>
-          <w:sz w:val="22"/>
-          <w:szCs w:val="22"/>
-        </w:rPr>
-        <w:t xml:space="preserve">4.2 結果1：軌道(ILS) vs 集団(Memetic)（H1）</w:t>
+        <w:t xml:space="preserve">初期解 </w:t>
+      </w:r>
+      <w:r>
+        <w:rPr>
+          <w:rFonts w:ascii="Times New Roman" w:hAnsi="Times New Roman" w:cs="Times New Roman"/>
+          <w:b/>
+          <w:i/>
+        </w:rPr>
+        <w:t xml:space="preserve">S</w:t>
+      </w:r>
+      <w:r>
+        <w:rPr>
+          <w:rFonts w:ascii="Times New Roman" w:hAnsi="Times New Roman" w:cs="Times New Roman"/>
+          <w:b/>
+          <w:i/>
+          <w:vertAlign w:val="subscript"/>
+        </w:rPr>
+        <w:t xml:space="preserve">p</w:t>
+      </w:r>
+      <w:r>
+        <w:rPr>
+          <w:rFonts w:ascii="Times New Roman" w:hAnsi="Times New Roman" w:cs="Times New Roman" w:eastAsia="ＭＳ 明朝"/>
+          <w:b/>
+          <w:lang w:val="en-US" w:eastAsia="ja-JP"/>
+        </w:rPr>
+        <w:t xml:space="preserve">.</w:t>
+      </w:r>
+      <w:r>
+        <w:rPr>
+          <w:rFonts w:ascii="Times New Roman" w:hAnsi="Times New Roman" w:cs="Times New Roman" w:eastAsia="ＭＳ 明朝"/>
+          <w:lang w:val="en-US" w:eastAsia="ja-JP"/>
+        </w:rPr>
+        <w:t xml:space="preserve"> </w:t>
+      </w:r>
+      <w:r>
+        <w:rPr>
+          <w:rFonts w:ascii="Times New Roman" w:hAnsi="Times New Roman" w:cs="Times New Roman"/>
+          <w:i/>
+        </w:rPr>
+        <w:t xml:space="preserve">S</w:t>
+      </w:r>
+      <w:r>
+        <w:rPr>
+          <w:rFonts w:ascii="Times New Roman" w:hAnsi="Times New Roman" w:cs="Times New Roman"/>
+          <w:i/>
+          <w:vertAlign w:val="subscript"/>
+        </w:rPr>
+        <w:t xml:space="preserve">p</w:t>
+      </w:r>
+      <w:r>
+        <w:rPr>
+          <w:rFonts w:ascii="Times New Roman" w:hAnsi="Times New Roman" w:cs="Times New Roman" w:eastAsia="ＭＳ 明朝"/>
+          <w:lang w:val="en-US" w:eastAsia="ja-JP"/>
+        </w:rPr>
+        <w:t xml:space="preserve"> は GA-500 で生成した高品質スケジュール。全手法は </w:t>
+      </w:r>
+      <w:r>
+        <w:rPr>
+          <w:rFonts w:ascii="Times New Roman" w:hAnsi="Times New Roman" w:cs="Times New Roman"/>
+          <w:i/>
+        </w:rPr>
+        <w:t xml:space="preserve">S</w:t>
+      </w:r>
+      <w:r>
+        <w:rPr>
+          <w:rFonts w:ascii="Times New Roman" w:hAnsi="Times New Roman" w:cs="Times New Roman"/>
+          <w:i/>
+          <w:vertAlign w:val="subscript"/>
+        </w:rPr>
+        <w:t xml:space="preserve">p</w:t>
+      </w:r>
+      <w:r>
+        <w:rPr>
+          <w:rFonts w:ascii="Times New Roman" w:hAnsi="Times New Roman" w:cs="Times New Roman" w:eastAsia="ＭＳ 明朝"/>
+          <w:lang w:val="en-US" w:eastAsia="ja-JP"/>
+        </w:rPr>
+        <w:t xml:space="preserve"> を共通の出発点として受け取る（ILS は初期解として、GA・Memetic は初期集団に含めて）。</w:t>
       </w:r>
     </w:p>
     <w:p>
@@ -4468,24 +4381,175 @@
       <w:r>
         <w:rPr>
           <w:rFonts w:ascii="Times New Roman" w:hAnsi="Times New Roman" w:cs="Times New Roman" w:eastAsia="ＭＳ 明朝"/>
-          <w:lang w:val="en-US" w:eastAsia="ja-JP"/>
-        </w:rPr>
-        <w:t xml:space="preserve">機構の交絡を避け、局所探索を揃えた ILS-baseline vs Memetic-LS を比較する（</w:t>
-      </w:r>
-      <w:r>
-        <w:rPr>
-          <w:rFonts w:ascii="Times New Roman" w:hAnsi="Times New Roman" w:cs="Times New Roman" w:eastAsia="ＭＳ 明朝"/>
-          <w:b/>
-          <w:lang w:val="en-US" w:eastAsia="ja-JP"/>
-        </w:rPr>
-        <w:t xml:space="preserve">両手法は同一 N5 を備える</w:t>
-      </w:r>
-      <w:r>
-        <w:rPr>
-          <w:rFonts w:ascii="Times New Roman" w:hAnsi="Times New Roman" w:cs="Times New Roman" w:eastAsia="ＭＳ 明朝"/>
-          <w:lang w:val="en-US" w:eastAsia="ja-JP"/>
-        </w:rPr>
-        <w:t xml:space="preserve">ため差は局所探索の有無でなく探索構造に由来する）。したがって高安定域の差は、同じ局所探索を積んだ有能な集団でも交叉ゆえ </w:t>
+          <w:b/>
+          <w:lang w:val="en-US" w:eastAsia="ja-JP"/>
+        </w:rPr>
+        <w:t xml:space="preserve">探索構造の設定（集団：GA・Memetic／軌道：ILS）.</w:t>
+      </w:r>
+      <w:r>
+        <w:rPr>
+          <w:rFonts w:ascii="Times New Roman" w:hAnsi="Times New Roman" w:cs="Times New Roman" w:eastAsia="ＭＳ 明朝"/>
+          <w:lang w:val="en-US" w:eastAsia="ja-JP"/>
+        </w:rPr>
+        <w:t xml:space="preserve"> 集団（GA・Memetic）は GA バックボーン（</w:t>
+      </w:r>
+      <w:r>
+        <w:rPr>
+          <w:rFonts w:ascii="Times New Roman" w:hAnsi="Times New Roman" w:cs="Times New Roman"/>
+          <w:i/>
+        </w:rPr>
+        <w:t xml:space="preserve">c</w:t>
+      </w:r>
+      <w:r>
+        <w:rPr>
+          <w:rFonts w:ascii="Times New Roman" w:hAnsi="Times New Roman" w:cs="Times New Roman"/>
+          <w:i/>
+        </w:rPr>
+        <w:t xml:space="preserve">x</w:t>
+      </w:r>
+      <w:r>
+        <w:rPr>
+          <w:rFonts w:ascii="Times New Roman" w:hAnsi="Times New Roman" w:cs="Times New Roman"/>
+          <w:vertAlign w:val="subscript"/>
+        </w:rPr>
+        <w:t xml:space="preserve">pb</w:t>
+      </w:r>
+      <w:r>
+        <w:rPr>
+          <w:rFonts w:ascii="Times New Roman" w:hAnsi="Times New Roman" w:cs="Times New Roman" w:eastAsia="ＭＳ 明朝"/>
+          <w:lang w:val="en-US" w:eastAsia="ja-JP"/>
+        </w:rPr>
+        <w:t xml:space="preserve">=0.85, </w:t>
+      </w:r>
+      <w:r>
+        <w:rPr>
+          <w:rFonts w:ascii="Times New Roman" w:hAnsi="Times New Roman" w:cs="Times New Roman"/>
+          <w:i/>
+        </w:rPr>
+        <w:t xml:space="preserve">m</w:t>
+      </w:r>
+      <w:r>
+        <w:rPr>
+          <w:rFonts w:ascii="Times New Roman" w:hAnsi="Times New Roman" w:cs="Times New Roman"/>
+          <w:i/>
+        </w:rPr>
+        <w:t xml:space="preserve">u</w:t>
+      </w:r>
+      <w:r>
+        <w:rPr>
+          <w:rFonts w:ascii="Times New Roman" w:hAnsi="Times New Roman" w:cs="Times New Roman"/>
+          <w:i/>
+        </w:rPr>
+        <w:t xml:space="preserve">t</w:t>
+      </w:r>
+      <w:r>
+        <w:rPr>
+          <w:rFonts w:ascii="Times New Roman" w:hAnsi="Times New Roman" w:cs="Times New Roman"/>
+          <w:vertAlign w:val="subscript"/>
+        </w:rPr>
+        <w:t xml:space="preserve">pb</w:t>
+      </w:r>
+      <w:r>
+        <w:rPr>
+          <w:rFonts w:ascii="Times New Roman" w:hAnsi="Times New Roman" w:cs="Times New Roman" w:eastAsia="ＭＳ 明朝"/>
+          <w:lang w:val="en-US" w:eastAsia="ja-JP"/>
+        </w:rPr>
+        <w:t xml:space="preserve">=0.1, pop=50）を標準値域に固定し独立変数としない。軌道（ILS）は insert 摂動の強度（挿入手数）を 2〜5 手の範囲で鋸歯状に巡回させる（§3.2）。</w:t>
+      </w:r>
+    </w:p>
+    <w:p>
+      <w:pPr>
+        <w:pStyle w:val="a8"/>
+        <w:spacing w:line="240" w:lineRule="exact"/>
+        <w:jc w:val="both"/>
+      </w:pPr>
+      <w:r>
+        <w:rPr>
+          <w:rFonts w:ascii="Times New Roman" w:hAnsi="Times New Roman" w:cs="Times New Roman" w:eastAsia="ＭＳ 明朝"/>
+          <w:b/>
+          <w:lang w:val="en-US" w:eastAsia="ja-JP"/>
+        </w:rPr>
+        <w:t xml:space="preserve">安定性誘導演算子（PR・repair）の設定.</w:t>
+      </w:r>
+      <w:r>
+        <w:rPr>
+          <w:rFonts w:ascii="Times New Roman" w:hAnsi="Times New Roman" w:cs="Times New Roman" w:eastAsia="ＭＳ 明朝"/>
+          <w:lang w:val="en-US" w:eastAsia="ja-JP"/>
+        </w:rPr>
+        <w:t xml:space="preserve"> 発動条件はホストで異なる。集団ホストでは各個体に確率 0.3 で発動し、深さは不一致数を上限にランダムに引く（PR は経路上位 3 中間解を N5 で再最適化する）。軌道ホストでは停滞時に摂動として発動し、初回のみ無改善 400 反復（初期降下を収束させるため）、以降は無改善 10 反復を閾値とする（PR は k=1＝経路上最良の 1 解、repair 深さは経路長＝現在解と </w:t>
+      </w:r>
+      <w:r>
+        <w:rPr>
+          <w:rFonts w:ascii="Times New Roman" w:hAnsi="Times New Roman" w:cs="Times New Roman"/>
+          <w:i/>
+        </w:rPr>
+        <w:t xml:space="preserve">S</w:t>
+      </w:r>
+      <w:r>
+        <w:rPr>
+          <w:rFonts w:ascii="Times New Roman" w:hAnsi="Times New Roman" w:cs="Times New Roman"/>
+          <w:i/>
+          <w:vertAlign w:val="subscript"/>
+        </w:rPr>
+        <w:t xml:space="preserve">p</w:t>
+      </w:r>
+      <w:r>
+        <w:rPr>
+          <w:rFonts w:ascii="Times New Roman" w:hAnsi="Times New Roman" w:cs="Times New Roman" w:eastAsia="ＭＳ 明朝"/>
+          <w:lang w:val="en-US" w:eastAsia="ja-JP"/>
+        </w:rPr>
+        <w:t xml:space="preserve"> の不一致数をフルに鋸歯状で掃く）。いずれも全 8 シナリオ共通の固定値で、インスタンスごとの調整はしない。</w:t>
+      </w:r>
+    </w:p>
+    <w:p>
+      <w:pPr>
+        <w:pStyle w:val="a8"/>
+        <w:spacing w:line="240" w:lineRule="exact"/>
+        <w:jc w:val="both"/>
+      </w:pPr>
+      <w:r>
+        <w:rPr>
+          <w:rFonts w:ascii="Times New Roman" w:hAnsi="Times New Roman" w:cs="Times New Roman" w:eastAsia="ＭＳ 明朝"/>
+          <w:b/>
+          <w:lang w:val="en-US" w:eastAsia="ja-JP"/>
+        </w:rPr>
+        <w:t xml:space="preserve">環境・再現性.</w:t>
+      </w:r>
+      <w:r>
+        <w:rPr>
+          <w:rFonts w:ascii="Times New Roman" w:hAnsi="Times New Roman" w:cs="Times New Roman" w:eastAsia="ＭＳ 明朝"/>
+          <w:lang w:val="en-US" w:eastAsia="ja-JP"/>
+        </w:rPr>
+        <w:t xml:space="preserve"> AMD Ryzen 5 7530U／Python 3.12（NumPy・DEAP・SciPy）。全乱数シード固定。コードも同リポジトリで公開する。</w:t>
+      </w:r>
+    </w:p>
+    <w:p>
+      <w:pPr>
+        <w:pStyle w:val="2"/>
+        <w:spacing w:before="90" w:after="20" w:line="240" w:lineRule="exact"/>
+      </w:pPr>
+      <w:r>
+        <w:rPr>
+          <w:rFonts w:ascii="Times New Roman" w:hAnsi="Times New Roman" w:cs="Times New Roman" w:eastAsia="ＭＳ 明朝"/>
+          <w:lang w:val="en-US" w:eastAsia="ja-JP"/>
+          <w:sz w:val="22"/>
+          <w:szCs w:val="22"/>
+        </w:rPr>
+        <w:t xml:space="preserve">4.2 結果1：軌道(ILS) vs 集団(Memetic)（H1）</w:t>
+      </w:r>
+    </w:p>
+    <w:p>
+      <w:pPr>
+        <w:pStyle w:val="a8"/>
+        <w:spacing w:line="240" w:lineRule="exact"/>
+        <w:jc w:val="both"/>
+      </w:pPr>
+      <w:r>
+        <w:rPr>
+          <w:rFonts w:ascii="Times New Roman" w:hAnsi="Times New Roman" w:cs="Times New Roman" w:eastAsia="ＭＳ 明朝"/>
+          <w:lang w:val="en-US" w:eastAsia="ja-JP"/>
+        </w:rPr>
+        <w:t xml:space="preserve">機構の交絡を避け、局所探索を揃えた ILS-baseline と Memetic-LS を比較する。したがって高安定域の差は、同じ局所探索を積んだ有能な集団でも交叉ゆえ </w:t>
       </w:r>
       <w:r>
         <w:rPr>
@@ -4661,7 +4725,7 @@
           <w:rFonts w:ascii="Times New Roman" w:hAnsi="Times New Roman" w:cs="Times New Roman" w:eastAsia="ＭＳ 明朝"/>
           <w:lang w:val="en-US" w:eastAsia="ja-JP"/>
         </w:rPr>
-        <w:t xml:space="preserve">（例外 la36S・mt10 は再最適化部分問題が小さく集団の早期被覆が効く）。</w:t>
+        <w:t xml:space="preserve">（例外は la36S・mt10）。</w:t>
       </w:r>
     </w:p>
     <w:tbl>
@@ -5803,7 +5867,7 @@
           <w:rFonts w:ascii="Times New Roman" w:hAnsi="Times New Roman" w:cs="Times New Roman" w:eastAsia="ＭＳ 明朝"/>
           <w:lang w:val="en-US" w:eastAsia="ja-JP"/>
         </w:rPr>
-        <w:t xml:space="preserve">&lt;0.001。ただし §3.4 のとおり 8 シナリオの相関ゆえ探索的要約）。</w:t>
+        <w:t xml:space="preserve">&lt;0.0001。ただし §3.4 のとおり 8 シナリオの相関ゆえ探索的要約）。</w:t>
       </w:r>
     </w:p>
     <w:p>
@@ -5892,7 +5956,7 @@
           <w:rFonts w:ascii="Times New Roman" w:hAnsi="Times New Roman" w:cs="Times New Roman" w:eastAsia="ＭＳ 明朝"/>
           <w:lang w:val="en-US" w:eastAsia="ja-JP"/>
         </w:rPr>
-        <w:t xml:space="preserve">は ILS 系 3 種が首位群（2.5〜2.8）、素の Memetic-LS と Memetic+repair が中位（3.5・4.0）、ウォームアップの遅い Memetic+PR と GA が下位（5.6・7.0）。評価軸が変われば最良手法も替わり（総合品質なら Memetic+PR、安定性重視・速さなら ILS 系）、両構造は再スケジューリングの異なる要求を補い合う。</w:t>
+        <w:t xml:space="preserve">は ILS 系 3 種が首位群（2.5〜2.8）、素の Memetic-LS と Memetic+repair が中位（3.5・4.0）、ウォームアップの遅い Memetic+PR と GA が下位（5.6・7.0）。評価軸が変われば最良手法も替わり（総合品質なら Memetic+PR、速さなら ILS 系、安定性は両者が並ぶ）、両構造は再スケジューリングの異なる要求を補い合う。</w:t>
       </w:r>
     </w:p>
     <w:tbl>
@@ -5972,7 +6036,7 @@
                 <w:rFonts w:ascii="Times New Roman" w:hAnsi="Times New Roman" w:cs="Times New Roman" w:eastAsia="ＭＳ 明朝"/>
                 <w:lang w:val="en-US" w:eastAsia="ja-JP"/>
               </w:rPr>
-              <w:t xml:space="preserve">図 6: 総合スコアボード——(a) 統合 HV・(b) 高安定 HV・(c) AOC の 3 指標 × 7 手法 × 8 シナリオ。セル=その問題の最良比 RPD%（緑=最良 0%）、各パネルはその指標の Friedman 平均順位で整列。指標により最上段に来る手法（首位）が入れ替わる。</w:t>
+              <w:t xml:space="preserve">図 6: 総合スコアボード——(a) 統合 HV・(b) 高安定 HV・(c) AOC の 3 指標 × 7 手法 × 8 シナリオ。セル=その問題の最良比 RPD%（緑=最良 0%）、各パネルはその指標の Friedman 平均順位で整列。最右列の ARPD% はシナリオ横断の平均／中央値。指標により最上段に来る手法（首位）が入れ替わる。</w:t>
             </w:r>
           </w:p>
         </w:tc>
@@ -6426,7 +6490,7 @@
           <w:rFonts w:ascii="Times New Roman" w:hAnsi="Times New Roman" w:cs="Times New Roman" w:eastAsia="ＭＳ 明朝"/>
           <w:lang w:val="en-US" w:eastAsia="ja-JP"/>
         </w:rPr>
-        <w:t xml:space="preserve"> 評価指標により最良手法が替わり、両構造は再スケジューリングの異なる要求を補い合う。実務上の処方は明快である——最終品質を最優先するなら Memetic+PR、計算予算が厳しくアンタイム重視なら Memetic+repair、安定性と即応性を重視するなら ILS 系（§4.3）。</w:t>
+        <w:t xml:space="preserve"> 評価指標により最良手法が替わる：総合品質（統合 HV）は Memetic＋機構、安定性（高安定 HV）は ILS と Memetic＋機構の双方、速度（アンタイム）は ILS 系が優れる。3 指標にわたり弱点をもたないバランス既定は Memetic+repair と ILS 系の二つで、総合品質を重視するなら前者、速度を重視するなら後者を選ぶ。最終品質を限界まで詰めたい場合のみ、立ち上がりの遅さと引き換えに Memetic+PR が僅かに上回る。両構造は再スケジューリングの異なる要求を補い合う（§4.3）。</w:t>
       </w:r>
     </w:p>
     <w:p>

--- a/doc/paper_apiems2026/APIEMS2026_draft_ja.docx
+++ b/doc/paper_apiems2026/APIEMS2026_draft_ja.docx
@@ -15,7 +15,7 @@
           <w:sz w:val="40"/>
           <w:szCs w:val="40"/>
         </w:rPr>
-        <w:t xml:space="preserve">軌道探索と集団探索にわたる安定性誘導演算子の非対称効果——ジョブショップ再スケジューリング</w:t>
+        <w:t xml:space="preserve">ジョブショップ再スケジューリングにおける安定性誘導演算子の非対称効果——軌道探索と集団探索の横断比較</w:t>
       </w:r>
     </w:p>
     <w:p>
@@ -3983,7 +3983,7 @@
           <w:rFonts w:ascii="Times New Roman" w:hAnsi="Times New Roman" w:cs="Times New Roman" w:eastAsia="ＭＳ 明朝"/>
           <w:lang w:val="en-US" w:eastAsia="ja-JP"/>
         </w:rPr>
-        <w:t xml:space="preserve"> となった割合——を表す。再スケジューリング率は本設定で問題の実効的な難度を左右する主軸と考えられるため、これを統制軸に据える（詳細は §4.4 末尾）。とりわけ </w:t>
+        <w:t xml:space="preserve"> となった割合——を表し、これを統制軸とする。とりわけ </w:t>
       </w:r>
       <w:r>
         <w:rPr>
@@ -4049,7 +4049,7 @@
           <w:rFonts w:ascii="Times New Roman" w:hAnsi="Times New Roman" w:cs="Times New Roman" w:eastAsia="ＭＳ 明朝"/>
           <w:lang w:val="en-US" w:eastAsia="ja-JP"/>
         </w:rPr>
-        <w:t xml:space="preserve"> 依存性を交絡なく切り分ける目的で構成した。各シナリオの外乱は単一作業の完了遅延であり、遅延量 </w:t>
+        <w:t xml:space="preserve"> 依存性を交絡なく切り分ける目的で構成した。各シナリオの外乱は単一作業の完了遅延で、遅延量 </w:t>
       </w:r>
       <w:r>
         <w:rPr>
@@ -4063,21 +4063,7 @@
           <w:rFonts w:ascii="Times New Roman" w:hAnsi="Times New Roman" w:cs="Times New Roman" w:eastAsia="ＭＳ 明朝"/>
           <w:lang w:val="en-US" w:eastAsia="ja-JP"/>
         </w:rPr>
-        <w:t xml:space="preserve"> は対象作業の処理時間の約 0.9〜1.5 倍（</w:t>
-      </w:r>
-      <w:r>
-        <w:rPr>
-          <w:rFonts w:ascii="Times New Roman" w:hAnsi="Times New Roman" w:cs="Times New Roman"/>
-          <w:i/>
-        </w:rPr>
-        <w:t xml:space="preserve">Δ</w:t>
-      </w:r>
-      <w:r>
-        <w:rPr>
-          <w:rFonts w:ascii="Times New Roman" w:hAnsi="Times New Roman" w:cs="Times New Roman" w:eastAsia="ＭＳ 明朝"/>
-          <w:lang w:val="en-US" w:eastAsia="ja-JP"/>
-        </w:rPr>
-        <w:t xml:space="preserve">=60〜148）、再スケジューリング時刻 </w:t>
+        <w:t xml:space="preserve">=60〜148（対象作業の処理時間の約 0.9〜1.5 倍）、再スケジューリング時刻 </w:t>
       </w:r>
       <w:r>
         <w:rPr>
@@ -4099,79 +4085,7 @@
           <w:rFonts w:ascii="Times New Roman" w:hAnsi="Times New Roman" w:cs="Times New Roman" w:eastAsia="ＭＳ 明朝"/>
           <w:lang w:val="en-US" w:eastAsia="ja-JP"/>
         </w:rPr>
-        <w:t xml:space="preserve"> はその遅延解消時刻＝遅延後完了時刻にとる（§3.1）。各シナリオの完全な定義（対象作業・</w:t>
-      </w:r>
-      <w:r>
-        <w:rPr>
-          <w:rFonts w:ascii="Times New Roman" w:hAnsi="Times New Roman" w:cs="Times New Roman"/>
-          <w:i/>
-        </w:rPr>
-        <w:t xml:space="preserve">Δ</w:t>
-      </w:r>
-      <w:r>
-        <w:rPr>
-          <w:rFonts w:ascii="Times New Roman" w:hAnsi="Times New Roman" w:cs="Times New Roman" w:eastAsia="ＭＳ 明朝"/>
-          <w:lang w:val="en-US" w:eastAsia="ja-JP"/>
-        </w:rPr>
-        <w:t xml:space="preserve">・</w:t>
-      </w:r>
-      <w:r>
-        <w:rPr>
-          <w:rFonts w:ascii="Times New Roman" w:hAnsi="Times New Roman" w:cs="Times New Roman"/>
-          <w:i/>
-        </w:rPr>
-        <w:t xml:space="preserve">t</w:t>
-      </w:r>
-      <w:r>
-        <w:rPr>
-          <w:rFonts w:ascii="Times New Roman" w:hAnsi="Times New Roman" w:cs="Times New Roman"/>
-          <w:i/>
-          <w:vertAlign w:val="subscript"/>
-        </w:rPr>
-        <w:t xml:space="preserve">r</w:t>
-      </w:r>
-      <w:r>
-        <w:rPr>
-          <w:rFonts w:ascii="Times New Roman" w:hAnsi="Times New Roman" w:cs="Times New Roman" w:eastAsia="ＭＳ 明朝"/>
-          <w:lang w:val="en-US" w:eastAsia="ja-JP"/>
-        </w:rPr>
-        <w:t xml:space="preserve">、および外乱作業の </w:t>
-      </w:r>
-      <w:r>
-        <w:rPr>
-          <w:rFonts w:ascii="Times New Roman" w:hAnsi="Times New Roman" w:cs="Times New Roman"/>
-          <w:i/>
-        </w:rPr>
-        <w:t xml:space="preserve">S</w:t>
-      </w:r>
-      <w:r>
-        <w:rPr>
-          <w:rFonts w:ascii="Times New Roman" w:hAnsi="Times New Roman" w:cs="Times New Roman"/>
-          <w:i/>
-          <w:vertAlign w:val="subscript"/>
-        </w:rPr>
-        <w:t xml:space="preserve">p</w:t>
-      </w:r>
-      <w:r>
-        <w:rPr>
-          <w:rFonts w:ascii="Times New Roman" w:hAnsi="Times New Roman" w:cs="Times New Roman" w:eastAsia="ＭＳ 明朝"/>
-          <w:lang w:val="en-US" w:eastAsia="ja-JP"/>
-        </w:rPr>
-        <w:t xml:space="preserve"> 上の位置による </w:t>
-      </w:r>
-      <w:r>
-        <w:rPr>
-          <w:rFonts w:ascii="Times New Roman" w:hAnsi="Times New Roman" w:cs="Times New Roman"/>
-          <w:i/>
-        </w:rPr>
-        <w:t xml:space="preserve">ρ</w:t>
-      </w:r>
-      <w:r>
-        <w:rPr>
-          <w:rFonts w:ascii="Times New Roman" w:hAnsi="Times New Roman" w:cs="Times New Roman" w:eastAsia="ＭＳ 明朝"/>
-          <w:lang w:val="en-US" w:eastAsia="ja-JP"/>
-        </w:rPr>
-        <w:t xml:space="preserve"> の制御）は公開リポジトリ（https://github.com/kitotakumi/stability_scheduling）に収録する。</w:t>
+        <w:t xml:space="preserve"> はその遅延解消時刻にとる（§3.1）。各シナリオの完全な定義は公開リポジトリ（https://github.com/kitotakumi/stability_scheduling）に収録する。</w:t>
       </w:r>
     </w:p>
     <w:p>
@@ -4256,7 +4170,7 @@
           <w:rFonts w:ascii="Times New Roman" w:hAnsi="Times New Roman" w:cs="Times New Roman" w:eastAsia="ＭＳ 明朝"/>
           <w:lang w:val="en-US" w:eastAsia="ja-JP"/>
         </w:rPr>
-        <w:t xml:space="preserve">=0）に縮退するため除外）、各（シナリオ×手法）条件で 10 trial。解析単位は trial であり、1 trial は 10 重みの掃引全体——各重みの探索の訪問解を UEA で統合した非劣解集合——を指す。したがって HV は trial ごとに 1 値が得られ、以降の検定はすべて n=10 を標本とする。</w:t>
+        <w:t xml:space="preserve">=0）に縮退するため除外）、各（シナリオ×手法）条件で 10 trial。解析単位は 1 trial（＝10 重みの掃引全体）で、HV は trial あたり 1 値、以降の検定は n=10 を標本とする。</w:t>
       </w:r>
     </w:p>
     <w:p>
@@ -6343,7 +6257,7 @@
           <w:rFonts w:ascii="Times New Roman" w:hAnsi="Times New Roman" w:cs="Times New Roman" w:eastAsia="ＭＳ 明朝"/>
           <w:lang w:val="en-US" w:eastAsia="ja-JP"/>
         </w:rPr>
-        <w:t xml:space="preserve"> へ引き寄せる）は逆向きの探索方向ながら類似した最終 Pareto 品質に到達するが、ILS は早期から良い incumbent を持ち、Memetic+PR はウォームアップ後に立ち上がる（改善余地があれば後で逆転）。AOC はこの交差を対数時間で集約して早期性能を反映するため、ILS 系が明確に優位となる。</w:t>
+        <w:t xml:space="preserve"> へ引き寄せる）は逆向きの探索方向ながら類似した最終 Pareto 品質に到達するが、ILS は早期から良い incumbent を持ち、Memetic+PR はウォームアップ後に立ち上がる。AOC はこの交差を対数時間で集約して早期性能を反映するため、ILS 系が明確に優位となる。</w:t>
       </w:r>
     </w:p>
     <w:p>

--- a/doc/paper_apiems2026/APIEMS2026_draft_ja.docx
+++ b/doc/paper_apiems2026/APIEMS2026_draft_ja.docx
@@ -583,7 +583,7 @@
           <w:rFonts w:ascii="Times New Roman" w:hAnsi="Times New Roman" w:cs="Times New Roman" w:eastAsia="ＭＳ 明朝"/>
           <w:lang w:val="en-US" w:eastAsia="ja-JP"/>
         </w:rPr>
-        <w:t xml:space="preserve">を提案し、速度・Pareto 覆域・安定性帯別性能を統合した多角的評価方法論のもとで全体を検証する。主眼は、最先端手法との性能競争ではなく、この演算子とホスト構造の相互作用の構造分析にある (Sörensen, 2015)。</w:t>
+        <w:t xml:space="preserve">を提案し、Pareto 覆域・安定性帯別性能・速度を統合した多角的評価方法論のもとで全体を検証する。主眼は、最先端手法との性能競争ではなく、この演算子とホスト構造の相互作用の構造分析にある (Sörensen, 2015)。</w:t>
       </w:r>
     </w:p>
     <w:p>
@@ -753,7 +753,7 @@
           <w:rFonts w:ascii="Times New Roman" w:hAnsi="Times New Roman" w:cs="Times New Roman" w:eastAsia="ＭＳ 明朝"/>
           <w:lang w:val="en-US" w:eastAsia="ja-JP"/>
         </w:rPr>
-        <w:t xml:space="preserve"> 方向へ能動的に引き寄せる探索演算子（PR・repair）を提案する。安定性を探索空間の制限ではなく演算子として確保する点が、範囲限定型に対する核心的な設計上の主張である。第三に、既存評価は少数の固定重みによるスカラー比較が主で、Pareto 覆域・収束速度・安定性帯別といった多軸の評価方法論を欠く。本研究は統合 HV・高安定 HV・AOC の 3 指標で評価する（§3.4）。</w:t>
+        <w:t xml:space="preserve"> 方向へ能動的に引き寄せる探索演算子（PR・repair）を提案する。安定性を探索空間の制限ではなく演算子として確保する点が、範囲限定型に対する核心的な設計上の主張である。第三に、既存評価は少数の固定重みによるスカラー比較が主で、Pareto 覆域・安定性帯別・収束速度といった多軸の評価方法論を欠く。本研究は統合 HV・高安定 HV・AOC の 3 指標で評価する（§3.4）。</w:t>
       </w:r>
     </w:p>
     <w:p>

--- a/doc/paper_apiems2026/APIEMS2026_draft_ja.docx
+++ b/doc/paper_apiems2026/APIEMS2026_draft_ja.docx
@@ -195,7 +195,7 @@
           <w:rFonts w:ascii="Times New Roman" w:hAnsi="Times New Roman" w:cs="Times New Roman" w:eastAsia="ＭＳ 明朝"/>
           <w:lang w:val="en-US" w:eastAsia="ja-JP"/>
         </w:rPr>
-        <w:t xml:space="preserve"> に固定した再スケジューリング向け適応（PR）と、その 1 ステップ版 repair を、解を </w:t>
+        <w:t xml:space="preserve"> に固定した再スケジューリング向け適応（PR）と、その途中打ち切り版 repair を、解を </w:t>
       </w:r>
       <w:r>
         <w:rPr>
@@ -731,7 +731,7 @@
           <w:rFonts w:ascii="Times New Roman" w:hAnsi="Times New Roman" w:cs="Times New Roman" w:eastAsia="ＭＳ 明朝"/>
           <w:lang w:val="en-US" w:eastAsia="ja-JP"/>
         </w:rPr>
-        <w:t xml:space="preserve"> が既に存在する」という特性が探索構造（軌道／集団）の挙動に与える影響は、われわれの知る限り正面から分析されていない。本研究は局所探索（N5）を揃えた ILS と Memetic の統制対比でこれを分析する。第二に、既存の安定性確保手段はいずれも探索を安定性へ能動的に導かない。確保手段は大別して、探索空間を制限する範囲限定型と、目的関数に受動的に組み込む併合型の二系統であり、前者は制限の外側にある効率‒安定トレードオフ解を探索対象から外し、後者は探索自体が安定性を志向せず、高安定領域の充填をベース探索構造の素の能力に委ねる。本研究は、解を </w:t>
+        <w:t xml:space="preserve"> が既に存在する」という特性が探索構造（軌道／集団）の挙動に与える影響は、われわれの知る限り正面から分析されていない。本研究は局所探索（N5）を揃えた ILS と Memetic の統制対比でこれを分析する。第二に、既存の安定性確保手段はいずれも探索を安定性へ能動的に導かない：探索空間を制限する範囲限定型は制限の外側にある効率‒安定トレードオフ解を探索対象から外し、目的関数に組み込む併合型は高安定領域の充填をベース探索構造の素の能力に委ねる。本研究は、解を </w:t>
       </w:r>
       <w:r>
         <w:rPr>
@@ -804,29 +804,7 @@
           <w:rFonts w:ascii="Times New Roman" w:hAnsi="Times New Roman" w:cs="Times New Roman" w:eastAsia="ＭＳ 明朝"/>
           <w:lang w:val="en-US" w:eastAsia="ja-JP"/>
         </w:rPr>
-        <w:t xml:space="preserve"> 近傍から離れやすく高安定領域（</w:t>
-      </w:r>
-      <w:r>
-        <w:rPr>
-          <w:rFonts w:ascii="Times New Roman" w:hAnsi="Times New Roman" w:cs="Times New Roman"/>
-          <w:i/>
-        </w:rPr>
-        <w:t xml:space="preserve">S</w:t>
-      </w:r>
-      <w:r>
-        <w:rPr>
-          <w:rFonts w:ascii="Times New Roman" w:hAnsi="Times New Roman" w:cs="Times New Roman"/>
-          <w:i/>
-          <w:vertAlign w:val="subscript"/>
-        </w:rPr>
-        <w:t xml:space="preserve">p</w:t>
-      </w:r>
-      <w:r>
-        <w:rPr>
-          <w:rFonts w:ascii="Times New Roman" w:hAnsi="Times New Roman" w:cs="Times New Roman" w:eastAsia="ＭＳ 明朝"/>
-          <w:lang w:val="en-US" w:eastAsia="ja-JP"/>
-        </w:rPr>
-        <w:t xml:space="preserve"> 近傍）の充填が構造的に粗い一方、</w:t>
+        <w:t xml:space="preserve"> 近傍から離れやすく高安定領域の充填が構造的に粗い一方、</w:t>
       </w:r>
       <w:r>
         <w:rPr>
@@ -3327,7 +3305,7 @@
           <w:rFonts w:ascii="Times New Roman" w:hAnsi="Times New Roman" w:cs="Times New Roman" w:eastAsia="ＭＳ 明朝"/>
           <w:lang w:val="en-US" w:eastAsia="ja-JP"/>
         </w:rPr>
-        <w:t xml:space="preserve">を予測する。</w:t>
+        <w:t xml:space="preserve">を予測する（図 1）。</w:t>
       </w:r>
     </w:p>
     <w:p>
@@ -3531,7 +3509,7 @@
           <w:rFonts w:ascii="Times New Roman" w:hAnsi="Times New Roman" w:cs="Times New Roman" w:eastAsia="ＭＳ 明朝"/>
           <w:lang w:val="en-US" w:eastAsia="ja-JP"/>
         </w:rPr>
-        <w:t xml:space="preserve">＝HV-対-対数時間曲線の時間平均。</w:t>
+        <w:t xml:space="preserve">＝HV-対-対数時間曲線の時間平均。P50 は比較手法プールに相対的なため、閾値を P25〜P75 で掃引して頑健性を確認した：§4 の高安定比較は一つも逆転せず（集団側の機構効果は全閾値で p=0.001、H1 の完全分離は P33〜P67 で維持）、変動は上位手法間の順位に留まる。</w:t>
       </w:r>
     </w:p>
     <w:p>
@@ -4170,7 +4148,7 @@
           <w:rFonts w:ascii="Times New Roman" w:hAnsi="Times New Roman" w:cs="Times New Roman" w:eastAsia="ＭＳ 明朝"/>
           <w:lang w:val="en-US" w:eastAsia="ja-JP"/>
         </w:rPr>
-        <w:t xml:space="preserve">=0）に縮退するため除外）、各（シナリオ×手法）条件で 10 trial。解析単位は 1 trial（＝10 重みの掃引全体）で、HV は trial あたり 1 値、以降の検定は n=10 を標本とする。</w:t>
+        <w:t xml:space="preserve">=0）に縮退するため除外）、各（シナリオ×手法）条件で 10 trial。解析単位は 1 trial（＝10 重みの掃引全体）で、HV は trial あたり 1 値（本文の代表値は特記なき限り 10 trial の中央値）、以降の検定は n=10 を標本とする。</w:t>
       </w:r>
     </w:p>
     <w:p>
@@ -5150,7 +5128,7 @@
           <w:rFonts w:ascii="Times New Roman" w:hAnsi="Times New Roman" w:cs="Times New Roman" w:eastAsia="ＭＳ 明朝"/>
           <w:lang w:val="en-US" w:eastAsia="ja-JP"/>
         </w:rPr>
-        <w:t xml:space="preserve">（生 </w:t>
+        <w:t xml:space="preserve">（PR・repair とも生 </w:t>
       </w:r>
       <w:r>
         <w:rPr>
@@ -6404,7 +6382,7 @@
           <w:rFonts w:ascii="Times New Roman" w:hAnsi="Times New Roman" w:cs="Times New Roman" w:eastAsia="ＭＳ 明朝"/>
           <w:lang w:val="en-US" w:eastAsia="ja-JP"/>
         </w:rPr>
-        <w:t xml:space="preserve"> 評価指標により最良手法が替わる：総合品質（統合 HV）は Memetic＋機構、安定性（高安定 HV）は ILS と Memetic＋機構の双方、速度（アンタイム）は ILS 系が優れる。3 指標にわたり弱点をもたないバランス既定は Memetic+repair と ILS 系の二つで、総合品質を重視するなら前者、速度を重視するなら後者を選ぶ。最終品質を限界まで詰めたい場合のみ、立ち上がりの遅さと引き換えに Memetic+PR が僅かに上回る。両構造は再スケジューリングの異なる要求を補い合う（§4.3）。</w:t>
+        <w:t xml:space="preserve"> 評価指標により最良手法が替わる：総合品質（統合 HV）は Memetic＋機構、安定性（高安定 HV）は ILS と Memetic＋機構の双方、速度（アンタイム）は ILS 系が優れる。3 指標すべてで下位群に落ちないのは Memetic+repair と ILS 系の二つで（前者はアンタイム、後者は統合 HV が中位）、総合品質を重視するなら前者、速度を重視するなら後者を選ぶ。最終品質を限界まで詰めたい場合のみ、立ち上がりの遅さと引き換えに Memetic+PR が僅かに上回る。両構造は再スケジューリングの異なる要求を補い合う（§4.3）。</w:t>
       </w:r>
     </w:p>
     <w:p>

--- a/doc/paper_apiems2026/APIEMS2026_draft_ja.docx
+++ b/doc/paper_apiems2026/APIEMS2026_draft_ja.docx
@@ -620,7 +620,7 @@
           <w:rFonts w:ascii="Times New Roman" w:hAnsi="Times New Roman" w:cs="Times New Roman" w:eastAsia="ＭＳ 明朝"/>
           <w:lang w:val="en-US" w:eastAsia="ja-JP"/>
         </w:rPr>
-        <w:t xml:space="preserve"> JSSP は NP 困難でありメタヒューリスティクスが主流である (Ouelhadj and Petrovic, 2009)。再スケジューリングにおける効率と安定性の同時最適化は Wu ら (1993) を先駆けとし、JSSP では Rangsaritratsamee ら (2004)（ハイブリッド GA）、Zhang ら (2013)（GA＋Tabu Search）、フローショップでは Katragjini ら (2013) などが取り組んできた。これらは効率と安定性を重み付き和で単一スカラーに束ねる枠組みが主流であり (Rangsaritratsamee et al., 2004; Zhang et al., 2013)、安定性は独立した機構ではなく目的関数の一評価項として受動的に扱われる。また解法は、メタヒューリスティクスの二系統——軌道（単一解）ベースと集団ベース (Blum and Roli, 2003)——のうち GA を基軸とする</w:t>
+        <w:t xml:space="preserve"> JSSP は NP 困難でありメタヒューリスティクスが主流である (Ouelhadj and Petrovic, 2009)。再スケジューリングにおける効率と安定性の同時最適化は Wu ら (1993) を先駆けとし、JSSP では Rangsaritratsamee ら (2004)（ハイブリッド GA）、フローショップでは Katragjini ら (2013) などが取り組んできた。これらは効率と安定性を重み付き和で単一スカラーに束ねる枠組みが主流であり、安定性は独立した機構ではなく目的関数の一評価項として受動的に扱われる。また解法は、メタヒューリスティクスの二系統——軌道（単一解）ベースと集団ベース (Blum and Roli, 2003)——のうち GA を基軸とする</w:t>
       </w:r>
       <w:r>
         <w:rPr>
@@ -3509,7 +3509,7 @@
           <w:rFonts w:ascii="Times New Roman" w:hAnsi="Times New Roman" w:cs="Times New Roman" w:eastAsia="ＭＳ 明朝"/>
           <w:lang w:val="en-US" w:eastAsia="ja-JP"/>
         </w:rPr>
-        <w:t xml:space="preserve">＝HV-対-対数時間曲線の時間平均。P50 は比較手法プールに相対的なため、閾値を P25〜P75 で掃引して頑健性を確認した：§4 の高安定比較は一つも逆転せず（集団側の機構効果は全閾値で p=0.001、H1 の完全分離は P33〜P67 で維持）、変動は上位手法間の順位に留まる。</w:t>
+        <w:t xml:space="preserve">＝HV-対-対数時間曲線の時間平均。</w:t>
       </w:r>
     </w:p>
     <w:p>
@@ -5692,6 +5692,42 @@
     </w:p>
     <w:p>
       <w:pPr>
+        <w:pStyle w:val="a8"/>
+        <w:spacing w:line="240" w:lineRule="exact"/>
+        <w:jc w:val="both"/>
+      </w:pPr>
+      <w:r>
+        <w:rPr>
+          <w:rFonts w:ascii="Times New Roman" w:hAnsi="Times New Roman" w:cs="Times New Roman" w:eastAsia="ＭＳ 明朝"/>
+          <w:b/>
+          <w:lang w:val="en-US" w:eastAsia="ja-JP"/>
+        </w:rPr>
+        <w:t xml:space="preserve">閾値頑健性.</w:t>
+      </w:r>
+      <w:r>
+        <w:rPr>
+          <w:rFonts w:ascii="Times New Roman" w:hAnsi="Times New Roman" w:cs="Times New Roman" w:eastAsia="ＭＳ 明朝"/>
+          <w:lang w:val="en-US" w:eastAsia="ja-JP"/>
+        </w:rPr>
+        <w:t xml:space="preserve"> 高安定 HV に基づく以上の結論（H1・H2）は閾値 P50 の取り方に依存しない。P50 は比較手法プールに相対的なため P25〜P75 で掃引して確認した：高安定比較は一つも逆転せず（H2 の集団側は全閾値で </w:t>
+      </w:r>
+      <w:r>
+        <w:rPr>
+          <w:rFonts w:ascii="Times New Roman" w:hAnsi="Times New Roman" w:cs="Times New Roman"/>
+          <w:i/>
+        </w:rPr>
+        <w:t xml:space="preserve">p</w:t>
+      </w:r>
+      <w:r>
+        <w:rPr>
+          <w:rFonts w:ascii="Times New Roman" w:hAnsi="Times New Roman" w:cs="Times New Roman" w:eastAsia="ＭＳ 明朝"/>
+          <w:lang w:val="en-US" w:eastAsia="ja-JP"/>
+        </w:rPr>
+        <w:t xml:space="preserve">=0.001、H1 の完全分離は P33〜P67 で維持）、変動は上位手法間の順位に留まる。</w:t>
+      </w:r>
+    </w:p>
+    <w:p>
+      <w:pPr>
         <w:pStyle w:val="2"/>
         <w:spacing w:before="90" w:after="20" w:line="240" w:lineRule="exact"/>
       </w:pPr>
@@ -7646,60 +7682,6 @@
           <w:szCs w:val="17"/>
         </w:rPr>
         <w:t xml:space="preserve">, 670-686.</w:t>
-      </w:r>
-    </w:p>
-    <w:p>
-      <w:pPr>
-        <w:spacing w:line="190" w:lineRule="exact"/>
-        <w:ind w:left="284" w:hanging="284"/>
-        <w:jc w:val="both"/>
-      </w:pPr>
-      <w:r>
-        <w:rPr>
-          <w:rFonts w:ascii="Times New Roman" w:hAnsi="Times New Roman" w:cs="Times New Roman" w:eastAsia="ＭＳ 明朝"/>
-          <w:lang w:val="en-US" w:eastAsia="ja-JP"/>
-          <w:sz w:val="17"/>
-          <w:szCs w:val="17"/>
-        </w:rPr>
-        <w:t xml:space="preserve">Zhang, L., Gao, L., and Li, X. (2013) A hybrid genetic algorithm and tabu search for a multi-objective dynamic job shop scheduling problem. </w:t>
-      </w:r>
-      <w:r>
-        <w:rPr>
-          <w:rFonts w:ascii="Times New Roman" w:hAnsi="Times New Roman" w:cs="Times New Roman" w:eastAsia="ＭＳ 明朝"/>
-          <w:i/>
-          <w:lang w:val="en-US" w:eastAsia="ja-JP"/>
-          <w:sz w:val="17"/>
-          <w:szCs w:val="17"/>
-        </w:rPr>
-        <w:t xml:space="preserve">International Journal of Production Research</w:t>
-      </w:r>
-      <w:r>
-        <w:rPr>
-          <w:rFonts w:ascii="Times New Roman" w:hAnsi="Times New Roman" w:cs="Times New Roman" w:eastAsia="ＭＳ 明朝"/>
-          <w:lang w:val="en-US" w:eastAsia="ja-JP"/>
-          <w:sz w:val="17"/>
-          <w:szCs w:val="17"/>
-        </w:rPr>
-        <w:t xml:space="preserve">, </w:t>
-      </w:r>
-      <w:r>
-        <w:rPr>
-          <w:rFonts w:ascii="Times New Roman" w:hAnsi="Times New Roman" w:cs="Times New Roman" w:eastAsia="ＭＳ 明朝"/>
-          <w:b/>
-          <w:lang w:val="en-US" w:eastAsia="ja-JP"/>
-          <w:sz w:val="17"/>
-          <w:szCs w:val="17"/>
-        </w:rPr>
-        <w:t xml:space="preserve">51</w:t>
-      </w:r>
-      <w:r>
-        <w:rPr>
-          <w:rFonts w:ascii="Times New Roman" w:hAnsi="Times New Roman" w:cs="Times New Roman" w:eastAsia="ＭＳ 明朝"/>
-          <w:lang w:val="en-US" w:eastAsia="ja-JP"/>
-          <w:sz w:val="17"/>
-          <w:szCs w:val="17"/>
-        </w:rPr>
-        <w:t xml:space="preserve">, 3516-3531.</w:t>
       </w:r>
     </w:p>
     <w:sectPr>

--- a/doc/paper_apiems2026/APIEMS2026_draft_ja.docx
+++ b/doc/paper_apiems2026/APIEMS2026_draft_ja.docx
@@ -620,7 +620,7 @@
           <w:rFonts w:ascii="Times New Roman" w:hAnsi="Times New Roman" w:cs="Times New Roman" w:eastAsia="ＭＳ 明朝"/>
           <w:lang w:val="en-US" w:eastAsia="ja-JP"/>
         </w:rPr>
-        <w:t xml:space="preserve"> JSSP は NP 困難でありメタヒューリスティクスが主流である (Ouelhadj and Petrovic, 2009)。再スケジューリングにおける効率と安定性の同時最適化は Wu ら (1993) を先駆けとし、JSSP では Rangsaritratsamee ら (2004)（ハイブリッド GA）、フローショップでは Katragjini ら (2013) などが取り組んできた。これらは効率と安定性を重み付き和で単一スカラーに束ねる枠組みが主流であり、安定性は独立した機構ではなく目的関数の一評価項として受動的に扱われる。また解法は、メタヒューリスティクスの二系統——軌道（単一解）ベースと集団ベース (Blum and Roli, 2003)——のうち GA を基軸とする</w:t>
+        <w:t xml:space="preserve"> JSSP は NP 困難でありメタヒューリスティクスが主流である (Ouelhadj and Petrovic, 2009)。再スケジューリングにおける効率と安定性の同時最適化は Wu ら (1993) を先駆けとし、JSSP では Rangsaritratsamee ら (2004)（ハイブリッド GA）、フローショップでは Katragjini ら (2013) などが取り組んできた。これらは効率と安定性を重み付き和で単一スカラーに束ねる枠組みが主流であり (Rangsaritratsamee et al., 2004; Katragjini et al., 2013)、安定性は独立した機構ではなく目的関数の一評価項として受動的に扱われる。また解法は、メタヒューリスティクスの二系統——軌道（単一解）ベースと集団ベース (Blum and Roli, 2003)——のうち GA を基軸とする</w:t>
       </w:r>
       <w:r>
         <w:rPr>
@@ -5709,7 +5709,7 @@
           <w:rFonts w:ascii="Times New Roman" w:hAnsi="Times New Roman" w:cs="Times New Roman" w:eastAsia="ＭＳ 明朝"/>
           <w:lang w:val="en-US" w:eastAsia="ja-JP"/>
         </w:rPr>
-        <w:t xml:space="preserve"> 高安定 HV に基づく以上の結論（H1・H2）は閾値 P50 の取り方に依存しない。P50 は比較手法プールに相対的なため P25〜P75 で掃引して確認した：高安定比較は一つも逆転せず（H2 の集団側は全閾値で </w:t>
+        <w:t xml:space="preserve"> P50 は比較手法プールに相対的なため、P25〜P75 で掃引して頑健性を確認した：以上の結論（H1・H2）を支える高安定比較は一つも逆転せず（H2 の集団側は全閾値で </w:t>
       </w:r>
       <w:r>
         <w:rPr>
@@ -5723,7 +5723,7 @@
           <w:rFonts w:ascii="Times New Roman" w:hAnsi="Times New Roman" w:cs="Times New Roman" w:eastAsia="ＭＳ 明朝"/>
           <w:lang w:val="en-US" w:eastAsia="ja-JP"/>
         </w:rPr>
-        <w:t xml:space="preserve">=0.001、H1 の完全分離は P33〜P67 で維持）、変動は上位手法間の順位に留まる。</w:t>
+        <w:t xml:space="preserve">=0.001、H1 の完全分離は P33〜P67 で維持）、変動は僅差で並ぶ上位手法どうしの入れ替わりに留まる。</w:t>
       </w:r>
     </w:p>
     <w:p>

--- a/doc/paper_apiems2026/APIEMS2026_draft_ja.docx
+++ b/doc/paper_apiems2026/APIEMS2026_draft_ja.docx
@@ -2757,7 +2757,7 @@
           <w:sz w:val="22"/>
           <w:szCs w:val="22"/>
         </w:rPr>
-        <w:t xml:space="preserve">3.3 安定性誘導演算子（PR・repair）と H2</w:t>
+        <w:t xml:space="preserve">3.3 安定性誘導演算子：PR・repair（H2）</w:t>
       </w:r>
     </w:p>
     <w:p>
@@ -5723,7 +5723,7 @@
           <w:rFonts w:ascii="Times New Roman" w:hAnsi="Times New Roman" w:cs="Times New Roman" w:eastAsia="ＭＳ 明朝"/>
           <w:lang w:val="en-US" w:eastAsia="ja-JP"/>
         </w:rPr>
-        <w:t xml:space="preserve">=0.001、H1 の完全分離は P33〜P67 で維持）、変動は僅差で並ぶ上位手法どうしの入れ替わりに留まる。</w:t>
+        <w:t xml:space="preserve">=0.001、H1 の完全分離は P33〜P67 で維持）、変動するのは僅差で競る手法どうしのどれが最良かのみである。</w:t>
       </w:r>
     </w:p>
     <w:p>

--- a/doc/paper_apiems2026/APIEMS2026_draft_ja.docx
+++ b/doc/paper_apiems2026/APIEMS2026_draft_ja.docx
@@ -5709,7 +5709,7 @@
           <w:rFonts w:ascii="Times New Roman" w:hAnsi="Times New Roman" w:cs="Times New Roman" w:eastAsia="ＭＳ 明朝"/>
           <w:lang w:val="en-US" w:eastAsia="ja-JP"/>
         </w:rPr>
-        <w:t xml:space="preserve"> P50 は比較手法プールに相対的なため、P25〜P75 で掃引して頑健性を確認した：以上の結論（H1・H2）を支える高安定比較は一つも逆転せず（H2 の集団側は全閾値で </w:t>
+        <w:t xml:space="preserve"> P50 は比較手法プールに相対的なため、P25〜P75 で掃引して頑健性を確認した：H1・H2 が依拠する高安定比較はいずれの閾値でも逆転しない（H2 の集団側は全閾値で </w:t>
       </w:r>
       <w:r>
         <w:rPr>
@@ -5723,7 +5723,7 @@
           <w:rFonts w:ascii="Times New Roman" w:hAnsi="Times New Roman" w:cs="Times New Roman" w:eastAsia="ＭＳ 明朝"/>
           <w:lang w:val="en-US" w:eastAsia="ja-JP"/>
         </w:rPr>
-        <w:t xml:space="preserve">=0.001、H1 の完全分離は P33〜P67 で維持）、変動するのは僅差で競る手法どうしのどれが最良かのみである。</w:t>
+        <w:t xml:space="preserve">=0.001、H1 の完全分離は P33〜P67 で保たれ、両端では効果量が弱まるのみで向きは変わらない）。</w:t>
       </w:r>
     </w:p>
     <w:p>
@@ -5869,7 +5869,7 @@
           <w:rFonts w:ascii="Times New Roman" w:hAnsi="Times New Roman" w:cs="Times New Roman" w:eastAsia="ＭＳ 明朝"/>
           <w:lang w:val="en-US" w:eastAsia="ja-JP"/>
         </w:rPr>
-        <w:t xml:space="preserve"> 近傍に届かず二分される（GA 6.4・Memetic-LS 6.6）——H1（軌道が地で充填）と H2（機構が集団の粗さを補完し追いつく）が予言したとおりである。</w:t>
+        <w:t xml:space="preserve"> 近傍に届かず二分される（GA 6.4・Memetic-LS 6.6）——H1 と H2 が予言したとおりである。</w:t>
       </w:r>
       <w:r>
         <w:rPr>
@@ -6271,7 +6271,7 @@
           <w:rFonts w:ascii="Times New Roman" w:hAnsi="Times New Roman" w:cs="Times New Roman" w:eastAsia="ＭＳ 明朝"/>
           <w:lang w:val="en-US" w:eastAsia="ja-JP"/>
         </w:rPr>
-        <w:t xml:space="preserve"> へ引き寄せる）は逆向きの探索方向ながら類似した最終 Pareto 品質に到達するが、ILS は早期から良い incumbent を持ち、Memetic+PR はウォームアップ後に立ち上がる。AOC はこの交差を対数時間で集約して早期性能を反映するため、ILS 系が明確に優位となる。</w:t>
+        <w:t xml:space="preserve"> へ引き寄せる）は類似した最終 Pareto 品質に到達するが、ILS は早期から良い incumbent を持ち、Memetic+PR はウォームアップ後に立ち上がる。AOC はこの交差を対数時間で集約して早期性能を反映するため、ILS 系が明確に優位となる。</w:t>
       </w:r>
     </w:p>
     <w:p>

--- a/doc/paper_apiems2026/APIEMS2026_draft_ja.docx
+++ b/doc/paper_apiems2026/APIEMS2026_draft_ja.docx
@@ -5692,42 +5692,6 @@
     </w:p>
     <w:p>
       <w:pPr>
-        <w:pStyle w:val="a8"/>
-        <w:spacing w:line="240" w:lineRule="exact"/>
-        <w:jc w:val="both"/>
-      </w:pPr>
-      <w:r>
-        <w:rPr>
-          <w:rFonts w:ascii="Times New Roman" w:hAnsi="Times New Roman" w:cs="Times New Roman" w:eastAsia="ＭＳ 明朝"/>
-          <w:b/>
-          <w:lang w:val="en-US" w:eastAsia="ja-JP"/>
-        </w:rPr>
-        <w:t xml:space="preserve">閾値頑健性.</w:t>
-      </w:r>
-      <w:r>
-        <w:rPr>
-          <w:rFonts w:ascii="Times New Roman" w:hAnsi="Times New Roman" w:cs="Times New Roman" w:eastAsia="ＭＳ 明朝"/>
-          <w:lang w:val="en-US" w:eastAsia="ja-JP"/>
-        </w:rPr>
-        <w:t xml:space="preserve"> P50 は比較手法プールに相対的なため、P25〜P75 で掃引して頑健性を確認した：H1・H2 が依拠する高安定比較はいずれの閾値でも逆転しない（H2 の集団側は全閾値で </w:t>
-      </w:r>
-      <w:r>
-        <w:rPr>
-          <w:rFonts w:ascii="Times New Roman" w:hAnsi="Times New Roman" w:cs="Times New Roman"/>
-          <w:i/>
-        </w:rPr>
-        <w:t xml:space="preserve">p</w:t>
-      </w:r>
-      <w:r>
-        <w:rPr>
-          <w:rFonts w:ascii="Times New Roman" w:hAnsi="Times New Roman" w:cs="Times New Roman" w:eastAsia="ＭＳ 明朝"/>
-          <w:lang w:val="en-US" w:eastAsia="ja-JP"/>
-        </w:rPr>
-        <w:t xml:space="preserve">=0.001、H1 の完全分離は P33〜P67 で保たれ、両端では効果量が弱まるのみで向きは変わらない）。</w:t>
-      </w:r>
-    </w:p>
-    <w:p>
-      <w:pPr>
         <w:pStyle w:val="2"/>
         <w:spacing w:before="90" w:after="20" w:line="240" w:lineRule="exact"/>
       </w:pPr>
@@ -5990,55 +5954,19 @@
           <w:b/>
           <w:lang w:val="en-US" w:eastAsia="ja-JP"/>
         </w:rPr>
-        <w:t xml:space="preserve">【探索的な気づき】統合 HV の勝者と再スケジューリング率.</w:t>
-      </w:r>
-      <w:r>
-        <w:rPr>
-          <w:rFonts w:ascii="Times New Roman" w:hAnsi="Times New Roman" w:cs="Times New Roman" w:eastAsia="ＭＳ 明朝"/>
-          <w:lang w:val="en-US" w:eastAsia="ja-JP"/>
-        </w:rPr>
-        <w:t xml:space="preserve"> 統合 HV の勝者は </w:t>
-      </w:r>
-      <w:r>
-        <w:rPr>
-          <w:rFonts w:ascii="Times New Roman" w:hAnsi="Times New Roman" w:cs="Times New Roman"/>
-          <w:i/>
-        </w:rPr>
-        <w:t xml:space="preserve">ρ</w:t>
-      </w:r>
-      <w:r>
-        <w:rPr>
-          <w:rFonts w:ascii="Times New Roman" w:hAnsi="Times New Roman" w:cs="Times New Roman" w:eastAsia="ＭＳ 明朝"/>
-          <w:lang w:val="en-US" w:eastAsia="ja-JP"/>
-        </w:rPr>
-        <w:t xml:space="preserve"> と対応し、~50% を境に低で ILS・中〜高で Memetic に二分する（同一 la36 ラダー 27/54/73% で ILS→Memetic→Memetic）。この二分を捉えるのは固定骨格の割合を織り込む </w:t>
-      </w:r>
-      <w:r>
-        <w:rPr>
-          <w:rFonts w:ascii="Times New Roman" w:hAnsi="Times New Roman" w:cs="Times New Roman"/>
-          <w:i/>
-        </w:rPr>
-        <w:t xml:space="preserve">ρ</w:t>
-      </w:r>
-      <w:r>
-        <w:rPr>
-          <w:rFonts w:ascii="Times New Roman" w:hAnsi="Times New Roman" w:cs="Times New Roman" w:eastAsia="ＭＳ 明朝"/>
-          <w:lang w:val="en-US" w:eastAsia="ja-JP"/>
-        </w:rPr>
-        <w:t xml:space="preserve"> のみで、可動工程の絶対数や問題規模では捉えられない。機序の見立て：安定性項は </w:t>
-      </w:r>
-      <w:r>
-        <w:rPr>
-          <w:rFonts w:ascii="Times New Roman" w:hAnsi="Times New Roman" w:cs="Times New Roman"/>
-          <w:i/>
-        </w:rPr>
-        <w:t xml:space="preserve">S</w:t>
-      </w:r>
-      <w:r>
-        <w:rPr>
-          <w:rFonts w:ascii="Times New Roman" w:hAnsi="Times New Roman" w:cs="Times New Roman"/>
-          <w:i/>
-          <w:vertAlign w:val="subscript"/>
+        <w:t xml:space="preserve">閾値頑健性.</w:t>
+      </w:r>
+      <w:r>
+        <w:rPr>
+          <w:rFonts w:ascii="Times New Roman" w:hAnsi="Times New Roman" w:cs="Times New Roman" w:eastAsia="ＭＳ 明朝"/>
+          <w:lang w:val="en-US" w:eastAsia="ja-JP"/>
+        </w:rPr>
+        <w:t xml:space="preserve"> 高安定 HV の閾値 P50 は比較手法プールに相対的なため、P25〜P75 で掃引して確認した：全閾値で GA・素の Memetic-LS が最下位群に留まり ILS 系・機構込み Memetic が上位群を占めるこの二分構造は不変で、それを支える H1・H2 の高安定比較も逆転しない（H2 の集団側は全閾値で </w:t>
+      </w:r>
+      <w:r>
+        <w:rPr>
+          <w:rFonts w:ascii="Times New Roman" w:hAnsi="Times New Roman" w:cs="Times New Roman"/>
+          <w:i/>
         </w:rPr>
         <w:t xml:space="preserve">p</w:t>
       </w:r>
@@ -6047,165 +5975,7 @@
           <w:rFonts w:ascii="Times New Roman" w:hAnsi="Times New Roman" w:cs="Times New Roman" w:eastAsia="ＭＳ 明朝"/>
           <w:lang w:val="en-US" w:eastAsia="ja-JP"/>
         </w:rPr>
-        <w:t xml:space="preserve">（</w:t>
-      </w:r>
-      <w:r>
-        <w:rPr>
-          <w:rFonts w:ascii="Times New Roman" w:hAnsi="Times New Roman" w:cs="Times New Roman"/>
-          <w:i/>
-        </w:rPr>
-        <w:t xml:space="preserve">D</w:t>
-      </w:r>
-      <w:r>
-        <w:rPr>
-          <w:rFonts w:ascii="Times New Roman" w:hAnsi="Times New Roman" w:cs="Times New Roman" w:eastAsia="ＭＳ 明朝"/>
-          <w:lang w:val="en-US" w:eastAsia="ja-JP"/>
-        </w:rPr>
-        <w:t xml:space="preserve">=0）を引力点とする。</w:t>
-      </w:r>
-      <w:r>
-        <w:rPr>
-          <w:rFonts w:ascii="Times New Roman" w:hAnsi="Times New Roman" w:cs="Times New Roman"/>
-          <w:i/>
-        </w:rPr>
-        <w:t xml:space="preserve">ρ</w:t>
-      </w:r>
-      <w:r>
-        <w:rPr>
-          <w:rFonts w:ascii="Times New Roman" w:hAnsi="Times New Roman" w:cs="Times New Roman" w:eastAsia="ＭＳ 明朝"/>
-          <w:lang w:val="en-US" w:eastAsia="ja-JP"/>
-        </w:rPr>
-        <w:t xml:space="preserve"> が小さいうちは固定骨格が解の大半を占め、可動部を入れ替えても </w:t>
-      </w:r>
-      <w:r>
-        <w:rPr>
-          <w:rFonts w:ascii="Times New Roman" w:hAnsi="Times New Roman" w:cs="Times New Roman"/>
-          <w:i/>
-        </w:rPr>
-        <w:t xml:space="preserve">S</w:t>
-      </w:r>
-      <w:r>
-        <w:rPr>
-          <w:rFonts w:ascii="Times New Roman" w:hAnsi="Times New Roman" w:cs="Times New Roman"/>
-          <w:i/>
-          <w:vertAlign w:val="subscript"/>
-        </w:rPr>
-        <w:t xml:space="preserve">p</w:t>
-      </w:r>
-      <w:r>
-        <w:rPr>
-          <w:rFonts w:ascii="Times New Roman" w:hAnsi="Times New Roman" w:cs="Times New Roman" w:eastAsia="ＭＳ 明朝"/>
-          <w:lang w:val="en-US" w:eastAsia="ja-JP"/>
-        </w:rPr>
-        <w:t xml:space="preserve"> から離れた良質な局所最適が生じ得ず、良解は </w:t>
-      </w:r>
-      <w:r>
-        <w:rPr>
-          <w:rFonts w:ascii="Times New Roman" w:hAnsi="Times New Roman" w:cs="Times New Roman"/>
-          <w:i/>
-        </w:rPr>
-        <w:t xml:space="preserve">S</w:t>
-      </w:r>
-      <w:r>
-        <w:rPr>
-          <w:rFonts w:ascii="Times New Roman" w:hAnsi="Times New Roman" w:cs="Times New Roman"/>
-          <w:i/>
-          <w:vertAlign w:val="subscript"/>
-        </w:rPr>
-        <w:t xml:space="preserve">p</w:t>
-      </w:r>
-      <w:r>
-        <w:rPr>
-          <w:rFonts w:ascii="Times New Roman" w:hAnsi="Times New Roman" w:cs="Times New Roman" w:eastAsia="ＭＳ 明朝"/>
-          <w:lang w:val="en-US" w:eastAsia="ja-JP"/>
-        </w:rPr>
-        <w:t xml:space="preserve"> 近傍に限られるため ILS の近傍充填で足りる。だが </w:t>
-      </w:r>
-      <w:r>
-        <w:rPr>
-          <w:rFonts w:ascii="Times New Roman" w:hAnsi="Times New Roman" w:cs="Times New Roman"/>
-          <w:i/>
-        </w:rPr>
-        <w:t xml:space="preserve">ρ</w:t>
-      </w:r>
-      <w:r>
-        <w:rPr>
-          <w:rFonts w:ascii="Times New Roman" w:hAnsi="Times New Roman" w:cs="Times New Roman" w:eastAsia="ＭＳ 明朝"/>
-          <w:lang w:val="en-US" w:eastAsia="ja-JP"/>
-        </w:rPr>
-        <w:t xml:space="preserve"> が増して効率端が遠のくと、単一軌道の ILS は引力圏を脱しにくく、交叉で </w:t>
-      </w:r>
-      <w:r>
-        <w:rPr>
-          <w:rFonts w:ascii="Times New Roman" w:hAnsi="Times New Roman" w:cs="Times New Roman"/>
-          <w:i/>
-        </w:rPr>
-        <w:t xml:space="preserve">S</w:t>
-      </w:r>
-      <w:r>
-        <w:rPr>
-          <w:rFonts w:ascii="Times New Roman" w:hAnsi="Times New Roman" w:cs="Times New Roman"/>
-          <w:i/>
-          <w:vertAlign w:val="subscript"/>
-        </w:rPr>
-        <w:t xml:space="preserve">p</w:t>
-      </w:r>
-      <w:r>
-        <w:rPr>
-          <w:rFonts w:ascii="Times New Roman" w:hAnsi="Times New Roman" w:cs="Times New Roman" w:eastAsia="ＭＳ 明朝"/>
-          <w:lang w:val="en-US" w:eastAsia="ja-JP"/>
-        </w:rPr>
-        <w:t xml:space="preserve"> から離れた個体を保つ Memetic だけが届く（H1 と同型）。すなわち </w:t>
-      </w:r>
-      <w:r>
-        <w:rPr>
-          <w:rFonts w:ascii="Times New Roman" w:hAnsi="Times New Roman" w:cs="Times New Roman"/>
-          <w:i/>
-        </w:rPr>
-        <w:t xml:space="preserve">ρ</w:t>
-      </w:r>
-      <w:r>
-        <w:rPr>
-          <w:rFonts w:ascii="Times New Roman" w:hAnsi="Times New Roman" w:cs="Times New Roman" w:eastAsia="ＭＳ 明朝"/>
-          <w:lang w:val="en-US" w:eastAsia="ja-JP"/>
-        </w:rPr>
-        <w:t xml:space="preserve"> は軌道が引力圏を脱して遠方の良解に到達する難しさの代理と見なせる。ただし ta21L（82%）は例外（≒タイ, </w:t>
-      </w:r>
-      <w:r>
-        <w:rPr>
-          <w:rFonts w:ascii="Times New Roman" w:hAnsi="Times New Roman" w:cs="Times New Roman"/>
-          <w:i/>
-        </w:rPr>
-        <w:t xml:space="preserve">p</w:t>
-      </w:r>
-      <w:r>
-        <w:rPr>
-          <w:rFonts w:ascii="Times New Roman" w:hAnsi="Times New Roman" w:cs="Times New Roman" w:eastAsia="ＭＳ 明朝"/>
-          <w:lang w:val="en-US" w:eastAsia="ja-JP"/>
-        </w:rPr>
-        <w:t xml:space="preserve">=0.053）であり、初期解 </w:t>
-      </w:r>
-      <w:r>
-        <w:rPr>
-          <w:rFonts w:ascii="Times New Roman" w:hAnsi="Times New Roman" w:cs="Times New Roman"/>
-          <w:i/>
-        </w:rPr>
-        <w:t xml:space="preserve">S</w:t>
-      </w:r>
-      <w:r>
-        <w:rPr>
-          <w:rFonts w:ascii="Times New Roman" w:hAnsi="Times New Roman" w:cs="Times New Roman"/>
-          <w:i/>
-          <w:vertAlign w:val="subscript"/>
-        </w:rPr>
-        <w:t xml:space="preserve">p</w:t>
-      </w:r>
-      <w:r>
-        <w:rPr>
-          <w:rFonts w:ascii="Times New Roman" w:hAnsi="Times New Roman" w:cs="Times New Roman" w:eastAsia="ＭＳ 明朝"/>
-          <w:lang w:val="en-US" w:eastAsia="ja-JP"/>
-        </w:rPr>
-        <w:t xml:space="preserve"> 品質の交絡と順列偏差表現への依存も残るため、この対応は探索的見立てに留める。本命の高安定 HV 優位と機構非対称はこの対応に依存せず、全 8 シナリオの直接検定で独立に確立している。</w:t>
+        <w:t xml:space="preserve">=0.001、H1 の完全分離は P33〜P67 で保たれ両端でも向きは不変）。閾値で動くのは僅差で密集する上位群の内部順位のみである。</w:t>
       </w:r>
     </w:p>
     <w:p>
@@ -6220,6 +5990,236 @@
           <w:b/>
           <w:lang w:val="en-US" w:eastAsia="ja-JP"/>
         </w:rPr>
+        <w:t xml:space="preserve">【探索的な気づき】統合 HV の勝者と再スケジューリング率.</w:t>
+      </w:r>
+      <w:r>
+        <w:rPr>
+          <w:rFonts w:ascii="Times New Roman" w:hAnsi="Times New Roman" w:cs="Times New Roman" w:eastAsia="ＭＳ 明朝"/>
+          <w:lang w:val="en-US" w:eastAsia="ja-JP"/>
+        </w:rPr>
+        <w:t xml:space="preserve"> 統合 HV の勝者は </w:t>
+      </w:r>
+      <w:r>
+        <w:rPr>
+          <w:rFonts w:ascii="Times New Roman" w:hAnsi="Times New Roman" w:cs="Times New Roman"/>
+          <w:i/>
+        </w:rPr>
+        <w:t xml:space="preserve">ρ</w:t>
+      </w:r>
+      <w:r>
+        <w:rPr>
+          <w:rFonts w:ascii="Times New Roman" w:hAnsi="Times New Roman" w:cs="Times New Roman" w:eastAsia="ＭＳ 明朝"/>
+          <w:lang w:val="en-US" w:eastAsia="ja-JP"/>
+        </w:rPr>
+        <w:t xml:space="preserve"> と対応し、~50% を境に低で ILS・中〜高で Memetic に二分する（同一 la36 ラダー 27/54/73% で ILS→Memetic→Memetic）。この二分を捉えるのは固定骨格の割合を織り込む </w:t>
+      </w:r>
+      <w:r>
+        <w:rPr>
+          <w:rFonts w:ascii="Times New Roman" w:hAnsi="Times New Roman" w:cs="Times New Roman"/>
+          <w:i/>
+        </w:rPr>
+        <w:t xml:space="preserve">ρ</w:t>
+      </w:r>
+      <w:r>
+        <w:rPr>
+          <w:rFonts w:ascii="Times New Roman" w:hAnsi="Times New Roman" w:cs="Times New Roman" w:eastAsia="ＭＳ 明朝"/>
+          <w:lang w:val="en-US" w:eastAsia="ja-JP"/>
+        </w:rPr>
+        <w:t xml:space="preserve"> のみで、可動工程の絶対数や問題規模では捉えられない。機序の見立て：安定性項は </w:t>
+      </w:r>
+      <w:r>
+        <w:rPr>
+          <w:rFonts w:ascii="Times New Roman" w:hAnsi="Times New Roman" w:cs="Times New Roman"/>
+          <w:i/>
+        </w:rPr>
+        <w:t xml:space="preserve">S</w:t>
+      </w:r>
+      <w:r>
+        <w:rPr>
+          <w:rFonts w:ascii="Times New Roman" w:hAnsi="Times New Roman" w:cs="Times New Roman"/>
+          <w:i/>
+          <w:vertAlign w:val="subscript"/>
+        </w:rPr>
+        <w:t xml:space="preserve">p</w:t>
+      </w:r>
+      <w:r>
+        <w:rPr>
+          <w:rFonts w:ascii="Times New Roman" w:hAnsi="Times New Roman" w:cs="Times New Roman" w:eastAsia="ＭＳ 明朝"/>
+          <w:lang w:val="en-US" w:eastAsia="ja-JP"/>
+        </w:rPr>
+        <w:t xml:space="preserve">（</w:t>
+      </w:r>
+      <w:r>
+        <w:rPr>
+          <w:rFonts w:ascii="Times New Roman" w:hAnsi="Times New Roman" w:cs="Times New Roman"/>
+          <w:i/>
+        </w:rPr>
+        <w:t xml:space="preserve">D</w:t>
+      </w:r>
+      <w:r>
+        <w:rPr>
+          <w:rFonts w:ascii="Times New Roman" w:hAnsi="Times New Roman" w:cs="Times New Roman" w:eastAsia="ＭＳ 明朝"/>
+          <w:lang w:val="en-US" w:eastAsia="ja-JP"/>
+        </w:rPr>
+        <w:t xml:space="preserve">=0）を引力点とする。</w:t>
+      </w:r>
+      <w:r>
+        <w:rPr>
+          <w:rFonts w:ascii="Times New Roman" w:hAnsi="Times New Roman" w:cs="Times New Roman"/>
+          <w:i/>
+        </w:rPr>
+        <w:t xml:space="preserve">ρ</w:t>
+      </w:r>
+      <w:r>
+        <w:rPr>
+          <w:rFonts w:ascii="Times New Roman" w:hAnsi="Times New Roman" w:cs="Times New Roman" w:eastAsia="ＭＳ 明朝"/>
+          <w:lang w:val="en-US" w:eastAsia="ja-JP"/>
+        </w:rPr>
+        <w:t xml:space="preserve"> が小さいうちは固定骨格が解の大半を占め、可動部を入れ替えても </w:t>
+      </w:r>
+      <w:r>
+        <w:rPr>
+          <w:rFonts w:ascii="Times New Roman" w:hAnsi="Times New Roman" w:cs="Times New Roman"/>
+          <w:i/>
+        </w:rPr>
+        <w:t xml:space="preserve">S</w:t>
+      </w:r>
+      <w:r>
+        <w:rPr>
+          <w:rFonts w:ascii="Times New Roman" w:hAnsi="Times New Roman" w:cs="Times New Roman"/>
+          <w:i/>
+          <w:vertAlign w:val="subscript"/>
+        </w:rPr>
+        <w:t xml:space="preserve">p</w:t>
+      </w:r>
+      <w:r>
+        <w:rPr>
+          <w:rFonts w:ascii="Times New Roman" w:hAnsi="Times New Roman" w:cs="Times New Roman" w:eastAsia="ＭＳ 明朝"/>
+          <w:lang w:val="en-US" w:eastAsia="ja-JP"/>
+        </w:rPr>
+        <w:t xml:space="preserve"> から離れた良質な局所最適が生じ得ず、良解は </w:t>
+      </w:r>
+      <w:r>
+        <w:rPr>
+          <w:rFonts w:ascii="Times New Roman" w:hAnsi="Times New Roman" w:cs="Times New Roman"/>
+          <w:i/>
+        </w:rPr>
+        <w:t xml:space="preserve">S</w:t>
+      </w:r>
+      <w:r>
+        <w:rPr>
+          <w:rFonts w:ascii="Times New Roman" w:hAnsi="Times New Roman" w:cs="Times New Roman"/>
+          <w:i/>
+          <w:vertAlign w:val="subscript"/>
+        </w:rPr>
+        <w:t xml:space="preserve">p</w:t>
+      </w:r>
+      <w:r>
+        <w:rPr>
+          <w:rFonts w:ascii="Times New Roman" w:hAnsi="Times New Roman" w:cs="Times New Roman" w:eastAsia="ＭＳ 明朝"/>
+          <w:lang w:val="en-US" w:eastAsia="ja-JP"/>
+        </w:rPr>
+        <w:t xml:space="preserve"> 近傍に限られるため ILS の近傍充填で足りる。だが </w:t>
+      </w:r>
+      <w:r>
+        <w:rPr>
+          <w:rFonts w:ascii="Times New Roman" w:hAnsi="Times New Roman" w:cs="Times New Roman"/>
+          <w:i/>
+        </w:rPr>
+        <w:t xml:space="preserve">ρ</w:t>
+      </w:r>
+      <w:r>
+        <w:rPr>
+          <w:rFonts w:ascii="Times New Roman" w:hAnsi="Times New Roman" w:cs="Times New Roman" w:eastAsia="ＭＳ 明朝"/>
+          <w:lang w:val="en-US" w:eastAsia="ja-JP"/>
+        </w:rPr>
+        <w:t xml:space="preserve"> が増して効率端が遠のくと、単一軌道の ILS は引力圏を脱しにくく、交叉で </w:t>
+      </w:r>
+      <w:r>
+        <w:rPr>
+          <w:rFonts w:ascii="Times New Roman" w:hAnsi="Times New Roman" w:cs="Times New Roman"/>
+          <w:i/>
+        </w:rPr>
+        <w:t xml:space="preserve">S</w:t>
+      </w:r>
+      <w:r>
+        <w:rPr>
+          <w:rFonts w:ascii="Times New Roman" w:hAnsi="Times New Roman" w:cs="Times New Roman"/>
+          <w:i/>
+          <w:vertAlign w:val="subscript"/>
+        </w:rPr>
+        <w:t xml:space="preserve">p</w:t>
+      </w:r>
+      <w:r>
+        <w:rPr>
+          <w:rFonts w:ascii="Times New Roman" w:hAnsi="Times New Roman" w:cs="Times New Roman" w:eastAsia="ＭＳ 明朝"/>
+          <w:lang w:val="en-US" w:eastAsia="ja-JP"/>
+        </w:rPr>
+        <w:t xml:space="preserve"> から離れた個体を保つ Memetic だけが届く（H1 と同型）。すなわち </w:t>
+      </w:r>
+      <w:r>
+        <w:rPr>
+          <w:rFonts w:ascii="Times New Roman" w:hAnsi="Times New Roman" w:cs="Times New Roman"/>
+          <w:i/>
+        </w:rPr>
+        <w:t xml:space="preserve">ρ</w:t>
+      </w:r>
+      <w:r>
+        <w:rPr>
+          <w:rFonts w:ascii="Times New Roman" w:hAnsi="Times New Roman" w:cs="Times New Roman" w:eastAsia="ＭＳ 明朝"/>
+          <w:lang w:val="en-US" w:eastAsia="ja-JP"/>
+        </w:rPr>
+        <w:t xml:space="preserve"> は軌道が引力圏を脱して遠方の良解に到達する難しさの代理と見なせる。ただし ta21L（82%）は例外（≒タイ, </w:t>
+      </w:r>
+      <w:r>
+        <w:rPr>
+          <w:rFonts w:ascii="Times New Roman" w:hAnsi="Times New Roman" w:cs="Times New Roman"/>
+          <w:i/>
+        </w:rPr>
+        <w:t xml:space="preserve">p</w:t>
+      </w:r>
+      <w:r>
+        <w:rPr>
+          <w:rFonts w:ascii="Times New Roman" w:hAnsi="Times New Roman" w:cs="Times New Roman" w:eastAsia="ＭＳ 明朝"/>
+          <w:lang w:val="en-US" w:eastAsia="ja-JP"/>
+        </w:rPr>
+        <w:t xml:space="preserve">=0.053）であり、初期解 </w:t>
+      </w:r>
+      <w:r>
+        <w:rPr>
+          <w:rFonts w:ascii="Times New Roman" w:hAnsi="Times New Roman" w:cs="Times New Roman"/>
+          <w:i/>
+        </w:rPr>
+        <w:t xml:space="preserve">S</w:t>
+      </w:r>
+      <w:r>
+        <w:rPr>
+          <w:rFonts w:ascii="Times New Roman" w:hAnsi="Times New Roman" w:cs="Times New Roman"/>
+          <w:i/>
+          <w:vertAlign w:val="subscript"/>
+        </w:rPr>
+        <w:t xml:space="preserve">p</w:t>
+      </w:r>
+      <w:r>
+        <w:rPr>
+          <w:rFonts w:ascii="Times New Roman" w:hAnsi="Times New Roman" w:cs="Times New Roman" w:eastAsia="ＭＳ 明朝"/>
+          <w:lang w:val="en-US" w:eastAsia="ja-JP"/>
+        </w:rPr>
+        <w:t xml:space="preserve"> 品質の交絡と順列偏差表現への依存も残るため、この対応は探索的見立てに留める。本命の高安定 HV 優位と機構非対称はこの対応に依存せず、全 8 シナリオの直接検定で独立に確立している。</w:t>
+      </w:r>
+    </w:p>
+    <w:p>
+      <w:pPr>
+        <w:pStyle w:val="a8"/>
+        <w:spacing w:line="240" w:lineRule="exact"/>
+        <w:jc w:val="both"/>
+      </w:pPr>
+      <w:r>
+        <w:rPr>
+          <w:rFonts w:ascii="Times New Roman" w:hAnsi="Times New Roman" w:cs="Times New Roman" w:eastAsia="ＭＳ 明朝"/>
+          <w:b/>
+          <w:lang w:val="en-US" w:eastAsia="ja-JP"/>
+        </w:rPr>
         <w:t xml:space="preserve">発散型と収束型.</w:t>
       </w:r>
       <w:r>
@@ -6271,7 +6271,7 @@
           <w:rFonts w:ascii="Times New Roman" w:hAnsi="Times New Roman" w:cs="Times New Roman" w:eastAsia="ＭＳ 明朝"/>
           <w:lang w:val="en-US" w:eastAsia="ja-JP"/>
         </w:rPr>
-        <w:t xml:space="preserve"> へ引き寄せる）は類似した最終 Pareto 品質に到達するが、ILS は早期から良い incumbent を持ち、Memetic+PR はウォームアップ後に立ち上がる。AOC はこの交差を対数時間で集約して早期性能を反映するため、ILS 系が明確に優位となる。</w:t>
+        <w:t xml:space="preserve"> へ引き寄せる）は逆向きの探索方向ながら類似した最終 Pareto 品質に到達するが、ILS は早期から良い incumbent を持ち、Memetic+PR はウォームアップ後に立ち上がる。AOC はこの交差を対数時間で集約して早期性能を反映するため、ILS 系が明確に優位となる。</w:t>
       </w:r>
     </w:p>
     <w:p>

--- a/doc/paper_apiems2026/APIEMS2026_draft_ja.docx
+++ b/doc/paper_apiems2026/APIEMS2026_draft_ja.docx
@@ -620,7 +620,7 @@
           <w:rFonts w:ascii="Times New Roman" w:hAnsi="Times New Roman" w:cs="Times New Roman" w:eastAsia="ＭＳ 明朝"/>
           <w:lang w:val="en-US" w:eastAsia="ja-JP"/>
         </w:rPr>
-        <w:t xml:space="preserve"> JSSP は NP 困難でありメタヒューリスティクスが主流である (Ouelhadj and Petrovic, 2009)。再スケジューリングにおける効率と安定性の同時最適化は Wu ら (1993) を先駆けとし、JSSP では Rangsaritratsamee ら (2004)（ハイブリッド GA）、フローショップでは Katragjini ら (2013) などが取り組んできた。これらは効率と安定性を重み付き和で単一スカラーに束ねる枠組みが主流であり (Rangsaritratsamee et al., 2004; Katragjini et al., 2013)、安定性は独立した機構ではなく目的関数の一評価項として受動的に扱われる。また解法は、メタヒューリスティクスの二系統——軌道（単一解）ベースと集団ベース (Blum and Roli, 2003)——のうち GA を基軸とする</w:t>
+        <w:t xml:space="preserve"> JSSP は NP 困難でありメタヒューリスティクスが主流である (Ouelhadj and Petrovic, 2009)。再スケジューリングにおける効率と安定性の同時最適化は Wu ら (1993) を先駆けとし、JSSP では Rangsaritratsamee ら (2004)（ハイブリッド GA）、フローショップでは Katragjini ら (2013) などが取り組んできた。これらは安定性を、(多くは重み付き和の)スカラー目的に畳み込む一評価項として受動的に扱い、独立した機構としては扱わない (Rangsaritratsamee et al., 2004; Katragjini et al., 2013)。また解法は、メタヒューリスティクスの二系統——軌道（単一解）ベースと集団ベース (Blum and Roli, 2003)——のうち GA を基軸とする</w:t>
       </w:r>
       <w:r>
         <w:rPr>

--- a/doc/paper_apiems2026/APIEMS2026_draft_ja.docx
+++ b/doc/paper_apiems2026/APIEMS2026_draft_ja.docx
@@ -620,7 +620,7 @@
           <w:rFonts w:ascii="Times New Roman" w:hAnsi="Times New Roman" w:cs="Times New Roman" w:eastAsia="ＭＳ 明朝"/>
           <w:lang w:val="en-US" w:eastAsia="ja-JP"/>
         </w:rPr>
-        <w:t xml:space="preserve"> JSSP は NP 困難でありメタヒューリスティクスが主流である (Ouelhadj and Petrovic, 2009)。再スケジューリングにおける効率と安定性の同時最適化は Wu ら (1993) を先駆けとし、JSSP では Rangsaritratsamee ら (2004)（ハイブリッド GA）、フローショップでは Katragjini ら (2013) などが取り組んできた。これらは安定性を、(多くは重み付き和の)スカラー目的に畳み込む一評価項として受動的に扱い、独立した機構としては扱わない (Rangsaritratsamee et al., 2004; Katragjini et al., 2013)。また解法は、メタヒューリスティクスの二系統——軌道（単一解）ベースと集団ベース (Blum and Roli, 2003)——のうち GA を基軸とする</w:t>
+        <w:t xml:space="preserve"> JSSP は NP 困難でありメタヒューリスティクスが主流である (Ouelhadj and Petrovic, 2009)。再スケジューリングにおける効率と安定性の同時最適化は Wu ら (1993) を先駆けとし、JSSP では Rangsaritratsamee ら (2004)（ハイブリッド GA）、フローショップでは Katragjini ら (2013) などが取り組んできた。これらは安定性を、(多くは重み付き和の)スカラー目的に畳み込む一評価項として受動的に扱う (Rangsaritratsamee et al., 2004; Katragjini et al., 2013)。また解法は、メタヒューリスティクスの二系統——軌道（単一解）ベースと集団ベース (Blum and Roli, 2003)——のうち GA を基軸とする</w:t>
       </w:r>
       <w:r>
         <w:rPr>

--- a/doc/paper_apiems2026/APIEMS2026_draft_ja.docx
+++ b/doc/paper_apiems2026/APIEMS2026_draft_ja.docx
@@ -2526,14 +2526,14 @@
           <w:b/>
           <w:lang w:val="en-US" w:eastAsia="ja-JP"/>
         </w:rPr>
-        <w:t xml:space="preserve"> 近傍から飛びやすく、N5 を備えた Memetic-LS でも高安定領域の充填が構造的に粗くなる</w:t>
-      </w:r>
-      <w:r>
-        <w:rPr>
-          <w:rFonts w:ascii="Times New Roman" w:hAnsi="Times New Roman" w:cs="Times New Roman" w:eastAsia="ＭＳ 明朝"/>
-          <w:lang w:val="en-US" w:eastAsia="ja-JP"/>
-        </w:rPr>
-        <w:t xml:space="preserve">——これが H1 の根幹である。</w:t>
+        <w:t xml:space="preserve"> 近傍から飛びやすく、これが同じ N5 を備えた Memetic-LS でも高安定領域の充填が構造的に粗くなる要因である</w:t>
+      </w:r>
+      <w:r>
+        <w:rPr>
+          <w:rFonts w:ascii="Times New Roman" w:hAnsi="Times New Roman" w:cs="Times New Roman" w:eastAsia="ＭＳ 明朝"/>
+          <w:lang w:val="en-US" w:eastAsia="ja-JP"/>
+        </w:rPr>
+        <w:t xml:space="preserve">——H1 の根幹をなす。</w:t>
       </w:r>
     </w:p>
     <w:tbl>
@@ -3246,7 +3246,7 @@
           <w:rFonts w:ascii="Times New Roman" w:hAnsi="Times New Roman" w:cs="Times New Roman" w:eastAsia="ＭＳ 明朝"/>
           <w:lang w:val="en-US" w:eastAsia="ja-JP"/>
         </w:rPr>
-        <w:t xml:space="preserve"> 方向へ引き寄せる」演算子で、集団ベースが苦手とする高安定域の充填をちょうど補完する。一方 ILS は H1 の通り近傍を自力充填済みのため伸びしろは小さい。機序は解の冗長性と経路長の差にある：GA 由来解は N5 ほど厳密な MS 最適化が及ばず「MS を壊さず安定性を改善できる冗長な順序」が残り、かつ </w:t>
+        <w:t xml:space="preserve"> 方向へ引き寄せる」演算子で、集団ベースが苦手とする高安定域の充填をちょうど補完する。一方 ILS は H1 の通り近傍を自力充填済みのため伸びしろは小さい。予測する機序は解の冗長性と経路長である：GA 由来解は </w:t>
       </w:r>
       <w:r>
         <w:rPr>
@@ -3268,7 +3268,7 @@
           <w:rFonts w:ascii="Times New Roman" w:hAnsi="Times New Roman" w:cs="Times New Roman" w:eastAsia="ＭＳ 明朝"/>
           <w:lang w:val="en-US" w:eastAsia="ja-JP"/>
         </w:rPr>
-        <w:t xml:space="preserve"> から遠く PR の経路が長い。逆に ILS は </w:t>
+        <w:t xml:space="preserve"> から遠く PR の経路が長く、N5 ほど厳密に MS 最適化されないため「MS を壊さず安定性を改善できる冗長な余地」を残す。逆に ILS は </w:t>
       </w:r>
       <w:r>
         <w:rPr>
@@ -3290,7 +3290,7 @@
           <w:rFonts w:ascii="Times New Roman" w:hAnsi="Times New Roman" w:cs="Times New Roman" w:eastAsia="ＭＳ 明朝"/>
           <w:lang w:val="en-US" w:eastAsia="ja-JP"/>
         </w:rPr>
-        <w:t xml:space="preserve"> 近傍に張り付き経路が短い。ゆえに</w:t>
+        <w:t xml:space="preserve"> 近傍に張り付き経路が短くその余地も乏しい。ゆえに</w:t>
       </w:r>
       <w:r>
         <w:rPr>
@@ -4412,7 +4412,7 @@
           <w:rFonts w:ascii="Times New Roman" w:hAnsi="Times New Roman" w:cs="Times New Roman" w:eastAsia="ＭＳ 明朝"/>
           <w:lang w:val="en-US" w:eastAsia="ja-JP"/>
         </w:rPr>
-        <w:t xml:space="preserve"> AMD Ryzen 5 7530U／Python 3.12（NumPy・DEAP・SciPy）。全乱数シード固定。コードも同リポジトリで公開する。</w:t>
+        <w:t xml:space="preserve"> AMD Ryzen 5 7530U／Python 3.12（NumPy・DEAP・SciPy）。全乱数シード固定。</w:t>
       </w:r>
     </w:p>
     <w:p>

--- a/doc/paper_apiems2026/APIEMS2026_draft_ja.docx
+++ b/doc/paper_apiems2026/APIEMS2026_draft_ja.docx
@@ -159,7 +159,7 @@
           <w:rFonts w:ascii="Times New Roman" w:hAnsi="Times New Roman" w:cs="Times New Roman" w:eastAsia="ＭＳ 明朝"/>
           <w:lang w:val="en-US" w:eastAsia="ja-JP"/>
         </w:rPr>
-        <w:t xml:space="preserve"> 近傍（高安定領域）の充填度が広域探索品質と並ぶ性能軸となる。本研究は N5 局所探索を揃えた統制比較で、軌道ベース（ILS）が連続変形でこの近傍を自力充填する一方、集団ベース（Memetic）は交叉ゆえ充填が構造的に粗いことを示す（H1）。これにより高安定域の覆域で ILS は全 8 シナリオを完全分離で上回る（|</w:t>
+        <w:t xml:space="preserve"> 近傍（高安定領域）の充填度が広域探索品質と並ぶ性能軸となる。本研究は N5 局所探索を揃えた統制比較で、軌道ベース（ILS）が連続変形でこの近傍を自力充填する一方、集団ベース（Memetic）は交叉ゆえ充填が構造的に粗いことを示す（H1）。これにより高安定領域の覆域で ILS は全 8 シナリオを完全分離で上回る（|</w:t>
       </w:r>
       <w:r>
         <w:rPr>
@@ -217,7 +217,7 @@
           <w:rFonts w:ascii="Times New Roman" w:hAnsi="Times New Roman" w:cs="Times New Roman" w:eastAsia="ＭＳ 明朝"/>
           <w:lang w:val="en-US" w:eastAsia="ja-JP"/>
         </w:rPr>
-        <w:t xml:space="preserve"> へ引き寄せる安定性誘導演算子として提案する。8 シナリオ・7 手法・n=10 の実験から、同一演算子の効果がホスト構造に依存して非対称に現れ（集団の高安定覆域を 2 倍以上押し上げ総合品質で首位へ、軌道は頭打ち, H2）、評価指標で首位手法が入れ替わる相補構造を定量化する。</w:t>
+        <w:t xml:space="preserve"> へ引き寄せる安定性誘導演算子として提案する。8 シナリオ・7 手法・n=10 の実験から、同一演算子の効果がホスト構造に依存して非対称に現れ（集団の高安定領域の覆域を 2 倍以上押し上げ総合品質で首位へ、軌道は頭打ち, H2）、評価指標で首位手法が入れ替わる相補構造を定量化する。</w:t>
       </w:r>
     </w:p>
     <w:p>
@@ -3246,7 +3246,7 @@
           <w:rFonts w:ascii="Times New Roman" w:hAnsi="Times New Roman" w:cs="Times New Roman" w:eastAsia="ＭＳ 明朝"/>
           <w:lang w:val="en-US" w:eastAsia="ja-JP"/>
         </w:rPr>
-        <w:t xml:space="preserve"> 方向へ引き寄せる」演算子で、集団ベースが苦手とする高安定域の充填をちょうど補完する。一方 ILS は H1 の通り近傍を自力充填済みのため伸びしろは小さい。予測する機序は解の冗長性と経路長である：GA 由来解は </w:t>
+        <w:t xml:space="preserve"> 方向へ引き寄せる」演算子で、集団ベースが苦手とする高安定領域の充填をちょうど補完する。一方 ILS は H1 の通り近傍を自力充填済みのため伸びしろは小さい。予測する機序は解の冗長性と経路長である：GA 由来解は </w:t>
       </w:r>
       <w:r>
         <w:rPr>
@@ -3835,7 +3835,7 @@
           <w:rFonts w:ascii="Times New Roman" w:hAnsi="Times New Roman" w:cs="Times New Roman" w:eastAsia="ＭＳ 明朝"/>
           <w:lang w:val="en-US" w:eastAsia="ja-JP"/>
         </w:rPr>
-        <w:t xml:space="preserve">本節は統制した対比較で H1（§4.2・軌道ベースの高安定域への適合性）と H2（§4.3・同一機構のホスト依存の非対称効果）を確立し、総合スコアボード（§4.4）でその含意——評価軸が変われば最良手法も替わる相補構造——を俯瞰する。</w:t>
+        <w:t xml:space="preserve">本節は統制した対比較で H1（§4.2・軌道ベースの高安定領域への適合性）と H2（§4.3・同一機構のホスト依存の非対称効果）を確立し、総合スコアボード（§4.4）でその含意——評価軸が変われば最良手法も替わる相補構造——を俯瞰する。</w:t>
       </w:r>
     </w:p>
     <w:p>
@@ -4441,7 +4441,7 @@
           <w:rFonts w:ascii="Times New Roman" w:hAnsi="Times New Roman" w:cs="Times New Roman" w:eastAsia="ＭＳ 明朝"/>
           <w:lang w:val="en-US" w:eastAsia="ja-JP"/>
         </w:rPr>
-        <w:t xml:space="preserve">機構の交絡を避け、局所探索を揃えた ILS-baseline と Memetic-LS を比較する。したがって高安定域の差は、同じ局所探索を積んだ有能な集団でも交叉ゆえ </w:t>
+        <w:t xml:space="preserve">機構の交絡を避け、局所探索を揃えた ILS-baseline と Memetic-LS を比較する。したがって高安定領域の差は、同じ局所探索を積んだ有能な集団でも交叉ゆえ </w:t>
       </w:r>
       <w:r>
         <w:rPr>
@@ -4551,7 +4551,7 @@
           <w:rFonts w:ascii="Times New Roman" w:hAnsi="Times New Roman" w:cs="Times New Roman" w:eastAsia="ＭＳ 明朝"/>
           <w:lang w:val="en-US" w:eastAsia="ja-JP"/>
         </w:rPr>
-        <w:t xml:space="preserve">|=1.0）。低再スケジューリング率の 3 シナリオ（la36S・ta21S・la40）では Memetic-LS が高安定域に解を 1 つも到達できず、ILS のみが </w:t>
+        <w:t xml:space="preserve">|=1.0）。低再スケジューリング率の 3 シナリオ（la36S・ta21S・la40）では Memetic-LS が高安定領域に解を 1 つも到達できず、ILS のみが </w:t>
       </w:r>
       <w:r>
         <w:rPr>
@@ -5113,7 +5113,7 @@
           <w:rFonts w:ascii="Times New Roman" w:hAnsi="Times New Roman" w:cs="Times New Roman" w:eastAsia="ＭＳ 明朝"/>
           <w:lang w:val="en-US" w:eastAsia="ja-JP"/>
         </w:rPr>
-        <w:t xml:space="preserve">。多くのシナリオで baseline 時点で高安定域を自力充填済みで天井タイ。機構が有意に効くのは</w:t>
+        <w:t xml:space="preserve">。多くのシナリオで baseline 時点で高安定領域を自力充填済みで天井タイ。機構が有意に効くのは</w:t>
       </w:r>
       <w:r>
         <w:rPr>
@@ -5374,7 +5374,7 @@
           <w:rFonts w:ascii="Times New Roman" w:hAnsi="Times New Roman" w:cs="Times New Roman" w:eastAsia="ＭＳ 明朝"/>
           <w:lang w:val="en-US" w:eastAsia="ja-JP"/>
         </w:rPr>
-        <w:t xml:space="preserve"> の間に未最適化の中間解が多く残ることを反映する。ゆえに方向づけ移動は ILS では空振りに終わる。la36L・ta21L で機構が僅かに効くのは方向づけ自体でなく、キック後の局所探索が ILS の自力充填で埋め残した高安定域を再最適化で埋める寄与による。</w:t>
+        <w:t xml:space="preserve"> の間に未最適化の中間解が多く残ることを反映する。ゆえに方向づけ移動は ILS では空振りに終わる。la36L・ta21L で機構が僅かに効くのは方向づけ自体でなく、キック後の局所探索が ILS の自力充填で埋め残した高安定領域を再最適化で埋める寄与による。</w:t>
       </w:r>
     </w:p>
     <w:tbl>
@@ -6358,7 +6358,7 @@
           <w:rFonts w:ascii="Times New Roman" w:hAnsi="Times New Roman" w:cs="Times New Roman" w:eastAsia="ＭＳ 明朝"/>
           <w:lang w:val="en-US" w:eastAsia="ja-JP"/>
         </w:rPr>
-        <w:t xml:space="preserve">|=1.0。5 シナリオで 2〜4.5 倍・残る 3 シナリオでは集団ベースが高安定域到達ゼロ）、アンタイムでも 6/8 で上回る。これは局所探索の有無でなく探索構造に由来する。</w:t>
+        <w:t xml:space="preserve">|=1.0。5 シナリオで 2〜4.5 倍・残る 3 シナリオでは集団ベースが高安定領域到達ゼロ）、アンタイムでも 6/8 で上回る。これは局所探索の有無でなく探索構造に由来する。</w:t>
       </w:r>
     </w:p>
     <w:p>
@@ -6469,7 +6469,7 @@
           <w:rFonts w:ascii="Times New Roman" w:hAnsi="Times New Roman" w:cs="Times New Roman" w:eastAsia="ＭＳ 明朝"/>
           <w:lang w:val="en-US" w:eastAsia="ja-JP"/>
         </w:rPr>
-        <w:t xml:space="preserve"> (i) n=10 に基づく（飽和した主結論は頑健だが境界事例は別）。(ii) 再スケジューリング率—統合 HV の勝者の対応には初期解 </w:t>
+        <w:t xml:space="preserve"> (i) n=10 に基づく（飽和した主結論は頑健だが境界事例は別）。(ii) 安定性を順列偏差でのみ測っており、開始時刻偏差下での妥当性は未検証である（§3.1）。(iii) H1・H2 は作業集合を保つ作業遅延型の外乱で確立した。特急ジョブの割込みやジョブ削除のように作業集合そのものを変える外乱では、</w:t>
       </w:r>
       <w:r>
         <w:rPr>
@@ -6491,7 +6491,29 @@
           <w:rFonts w:ascii="Times New Roman" w:hAnsi="Times New Roman" w:cs="Times New Roman" w:eastAsia="ＭＳ 明朝"/>
           <w:lang w:val="en-US" w:eastAsia="ja-JP"/>
         </w:rPr>
-        <w:t xml:space="preserve"> 品質の交絡と安定性目的の表現依存があり探索的観察に留める。(iii) 安定性を順列偏差でのみ測っており、開始時刻偏差（時間安定）下での妥当性は未検証である（§3.1）。</w:t>
+        <w:t xml:space="preserve"> が完全な参照解でなくなり安定性（</w:t>
+      </w:r>
+      <w:r>
+        <w:rPr>
+          <w:rFonts w:ascii="Times New Roman" w:hAnsi="Times New Roman" w:cs="Times New Roman"/>
+          <w:i/>
+        </w:rPr>
+        <w:t xml:space="preserve">S</w:t>
+      </w:r>
+      <w:r>
+        <w:rPr>
+          <w:rFonts w:ascii="Times New Roman" w:hAnsi="Times New Roman" w:cs="Times New Roman"/>
+          <w:i/>
+          <w:vertAlign w:val="subscript"/>
+        </w:rPr>
+        <w:t xml:space="preserve">p</w:t>
+      </w:r>
+      <w:r>
+        <w:rPr>
+          <w:rFonts w:ascii="Times New Roman" w:hAnsi="Times New Roman" w:cs="Times New Roman" w:eastAsia="ＭＳ 明朝"/>
+          <w:lang w:val="en-US" w:eastAsia="ja-JP"/>
+        </w:rPr>
+        <w:t xml:space="preserve"> からの偏差, 式(1)）の定義自体が変わるため、同じ非対称が成り立つかは本研究の射程外である。</w:t>
       </w:r>
     </w:p>
     <w:p>
@@ -6513,7 +6535,7 @@
           <w:rFonts w:ascii="Times New Roman" w:hAnsi="Times New Roman" w:cs="Times New Roman" w:eastAsia="ＭＳ 明朝"/>
           <w:lang w:val="en-US" w:eastAsia="ja-JP"/>
         </w:rPr>
-        <w:t xml:space="preserve"> 開始時刻偏差（時間安定）下での再検証、機械故障など機械割当を変える外乱への拡張、範囲レバーと演算子レバーの統合（影響波及範囲内での誘導演算子の併用）の検証、集団側の代替処方 </w:t>
+        <w:t xml:space="preserve"> 開始時刻偏差下での再検証、特急ジョブの割込みなど作業集合を変える外乱への拡張、範囲レバーと演算子レバーの統合（影響波及範囲内での誘導演算子の併用）の検証、集団側の代替処方 </w:t>
       </w:r>
       <w:r>
         <w:rPr>
